--- a/Documentos/Relatório.docx
+++ b/Documentos/Relatório.docx
@@ -413,7 +413,7 @@
           <w:lang w:val="pt-PT"/>
         </w:rPr>
       </w:pPr>
-      <w:bookmarkStart w:id="0" w:name="_Toc227347112"/>
+      <w:bookmarkStart w:id="0" w:name="_Toc227348168"/>
       <w:r>
         <w:rPr>
           <w:rFonts w:cstheme="minorHAnsi"/>
@@ -690,7 +690,7 @@
             </w:rPr>
             <w:fldChar w:fldCharType="separate"/>
           </w:r>
-          <w:hyperlink w:anchor="_Toc227347112" w:history="1">
+          <w:hyperlink w:anchor="_Toc227348168" w:history="1">
             <w:r>
               <w:rPr>
                 <w:rStyle w:val="Hiperligao"/>
@@ -714,7 +714,7 @@
               <w:rPr>
                 <w:webHidden/>
               </w:rPr>
-              <w:instrText xml:space="preserve"> PAGEREF _Toc227347112 \h </w:instrText>
+              <w:instrText xml:space="preserve"> PAGEREF _Toc227348168 \h </w:instrText>
             </w:r>
             <w:r>
               <w:rPr>
@@ -753,7 +753,7 @@
               <w14:ligatures w14:val="standardContextual"/>
             </w:rPr>
           </w:pPr>
-          <w:hyperlink w:anchor="_Toc227347113" w:history="1">
+          <w:hyperlink w:anchor="_Toc227348169" w:history="1">
             <w:r>
               <w:rPr>
                 <w:rStyle w:val="Hiperligao"/>
@@ -777,7 +777,7 @@
               <w:rPr>
                 <w:webHidden/>
               </w:rPr>
-              <w:instrText xml:space="preserve"> PAGEREF _Toc227347113 \h </w:instrText>
+              <w:instrText xml:space="preserve"> PAGEREF _Toc227348169 \h </w:instrText>
             </w:r>
             <w:r>
               <w:rPr>
@@ -816,13 +816,13 @@
               <w14:ligatures w14:val="standardContextual"/>
             </w:rPr>
           </w:pPr>
-          <w:hyperlink w:anchor="_Toc227347114" w:history="1">
+          <w:hyperlink w:anchor="_Toc227348170" w:history="1">
             <w:r>
               <w:rPr>
                 <w:rStyle w:val="Hiperligao"/>
                 <w:rFonts w:cstheme="minorHAnsi"/>
               </w:rPr>
-              <w:t>Lista de Tabelas</w:t>
+              <w:t>Lista de Acrónimos</w:t>
             </w:r>
             <w:r>
               <w:rPr>
@@ -840,7 +840,7 @@
               <w:rPr>
                 <w:webHidden/>
               </w:rPr>
-              <w:instrText xml:space="preserve"> PAGEREF _Toc227347114 \h </w:instrText>
+              <w:instrText xml:space="preserve"> PAGEREF _Toc227348170 \h </w:instrText>
             </w:r>
             <w:r>
               <w:rPr>
@@ -857,7 +857,7 @@
               <w:rPr>
                 <w:webHidden/>
               </w:rPr>
-              <w:t>xiii</w:t>
+              <w:t>xv</w:t>
             </w:r>
             <w:r>
               <w:rPr>
@@ -879,13 +879,31 @@
               <w14:ligatures w14:val="standardContextual"/>
             </w:rPr>
           </w:pPr>
-          <w:hyperlink w:anchor="_Toc227347115" w:history="1">
+          <w:hyperlink w:anchor="_Toc227348171" w:history="1">
             <w:r>
               <w:rPr>
                 <w:rStyle w:val="Hiperligao"/>
                 <w:rFonts w:cstheme="minorHAnsi"/>
               </w:rPr>
-              <w:t>Lista de Acrónimos</w:t>
+              <w:t>1.</w:t>
+            </w:r>
+            <w:r>
+              <w:rPr>
+                <w:rFonts w:eastAsiaTheme="minorEastAsia" w:cstheme="minorBidi"/>
+                <w:b w:val="0"/>
+                <w:kern w:val="2"/>
+                <w:sz w:val="24"/>
+                <w:lang w:eastAsia="pt-PT"/>
+                <w14:ligatures w14:val="standardContextual"/>
+              </w:rPr>
+              <w:tab/>
+            </w:r>
+            <w:r>
+              <w:rPr>
+                <w:rStyle w:val="Hiperligao"/>
+                <w:rFonts w:cstheme="minorHAnsi"/>
+              </w:rPr>
+              <w:t>Introdução</w:t>
             </w:r>
             <w:r>
               <w:rPr>
@@ -903,7 +921,7 @@
               <w:rPr>
                 <w:webHidden/>
               </w:rPr>
-              <w:instrText xml:space="preserve"> PAGEREF _Toc227347115 \h </w:instrText>
+              <w:instrText xml:space="preserve"> PAGEREF _Toc227348171 \h </w:instrText>
             </w:r>
             <w:r>
               <w:rPr>
@@ -920,7 +938,7 @@
               <w:rPr>
                 <w:webHidden/>
               </w:rPr>
-              <w:t>xv</w:t>
+              <w:t>17</w:t>
             </w:r>
             <w:r>
               <w:rPr>
@@ -942,13 +960,12 @@
               <w14:ligatures w14:val="standardContextual"/>
             </w:rPr>
           </w:pPr>
-          <w:hyperlink w:anchor="_Toc227347116" w:history="1">
+          <w:hyperlink w:anchor="_Toc227348172" w:history="1">
             <w:r>
               <w:rPr>
                 <w:rStyle w:val="Hiperligao"/>
-                <w:rFonts w:cstheme="minorHAnsi"/>
-              </w:rPr>
-              <w:t>1.</w:t>
+              </w:rPr>
+              <w:t>2.</w:t>
             </w:r>
             <w:r>
               <w:rPr>
@@ -964,9 +981,8 @@
             <w:r>
               <w:rPr>
                 <w:rStyle w:val="Hiperligao"/>
-                <w:rFonts w:cstheme="minorHAnsi"/>
-              </w:rPr>
-              <w:t>Introdução</w:t>
+              </w:rPr>
+              <w:t>Objetos e Metodologias</w:t>
             </w:r>
             <w:r>
               <w:rPr>
@@ -984,7 +1000,7 @@
               <w:rPr>
                 <w:webHidden/>
               </w:rPr>
-              <w:instrText xml:space="preserve"> PAGEREF _Toc227347116 \h </w:instrText>
+              <w:instrText xml:space="preserve"> PAGEREF _Toc227348172 \h </w:instrText>
             </w:r>
             <w:r>
               <w:rPr>
@@ -1001,7 +1017,165 @@
               <w:rPr>
                 <w:webHidden/>
               </w:rPr>
-              <w:t>17</w:t>
+              <w:t>18</w:t>
+            </w:r>
+            <w:r>
+              <w:rPr>
+                <w:webHidden/>
+              </w:rPr>
+              <w:fldChar w:fldCharType="end"/>
+            </w:r>
+          </w:hyperlink>
+        </w:p>
+        <w:p>
+          <w:pPr>
+            <w:pStyle w:val="ndice2"/>
+            <w:rPr>
+              <w:rFonts w:eastAsiaTheme="minorEastAsia" w:cstheme="minorBidi"/>
+              <w:kern w:val="2"/>
+              <w:sz w:val="24"/>
+              <w:szCs w:val="24"/>
+              <w:lang w:eastAsia="pt-PT"/>
+              <w14:ligatures w14:val="standardContextual"/>
+            </w:rPr>
+          </w:pPr>
+          <w:hyperlink w:anchor="_Toc227348173" w:history="1">
+            <w:r>
+              <w:rPr>
+                <w:rStyle w:val="Hiperligao"/>
+              </w:rPr>
+              <w:t>2.1.</w:t>
+            </w:r>
+            <w:r>
+              <w:rPr>
+                <w:rFonts w:eastAsiaTheme="minorEastAsia" w:cstheme="minorBidi"/>
+                <w:kern w:val="2"/>
+                <w:sz w:val="24"/>
+                <w:szCs w:val="24"/>
+                <w:lang w:eastAsia="pt-PT"/>
+                <w14:ligatures w14:val="standardContextual"/>
+              </w:rPr>
+              <w:tab/>
+            </w:r>
+            <w:r>
+              <w:rPr>
+                <w:rStyle w:val="Hiperligao"/>
+              </w:rPr>
+              <w:t>Ferramentas e Tecnologias</w:t>
+            </w:r>
+            <w:r>
+              <w:rPr>
+                <w:webHidden/>
+              </w:rPr>
+              <w:tab/>
+            </w:r>
+            <w:r>
+              <w:rPr>
+                <w:webHidden/>
+              </w:rPr>
+              <w:fldChar w:fldCharType="begin"/>
+            </w:r>
+            <w:r>
+              <w:rPr>
+                <w:webHidden/>
+              </w:rPr>
+              <w:instrText xml:space="preserve"> PAGEREF _Toc227348173 \h </w:instrText>
+            </w:r>
+            <w:r>
+              <w:rPr>
+                <w:webHidden/>
+              </w:rPr>
+            </w:r>
+            <w:r>
+              <w:rPr>
+                <w:webHidden/>
+              </w:rPr>
+              <w:fldChar w:fldCharType="separate"/>
+            </w:r>
+            <w:r>
+              <w:rPr>
+                <w:webHidden/>
+              </w:rPr>
+              <w:t>18</w:t>
+            </w:r>
+            <w:r>
+              <w:rPr>
+                <w:webHidden/>
+              </w:rPr>
+              <w:fldChar w:fldCharType="end"/>
+            </w:r>
+          </w:hyperlink>
+        </w:p>
+        <w:p>
+          <w:pPr>
+            <w:pStyle w:val="ndice2"/>
+            <w:rPr>
+              <w:rFonts w:eastAsiaTheme="minorEastAsia" w:cstheme="minorBidi"/>
+              <w:kern w:val="2"/>
+              <w:sz w:val="24"/>
+              <w:szCs w:val="24"/>
+              <w:lang w:eastAsia="pt-PT"/>
+              <w14:ligatures w14:val="standardContextual"/>
+            </w:rPr>
+          </w:pPr>
+          <w:hyperlink w:anchor="_Toc227348174" w:history="1">
+            <w:r>
+              <w:rPr>
+                <w:rStyle w:val="Hiperligao"/>
+              </w:rPr>
+              <w:t>2.2.</w:t>
+            </w:r>
+            <w:r>
+              <w:rPr>
+                <w:rFonts w:eastAsiaTheme="minorEastAsia" w:cstheme="minorBidi"/>
+                <w:kern w:val="2"/>
+                <w:sz w:val="24"/>
+                <w:szCs w:val="24"/>
+                <w:lang w:eastAsia="pt-PT"/>
+                <w14:ligatures w14:val="standardContextual"/>
+              </w:rPr>
+              <w:tab/>
+            </w:r>
+            <w:r>
+              <w:rPr>
+                <w:rStyle w:val="Hiperligao"/>
+              </w:rPr>
+              <w:t>Planeamento</w:t>
+            </w:r>
+            <w:r>
+              <w:rPr>
+                <w:webHidden/>
+              </w:rPr>
+              <w:tab/>
+            </w:r>
+            <w:r>
+              <w:rPr>
+                <w:webHidden/>
+              </w:rPr>
+              <w:fldChar w:fldCharType="begin"/>
+            </w:r>
+            <w:r>
+              <w:rPr>
+                <w:webHidden/>
+              </w:rPr>
+              <w:instrText xml:space="preserve"> PAGEREF _Toc227348174 \h </w:instrText>
+            </w:r>
+            <w:r>
+              <w:rPr>
+                <w:webHidden/>
+              </w:rPr>
+            </w:r>
+            <w:r>
+              <w:rPr>
+                <w:webHidden/>
+              </w:rPr>
+              <w:fldChar w:fldCharType="separate"/>
+            </w:r>
+            <w:r>
+              <w:rPr>
+                <w:webHidden/>
+              </w:rPr>
+              <w:t>20</w:t>
             </w:r>
             <w:r>
               <w:rPr>
@@ -1023,12 +1197,12 @@
               <w14:ligatures w14:val="standardContextual"/>
             </w:rPr>
           </w:pPr>
-          <w:hyperlink w:anchor="_Toc227347117" w:history="1">
+          <w:hyperlink w:anchor="_Toc227348175" w:history="1">
             <w:r>
               <w:rPr>
                 <w:rStyle w:val="Hiperligao"/>
               </w:rPr>
-              <w:t>2.</w:t>
+              <w:t>3.</w:t>
             </w:r>
             <w:r>
               <w:rPr>
@@ -1045,7 +1219,7 @@
               <w:rPr>
                 <w:rStyle w:val="Hiperligao"/>
               </w:rPr>
-              <w:t>Objetos e Metodologias</w:t>
+              <w:t>Trabalho Desenvolvido</w:t>
             </w:r>
             <w:r>
               <w:rPr>
@@ -1063,7 +1237,7 @@
               <w:rPr>
                 <w:webHidden/>
               </w:rPr>
-              <w:instrText xml:space="preserve"> PAGEREF _Toc227347117 \h </w:instrText>
+              <w:instrText xml:space="preserve"> PAGEREF _Toc227348175 \h </w:instrText>
             </w:r>
             <w:r>
               <w:rPr>
@@ -1080,7 +1254,7 @@
               <w:rPr>
                 <w:webHidden/>
               </w:rPr>
-              <w:t>18</w:t>
+              <w:t>21</w:t>
             </w:r>
             <w:r>
               <w:rPr>
@@ -1102,12 +1276,12 @@
               <w14:ligatures w14:val="standardContextual"/>
             </w:rPr>
           </w:pPr>
-          <w:hyperlink w:anchor="_Toc227347118" w:history="1">
+          <w:hyperlink w:anchor="_Toc227348176" w:history="1">
             <w:r>
               <w:rPr>
                 <w:rStyle w:val="Hiperligao"/>
               </w:rPr>
-              <w:t>2.1.</w:t>
+              <w:t>3.1.</w:t>
             </w:r>
             <w:r>
               <w:rPr>
@@ -1124,7 +1298,7 @@
               <w:rPr>
                 <w:rStyle w:val="Hiperligao"/>
               </w:rPr>
-              <w:t>Ferramentas e Tecnologias</w:t>
+              <w:t>Requisitos Implementos</w:t>
             </w:r>
             <w:r>
               <w:rPr>
@@ -1142,7 +1316,7 @@
               <w:rPr>
                 <w:webHidden/>
               </w:rPr>
-              <w:instrText xml:space="preserve"> PAGEREF _Toc227347118 \h </w:instrText>
+              <w:instrText xml:space="preserve"> PAGEREF _Toc227348176 \h </w:instrText>
             </w:r>
             <w:r>
               <w:rPr>
@@ -1159,7 +1333,7 @@
               <w:rPr>
                 <w:webHidden/>
               </w:rPr>
-              <w:t>18</w:t>
+              <w:t>21</w:t>
             </w:r>
             <w:r>
               <w:rPr>
@@ -1181,12 +1355,12 @@
               <w14:ligatures w14:val="standardContextual"/>
             </w:rPr>
           </w:pPr>
-          <w:hyperlink w:anchor="_Toc227347119" w:history="1">
+          <w:hyperlink w:anchor="_Toc227348177" w:history="1">
             <w:r>
               <w:rPr>
                 <w:rStyle w:val="Hiperligao"/>
               </w:rPr>
-              <w:t>2.2.</w:t>
+              <w:t>3.2.</w:t>
             </w:r>
             <w:r>
               <w:rPr>
@@ -1203,7 +1377,7 @@
               <w:rPr>
                 <w:rStyle w:val="Hiperligao"/>
               </w:rPr>
-              <w:t>Planeamento</w:t>
+              <w:t>Classes e Packages</w:t>
             </w:r>
             <w:r>
               <w:rPr>
@@ -1221,7 +1395,7 @@
               <w:rPr>
                 <w:webHidden/>
               </w:rPr>
-              <w:instrText xml:space="preserve"> PAGEREF _Toc227347119 \h </w:instrText>
+              <w:instrText xml:space="preserve"> PAGEREF _Toc227348177 \h </w:instrText>
             </w:r>
             <w:r>
               <w:rPr>
@@ -1238,7 +1412,7 @@
               <w:rPr>
                 <w:webHidden/>
               </w:rPr>
-              <w:t>20</w:t>
+              <w:t>27</w:t>
             </w:r>
             <w:r>
               <w:rPr>
@@ -1260,29 +1434,74 @@
               <w14:ligatures w14:val="standardContextual"/>
             </w:rPr>
           </w:pPr>
-          <w:hyperlink w:anchor="_Toc227347120" w:history="1">
+          <w:hyperlink w:anchor="_Toc227348178" w:history="1">
             <w:r>
               <w:rPr>
                 <w:rStyle w:val="Hiperligao"/>
               </w:rPr>
-              <w:t>3.</w:t>
-            </w:r>
-            <w:r>
-              <w:rPr>
-                <w:rFonts w:eastAsiaTheme="minorEastAsia" w:cstheme="minorBidi"/>
-                <w:b w:val="0"/>
-                <w:kern w:val="2"/>
-                <w:sz w:val="24"/>
-                <w:lang w:eastAsia="pt-PT"/>
-                <w14:ligatures w14:val="standardContextual"/>
+              <w:t>Classe: Utilizador</w:t>
+            </w:r>
+            <w:r>
+              <w:rPr>
+                <w:webHidden/>
               </w:rPr>
               <w:tab/>
             </w:r>
             <w:r>
               <w:rPr>
+                <w:webHidden/>
+              </w:rPr>
+              <w:fldChar w:fldCharType="begin"/>
+            </w:r>
+            <w:r>
+              <w:rPr>
+                <w:webHidden/>
+              </w:rPr>
+              <w:instrText xml:space="preserve"> PAGEREF _Toc227348178 \h </w:instrText>
+            </w:r>
+            <w:r>
+              <w:rPr>
+                <w:webHidden/>
+              </w:rPr>
+            </w:r>
+            <w:r>
+              <w:rPr>
+                <w:webHidden/>
+              </w:rPr>
+              <w:fldChar w:fldCharType="separate"/>
+            </w:r>
+            <w:r>
+              <w:rPr>
+                <w:webHidden/>
+              </w:rPr>
+              <w:t>27</w:t>
+            </w:r>
+            <w:r>
+              <w:rPr>
+                <w:webHidden/>
+              </w:rPr>
+              <w:fldChar w:fldCharType="end"/>
+            </w:r>
+          </w:hyperlink>
+        </w:p>
+        <w:p>
+          <w:pPr>
+            <w:pStyle w:val="ndice1"/>
+            <w:rPr>
+              <w:rFonts w:eastAsiaTheme="minorEastAsia" w:cstheme="minorBidi"/>
+              <w:b w:val="0"/>
+              <w:kern w:val="2"/>
+              <w:sz w:val="24"/>
+              <w:lang w:eastAsia="pt-PT"/>
+              <w14:ligatures w14:val="standardContextual"/>
+            </w:rPr>
+          </w:pPr>
+          <w:hyperlink w:anchor="_Toc227348179" w:history="1">
+            <w:r>
+              <w:rPr>
                 <w:rStyle w:val="Hiperligao"/>
               </w:rPr>
-              <w:t>Trabalho Desenvolvido</w:t>
+              <w:t>Classe: Admin</w:t>
             </w:r>
             <w:r>
               <w:rPr>
@@ -1300,7 +1519,7 @@
               <w:rPr>
                 <w:webHidden/>
               </w:rPr>
-              <w:instrText xml:space="preserve"> PAGEREF _Toc227347120 \h </w:instrText>
+              <w:instrText xml:space="preserve"> PAGEREF _Toc227348179 \h </w:instrText>
             </w:r>
             <w:r>
               <w:rPr>
@@ -1317,7 +1536,1495 @@
               <w:rPr>
                 <w:webHidden/>
               </w:rPr>
-              <w:t>21</w:t>
+              <w:t>28</w:t>
+            </w:r>
+            <w:r>
+              <w:rPr>
+                <w:webHidden/>
+              </w:rPr>
+              <w:fldChar w:fldCharType="end"/>
+            </w:r>
+          </w:hyperlink>
+        </w:p>
+        <w:p>
+          <w:pPr>
+            <w:pStyle w:val="ndice1"/>
+            <w:rPr>
+              <w:rFonts w:eastAsiaTheme="minorEastAsia" w:cstheme="minorBidi"/>
+              <w:b w:val="0"/>
+              <w:kern w:val="2"/>
+              <w:sz w:val="24"/>
+              <w:lang w:eastAsia="pt-PT"/>
+              <w14:ligatures w14:val="standardContextual"/>
+            </w:rPr>
+          </w:pPr>
+          <w:hyperlink w:anchor="_Toc227348180" w:history="1">
+            <w:r>
+              <w:rPr>
+                <w:rStyle w:val="Hiperligao"/>
+              </w:rPr>
+              <w:t>Classe: Cliente</w:t>
+            </w:r>
+            <w:r>
+              <w:rPr>
+                <w:webHidden/>
+              </w:rPr>
+              <w:tab/>
+            </w:r>
+            <w:r>
+              <w:rPr>
+                <w:webHidden/>
+              </w:rPr>
+              <w:fldChar w:fldCharType="begin"/>
+            </w:r>
+            <w:r>
+              <w:rPr>
+                <w:webHidden/>
+              </w:rPr>
+              <w:instrText xml:space="preserve"> PAGEREF _Toc227348180 \h </w:instrText>
+            </w:r>
+            <w:r>
+              <w:rPr>
+                <w:webHidden/>
+              </w:rPr>
+            </w:r>
+            <w:r>
+              <w:rPr>
+                <w:webHidden/>
+              </w:rPr>
+              <w:fldChar w:fldCharType="separate"/>
+            </w:r>
+            <w:r>
+              <w:rPr>
+                <w:webHidden/>
+              </w:rPr>
+              <w:t>28</w:t>
+            </w:r>
+            <w:r>
+              <w:rPr>
+                <w:webHidden/>
+              </w:rPr>
+              <w:fldChar w:fldCharType="end"/>
+            </w:r>
+          </w:hyperlink>
+        </w:p>
+        <w:p>
+          <w:pPr>
+            <w:pStyle w:val="ndice1"/>
+            <w:rPr>
+              <w:rFonts w:eastAsiaTheme="minorEastAsia" w:cstheme="minorBidi"/>
+              <w:b w:val="0"/>
+              <w:kern w:val="2"/>
+              <w:sz w:val="24"/>
+              <w:lang w:eastAsia="pt-PT"/>
+              <w14:ligatures w14:val="standardContextual"/>
+            </w:rPr>
+          </w:pPr>
+          <w:hyperlink w:anchor="_Toc227348181" w:history="1">
+            <w:r>
+              <w:rPr>
+                <w:rStyle w:val="Hiperligao"/>
+              </w:rPr>
+              <w:t>Classe Funcionario</w:t>
+            </w:r>
+            <w:r>
+              <w:rPr>
+                <w:webHidden/>
+              </w:rPr>
+              <w:tab/>
+            </w:r>
+            <w:r>
+              <w:rPr>
+                <w:webHidden/>
+              </w:rPr>
+              <w:fldChar w:fldCharType="begin"/>
+            </w:r>
+            <w:r>
+              <w:rPr>
+                <w:webHidden/>
+              </w:rPr>
+              <w:instrText xml:space="preserve"> PAGEREF _Toc227348181 \h </w:instrText>
+            </w:r>
+            <w:r>
+              <w:rPr>
+                <w:webHidden/>
+              </w:rPr>
+            </w:r>
+            <w:r>
+              <w:rPr>
+                <w:webHidden/>
+              </w:rPr>
+              <w:fldChar w:fldCharType="separate"/>
+            </w:r>
+            <w:r>
+              <w:rPr>
+                <w:webHidden/>
+              </w:rPr>
+              <w:t>28</w:t>
+            </w:r>
+            <w:r>
+              <w:rPr>
+                <w:webHidden/>
+              </w:rPr>
+              <w:fldChar w:fldCharType="end"/>
+            </w:r>
+          </w:hyperlink>
+        </w:p>
+        <w:p>
+          <w:pPr>
+            <w:pStyle w:val="ndice1"/>
+            <w:rPr>
+              <w:rFonts w:eastAsiaTheme="minorEastAsia" w:cstheme="minorBidi"/>
+              <w:b w:val="0"/>
+              <w:kern w:val="2"/>
+              <w:sz w:val="24"/>
+              <w:lang w:eastAsia="pt-PT"/>
+              <w14:ligatures w14:val="standardContextual"/>
+            </w:rPr>
+          </w:pPr>
+          <w:hyperlink w:anchor="_Toc227348182" w:history="1">
+            <w:r>
+              <w:rPr>
+                <w:rStyle w:val="Hiperligao"/>
+              </w:rPr>
+              <w:t>Classe: Equipamento</w:t>
+            </w:r>
+            <w:r>
+              <w:rPr>
+                <w:webHidden/>
+              </w:rPr>
+              <w:tab/>
+            </w:r>
+            <w:r>
+              <w:rPr>
+                <w:webHidden/>
+              </w:rPr>
+              <w:fldChar w:fldCharType="begin"/>
+            </w:r>
+            <w:r>
+              <w:rPr>
+                <w:webHidden/>
+              </w:rPr>
+              <w:instrText xml:space="preserve"> PAGEREF _Toc227348182 \h </w:instrText>
+            </w:r>
+            <w:r>
+              <w:rPr>
+                <w:webHidden/>
+              </w:rPr>
+            </w:r>
+            <w:r>
+              <w:rPr>
+                <w:webHidden/>
+              </w:rPr>
+              <w:fldChar w:fldCharType="separate"/>
+            </w:r>
+            <w:r>
+              <w:rPr>
+                <w:webHidden/>
+              </w:rPr>
+              <w:t>28</w:t>
+            </w:r>
+            <w:r>
+              <w:rPr>
+                <w:webHidden/>
+              </w:rPr>
+              <w:fldChar w:fldCharType="end"/>
+            </w:r>
+          </w:hyperlink>
+        </w:p>
+        <w:p>
+          <w:pPr>
+            <w:pStyle w:val="ndice1"/>
+            <w:rPr>
+              <w:rFonts w:eastAsiaTheme="minorEastAsia" w:cstheme="minorBidi"/>
+              <w:b w:val="0"/>
+              <w:kern w:val="2"/>
+              <w:sz w:val="24"/>
+              <w:lang w:eastAsia="pt-PT"/>
+              <w14:ligatures w14:val="standardContextual"/>
+            </w:rPr>
+          </w:pPr>
+          <w:hyperlink w:anchor="_Toc227348183" w:history="1">
+            <w:r>
+              <w:rPr>
+                <w:rStyle w:val="Hiperligao"/>
+              </w:rPr>
+              <w:t>Classe Reparacao</w:t>
+            </w:r>
+            <w:r>
+              <w:rPr>
+                <w:webHidden/>
+              </w:rPr>
+              <w:tab/>
+            </w:r>
+            <w:r>
+              <w:rPr>
+                <w:webHidden/>
+              </w:rPr>
+              <w:fldChar w:fldCharType="begin"/>
+            </w:r>
+            <w:r>
+              <w:rPr>
+                <w:webHidden/>
+              </w:rPr>
+              <w:instrText xml:space="preserve"> PAGEREF _Toc227348183 \h </w:instrText>
+            </w:r>
+            <w:r>
+              <w:rPr>
+                <w:webHidden/>
+              </w:rPr>
+            </w:r>
+            <w:r>
+              <w:rPr>
+                <w:webHidden/>
+              </w:rPr>
+              <w:fldChar w:fldCharType="separate"/>
+            </w:r>
+            <w:r>
+              <w:rPr>
+                <w:webHidden/>
+              </w:rPr>
+              <w:t>28</w:t>
+            </w:r>
+            <w:r>
+              <w:rPr>
+                <w:webHidden/>
+              </w:rPr>
+              <w:fldChar w:fldCharType="end"/>
+            </w:r>
+          </w:hyperlink>
+        </w:p>
+        <w:p>
+          <w:pPr>
+            <w:pStyle w:val="ndice1"/>
+            <w:rPr>
+              <w:rFonts w:eastAsiaTheme="minorEastAsia" w:cstheme="minorBidi"/>
+              <w:b w:val="0"/>
+              <w:kern w:val="2"/>
+              <w:sz w:val="24"/>
+              <w:lang w:eastAsia="pt-PT"/>
+              <w14:ligatures w14:val="standardContextual"/>
+            </w:rPr>
+          </w:pPr>
+          <w:hyperlink w:anchor="_Toc227348184" w:history="1">
+            <w:r>
+              <w:rPr>
+                <w:rStyle w:val="Hiperligao"/>
+              </w:rPr>
+              <w:t>Gere os dados de cada intervenção técnica, incluindo o número sequencial, datas, custos e o estado do processo</w:t>
+            </w:r>
+            <w:r>
+              <w:rPr>
+                <w:webHidden/>
+              </w:rPr>
+              <w:tab/>
+            </w:r>
+            <w:r>
+              <w:rPr>
+                <w:webHidden/>
+              </w:rPr>
+              <w:fldChar w:fldCharType="begin"/>
+            </w:r>
+            <w:r>
+              <w:rPr>
+                <w:webHidden/>
+              </w:rPr>
+              <w:instrText xml:space="preserve"> PAGEREF _Toc227348184 \h </w:instrText>
+            </w:r>
+            <w:r>
+              <w:rPr>
+                <w:webHidden/>
+              </w:rPr>
+            </w:r>
+            <w:r>
+              <w:rPr>
+                <w:webHidden/>
+              </w:rPr>
+              <w:fldChar w:fldCharType="separate"/>
+            </w:r>
+            <w:r>
+              <w:rPr>
+                <w:webHidden/>
+              </w:rPr>
+              <w:t>28</w:t>
+            </w:r>
+            <w:r>
+              <w:rPr>
+                <w:webHidden/>
+              </w:rPr>
+              <w:fldChar w:fldCharType="end"/>
+            </w:r>
+          </w:hyperlink>
+        </w:p>
+        <w:p>
+          <w:pPr>
+            <w:pStyle w:val="ndice1"/>
+            <w:rPr>
+              <w:rFonts w:eastAsiaTheme="minorEastAsia" w:cstheme="minorBidi"/>
+              <w:b w:val="0"/>
+              <w:kern w:val="2"/>
+              <w:sz w:val="24"/>
+              <w:lang w:eastAsia="pt-PT"/>
+              <w14:ligatures w14:val="standardContextual"/>
+            </w:rPr>
+          </w:pPr>
+          <w:hyperlink w:anchor="_Toc227348185" w:history="1">
+            <w:r>
+              <w:rPr>
+                <w:rStyle w:val="Hiperligao"/>
+              </w:rPr>
+              <w:t>Classe: Peca</w:t>
+            </w:r>
+            <w:r>
+              <w:rPr>
+                <w:webHidden/>
+              </w:rPr>
+              <w:tab/>
+            </w:r>
+            <w:r>
+              <w:rPr>
+                <w:webHidden/>
+              </w:rPr>
+              <w:fldChar w:fldCharType="begin"/>
+            </w:r>
+            <w:r>
+              <w:rPr>
+                <w:webHidden/>
+              </w:rPr>
+              <w:instrText xml:space="preserve"> PAGEREF _Toc227348185 \h </w:instrText>
+            </w:r>
+            <w:r>
+              <w:rPr>
+                <w:webHidden/>
+              </w:rPr>
+            </w:r>
+            <w:r>
+              <w:rPr>
+                <w:webHidden/>
+              </w:rPr>
+              <w:fldChar w:fldCharType="separate"/>
+            </w:r>
+            <w:r>
+              <w:rPr>
+                <w:webHidden/>
+              </w:rPr>
+              <w:t>28</w:t>
+            </w:r>
+            <w:r>
+              <w:rPr>
+                <w:webHidden/>
+              </w:rPr>
+              <w:fldChar w:fldCharType="end"/>
+            </w:r>
+          </w:hyperlink>
+        </w:p>
+        <w:p>
+          <w:pPr>
+            <w:pStyle w:val="ndice1"/>
+            <w:rPr>
+              <w:rFonts w:eastAsiaTheme="minorEastAsia" w:cstheme="minorBidi"/>
+              <w:b w:val="0"/>
+              <w:kern w:val="2"/>
+              <w:sz w:val="24"/>
+              <w:lang w:eastAsia="pt-PT"/>
+              <w14:ligatures w14:val="standardContextual"/>
+            </w:rPr>
+          </w:pPr>
+          <w:hyperlink w:anchor="_Toc227348186" w:history="1">
+            <w:r>
+              <w:rPr>
+                <w:rStyle w:val="Hiperligao"/>
+              </w:rPr>
+              <w:t>Classe: PecaUsada</w:t>
+            </w:r>
+            <w:r>
+              <w:rPr>
+                <w:webHidden/>
+              </w:rPr>
+              <w:tab/>
+            </w:r>
+            <w:r>
+              <w:rPr>
+                <w:webHidden/>
+              </w:rPr>
+              <w:fldChar w:fldCharType="begin"/>
+            </w:r>
+            <w:r>
+              <w:rPr>
+                <w:webHidden/>
+              </w:rPr>
+              <w:instrText xml:space="preserve"> PAGEREF _Toc227348186 \h </w:instrText>
+            </w:r>
+            <w:r>
+              <w:rPr>
+                <w:webHidden/>
+              </w:rPr>
+            </w:r>
+            <w:r>
+              <w:rPr>
+                <w:webHidden/>
+              </w:rPr>
+              <w:fldChar w:fldCharType="separate"/>
+            </w:r>
+            <w:r>
+              <w:rPr>
+                <w:webHidden/>
+              </w:rPr>
+              <w:t>28</w:t>
+            </w:r>
+            <w:r>
+              <w:rPr>
+                <w:webHidden/>
+              </w:rPr>
+              <w:fldChar w:fldCharType="end"/>
+            </w:r>
+          </w:hyperlink>
+        </w:p>
+        <w:p>
+          <w:pPr>
+            <w:pStyle w:val="ndice1"/>
+            <w:rPr>
+              <w:rFonts w:eastAsiaTheme="minorEastAsia" w:cstheme="minorBidi"/>
+              <w:b w:val="0"/>
+              <w:kern w:val="2"/>
+              <w:sz w:val="24"/>
+              <w:lang w:eastAsia="pt-PT"/>
+              <w14:ligatures w14:val="standardContextual"/>
+            </w:rPr>
+          </w:pPr>
+          <w:hyperlink w:anchor="_Toc227348187" w:history="1">
+            <w:r>
+              <w:rPr>
+                <w:rStyle w:val="Hiperligao"/>
+              </w:rPr>
+              <w:t>Classe: AdminDao</w:t>
+            </w:r>
+            <w:r>
+              <w:rPr>
+                <w:webHidden/>
+              </w:rPr>
+              <w:tab/>
+            </w:r>
+            <w:r>
+              <w:rPr>
+                <w:webHidden/>
+              </w:rPr>
+              <w:fldChar w:fldCharType="begin"/>
+            </w:r>
+            <w:r>
+              <w:rPr>
+                <w:webHidden/>
+              </w:rPr>
+              <w:instrText xml:space="preserve"> PAGEREF _Toc227348187 \h </w:instrText>
+            </w:r>
+            <w:r>
+              <w:rPr>
+                <w:webHidden/>
+              </w:rPr>
+            </w:r>
+            <w:r>
+              <w:rPr>
+                <w:webHidden/>
+              </w:rPr>
+              <w:fldChar w:fldCharType="separate"/>
+            </w:r>
+            <w:r>
+              <w:rPr>
+                <w:webHidden/>
+              </w:rPr>
+              <w:t>29</w:t>
+            </w:r>
+            <w:r>
+              <w:rPr>
+                <w:webHidden/>
+              </w:rPr>
+              <w:fldChar w:fldCharType="end"/>
+            </w:r>
+          </w:hyperlink>
+        </w:p>
+        <w:p>
+          <w:pPr>
+            <w:pStyle w:val="ndice1"/>
+            <w:rPr>
+              <w:rFonts w:eastAsiaTheme="minorEastAsia" w:cstheme="minorBidi"/>
+              <w:b w:val="0"/>
+              <w:kern w:val="2"/>
+              <w:sz w:val="24"/>
+              <w:lang w:eastAsia="pt-PT"/>
+              <w14:ligatures w14:val="standardContextual"/>
+            </w:rPr>
+          </w:pPr>
+          <w:hyperlink w:anchor="_Toc227348188" w:history="1">
+            <w:r>
+              <w:rPr>
+                <w:rStyle w:val="Hiperligao"/>
+              </w:rPr>
+              <w:t>Classe: ClienteDAO</w:t>
+            </w:r>
+            <w:r>
+              <w:rPr>
+                <w:webHidden/>
+              </w:rPr>
+              <w:tab/>
+            </w:r>
+            <w:r>
+              <w:rPr>
+                <w:webHidden/>
+              </w:rPr>
+              <w:fldChar w:fldCharType="begin"/>
+            </w:r>
+            <w:r>
+              <w:rPr>
+                <w:webHidden/>
+              </w:rPr>
+              <w:instrText xml:space="preserve"> PAGEREF _Toc227348188 \h </w:instrText>
+            </w:r>
+            <w:r>
+              <w:rPr>
+                <w:webHidden/>
+              </w:rPr>
+            </w:r>
+            <w:r>
+              <w:rPr>
+                <w:webHidden/>
+              </w:rPr>
+              <w:fldChar w:fldCharType="separate"/>
+            </w:r>
+            <w:r>
+              <w:rPr>
+                <w:webHidden/>
+              </w:rPr>
+              <w:t>29</w:t>
+            </w:r>
+            <w:r>
+              <w:rPr>
+                <w:webHidden/>
+              </w:rPr>
+              <w:fldChar w:fldCharType="end"/>
+            </w:r>
+          </w:hyperlink>
+        </w:p>
+        <w:p>
+          <w:pPr>
+            <w:pStyle w:val="ndice1"/>
+            <w:rPr>
+              <w:rFonts w:eastAsiaTheme="minorEastAsia" w:cstheme="minorBidi"/>
+              <w:b w:val="0"/>
+              <w:kern w:val="2"/>
+              <w:sz w:val="24"/>
+              <w:lang w:eastAsia="pt-PT"/>
+              <w14:ligatures w14:val="standardContextual"/>
+            </w:rPr>
+          </w:pPr>
+          <w:hyperlink w:anchor="_Toc227348189" w:history="1">
+            <w:r>
+              <w:rPr>
+                <w:rStyle w:val="Hiperligao"/>
+              </w:rPr>
+              <w:t>Classe: EquipamentoDAO</w:t>
+            </w:r>
+            <w:r>
+              <w:rPr>
+                <w:webHidden/>
+              </w:rPr>
+              <w:tab/>
+            </w:r>
+            <w:r>
+              <w:rPr>
+                <w:webHidden/>
+              </w:rPr>
+              <w:fldChar w:fldCharType="begin"/>
+            </w:r>
+            <w:r>
+              <w:rPr>
+                <w:webHidden/>
+              </w:rPr>
+              <w:instrText xml:space="preserve"> PAGEREF _Toc227348189 \h </w:instrText>
+            </w:r>
+            <w:r>
+              <w:rPr>
+                <w:webHidden/>
+              </w:rPr>
+            </w:r>
+            <w:r>
+              <w:rPr>
+                <w:webHidden/>
+              </w:rPr>
+              <w:fldChar w:fldCharType="separate"/>
+            </w:r>
+            <w:r>
+              <w:rPr>
+                <w:webHidden/>
+              </w:rPr>
+              <w:t>30</w:t>
+            </w:r>
+            <w:r>
+              <w:rPr>
+                <w:webHidden/>
+              </w:rPr>
+              <w:fldChar w:fldCharType="end"/>
+            </w:r>
+          </w:hyperlink>
+        </w:p>
+        <w:p>
+          <w:pPr>
+            <w:pStyle w:val="ndice1"/>
+            <w:rPr>
+              <w:rFonts w:eastAsiaTheme="minorEastAsia" w:cstheme="minorBidi"/>
+              <w:b w:val="0"/>
+              <w:kern w:val="2"/>
+              <w:sz w:val="24"/>
+              <w:lang w:eastAsia="pt-PT"/>
+              <w14:ligatures w14:val="standardContextual"/>
+            </w:rPr>
+          </w:pPr>
+          <w:hyperlink w:anchor="_Toc227348190" w:history="1">
+            <w:r>
+              <w:rPr>
+                <w:rStyle w:val="Hiperligao"/>
+              </w:rPr>
+              <w:t>Classe: FuncionarioDAO</w:t>
+            </w:r>
+            <w:r>
+              <w:rPr>
+                <w:webHidden/>
+              </w:rPr>
+              <w:tab/>
+            </w:r>
+            <w:r>
+              <w:rPr>
+                <w:webHidden/>
+              </w:rPr>
+              <w:fldChar w:fldCharType="begin"/>
+            </w:r>
+            <w:r>
+              <w:rPr>
+                <w:webHidden/>
+              </w:rPr>
+              <w:instrText xml:space="preserve"> PAGEREF _Toc227348190 \h </w:instrText>
+            </w:r>
+            <w:r>
+              <w:rPr>
+                <w:webHidden/>
+              </w:rPr>
+            </w:r>
+            <w:r>
+              <w:rPr>
+                <w:webHidden/>
+              </w:rPr>
+              <w:fldChar w:fldCharType="separate"/>
+            </w:r>
+            <w:r>
+              <w:rPr>
+                <w:webHidden/>
+              </w:rPr>
+              <w:t>30</w:t>
+            </w:r>
+            <w:r>
+              <w:rPr>
+                <w:webHidden/>
+              </w:rPr>
+              <w:fldChar w:fldCharType="end"/>
+            </w:r>
+          </w:hyperlink>
+        </w:p>
+        <w:p>
+          <w:pPr>
+            <w:pStyle w:val="ndice1"/>
+            <w:rPr>
+              <w:rFonts w:eastAsiaTheme="minorEastAsia" w:cstheme="minorBidi"/>
+              <w:b w:val="0"/>
+              <w:kern w:val="2"/>
+              <w:sz w:val="24"/>
+              <w:lang w:eastAsia="pt-PT"/>
+              <w14:ligatures w14:val="standardContextual"/>
+            </w:rPr>
+          </w:pPr>
+          <w:hyperlink w:anchor="_Toc227348191" w:history="1">
+            <w:r>
+              <w:rPr>
+                <w:rStyle w:val="Hiperligao"/>
+              </w:rPr>
+              <w:t>Classe: PecaDAO</w:t>
+            </w:r>
+            <w:r>
+              <w:rPr>
+                <w:webHidden/>
+              </w:rPr>
+              <w:tab/>
+            </w:r>
+            <w:r>
+              <w:rPr>
+                <w:webHidden/>
+              </w:rPr>
+              <w:fldChar w:fldCharType="begin"/>
+            </w:r>
+            <w:r>
+              <w:rPr>
+                <w:webHidden/>
+              </w:rPr>
+              <w:instrText xml:space="preserve"> PAGEREF _Toc227348191 \h </w:instrText>
+            </w:r>
+            <w:r>
+              <w:rPr>
+                <w:webHidden/>
+              </w:rPr>
+            </w:r>
+            <w:r>
+              <w:rPr>
+                <w:webHidden/>
+              </w:rPr>
+              <w:fldChar w:fldCharType="separate"/>
+            </w:r>
+            <w:r>
+              <w:rPr>
+                <w:webHidden/>
+              </w:rPr>
+              <w:t>30</w:t>
+            </w:r>
+            <w:r>
+              <w:rPr>
+                <w:webHidden/>
+              </w:rPr>
+              <w:fldChar w:fldCharType="end"/>
+            </w:r>
+          </w:hyperlink>
+        </w:p>
+        <w:p>
+          <w:pPr>
+            <w:pStyle w:val="ndice1"/>
+            <w:rPr>
+              <w:rFonts w:eastAsiaTheme="minorEastAsia" w:cstheme="minorBidi"/>
+              <w:b w:val="0"/>
+              <w:kern w:val="2"/>
+              <w:sz w:val="24"/>
+              <w:lang w:eastAsia="pt-PT"/>
+              <w14:ligatures w14:val="standardContextual"/>
+            </w:rPr>
+          </w:pPr>
+          <w:hyperlink w:anchor="_Toc227348192" w:history="1">
+            <w:r>
+              <w:rPr>
+                <w:rStyle w:val="Hiperligao"/>
+              </w:rPr>
+              <w:t>Classe: ReparacaoDAO</w:t>
+            </w:r>
+            <w:r>
+              <w:rPr>
+                <w:webHidden/>
+              </w:rPr>
+              <w:tab/>
+            </w:r>
+            <w:r>
+              <w:rPr>
+                <w:webHidden/>
+              </w:rPr>
+              <w:fldChar w:fldCharType="begin"/>
+            </w:r>
+            <w:r>
+              <w:rPr>
+                <w:webHidden/>
+              </w:rPr>
+              <w:instrText xml:space="preserve"> PAGEREF _Toc227348192 \h </w:instrText>
+            </w:r>
+            <w:r>
+              <w:rPr>
+                <w:webHidden/>
+              </w:rPr>
+            </w:r>
+            <w:r>
+              <w:rPr>
+                <w:webHidden/>
+              </w:rPr>
+              <w:fldChar w:fldCharType="separate"/>
+            </w:r>
+            <w:r>
+              <w:rPr>
+                <w:webHidden/>
+              </w:rPr>
+              <w:t>31</w:t>
+            </w:r>
+            <w:r>
+              <w:rPr>
+                <w:webHidden/>
+              </w:rPr>
+              <w:fldChar w:fldCharType="end"/>
+            </w:r>
+          </w:hyperlink>
+        </w:p>
+        <w:p>
+          <w:pPr>
+            <w:pStyle w:val="ndice1"/>
+            <w:rPr>
+              <w:rFonts w:eastAsiaTheme="minorEastAsia" w:cstheme="minorBidi"/>
+              <w:b w:val="0"/>
+              <w:kern w:val="2"/>
+              <w:sz w:val="24"/>
+              <w:lang w:eastAsia="pt-PT"/>
+              <w14:ligatures w14:val="standardContextual"/>
+            </w:rPr>
+          </w:pPr>
+          <w:hyperlink w:anchor="_Toc227348193" w:history="1">
+            <w:r>
+              <w:rPr>
+                <w:rStyle w:val="Hiperligao"/>
+              </w:rPr>
+              <w:t>Classe: UtilizadoresDAO</w:t>
+            </w:r>
+            <w:r>
+              <w:rPr>
+                <w:webHidden/>
+              </w:rPr>
+              <w:tab/>
+            </w:r>
+            <w:r>
+              <w:rPr>
+                <w:webHidden/>
+              </w:rPr>
+              <w:fldChar w:fldCharType="begin"/>
+            </w:r>
+            <w:r>
+              <w:rPr>
+                <w:webHidden/>
+              </w:rPr>
+              <w:instrText xml:space="preserve"> PAGEREF _Toc227348193 \h </w:instrText>
+            </w:r>
+            <w:r>
+              <w:rPr>
+                <w:webHidden/>
+              </w:rPr>
+            </w:r>
+            <w:r>
+              <w:rPr>
+                <w:webHidden/>
+              </w:rPr>
+              <w:fldChar w:fldCharType="separate"/>
+            </w:r>
+            <w:r>
+              <w:rPr>
+                <w:webHidden/>
+              </w:rPr>
+              <w:t>31</w:t>
+            </w:r>
+            <w:r>
+              <w:rPr>
+                <w:webHidden/>
+              </w:rPr>
+              <w:fldChar w:fldCharType="end"/>
+            </w:r>
+          </w:hyperlink>
+        </w:p>
+        <w:p>
+          <w:pPr>
+            <w:pStyle w:val="ndice1"/>
+            <w:rPr>
+              <w:rFonts w:eastAsiaTheme="minorEastAsia" w:cstheme="minorBidi"/>
+              <w:b w:val="0"/>
+              <w:kern w:val="2"/>
+              <w:sz w:val="24"/>
+              <w:lang w:eastAsia="pt-PT"/>
+              <w14:ligatures w14:val="standardContextual"/>
+            </w:rPr>
+          </w:pPr>
+          <w:hyperlink w:anchor="_Toc227348194" w:history="1">
+            <w:r>
+              <w:rPr>
+                <w:rStyle w:val="Hiperligao"/>
+              </w:rPr>
+              <w:t>Classe: DBConnection</w:t>
+            </w:r>
+            <w:r>
+              <w:rPr>
+                <w:webHidden/>
+              </w:rPr>
+              <w:tab/>
+            </w:r>
+            <w:r>
+              <w:rPr>
+                <w:webHidden/>
+              </w:rPr>
+              <w:fldChar w:fldCharType="begin"/>
+            </w:r>
+            <w:r>
+              <w:rPr>
+                <w:webHidden/>
+              </w:rPr>
+              <w:instrText xml:space="preserve"> PAGEREF _Toc227348194 \h </w:instrText>
+            </w:r>
+            <w:r>
+              <w:rPr>
+                <w:webHidden/>
+              </w:rPr>
+            </w:r>
+            <w:r>
+              <w:rPr>
+                <w:webHidden/>
+              </w:rPr>
+              <w:fldChar w:fldCharType="separate"/>
+            </w:r>
+            <w:r>
+              <w:rPr>
+                <w:webHidden/>
+              </w:rPr>
+              <w:t>31</w:t>
+            </w:r>
+            <w:r>
+              <w:rPr>
+                <w:webHidden/>
+              </w:rPr>
+              <w:fldChar w:fldCharType="end"/>
+            </w:r>
+          </w:hyperlink>
+        </w:p>
+        <w:p>
+          <w:pPr>
+            <w:pStyle w:val="ndice1"/>
+            <w:rPr>
+              <w:rFonts w:eastAsiaTheme="minorEastAsia" w:cstheme="minorBidi"/>
+              <w:b w:val="0"/>
+              <w:kern w:val="2"/>
+              <w:sz w:val="24"/>
+              <w:lang w:eastAsia="pt-PT"/>
+              <w14:ligatures w14:val="standardContextual"/>
+            </w:rPr>
+          </w:pPr>
+          <w:hyperlink w:anchor="_Toc227348195" w:history="1">
+            <w:r>
+              <w:rPr>
+                <w:rStyle w:val="Hiperligao"/>
+              </w:rPr>
+              <w:t>Classe: Main</w:t>
+            </w:r>
+            <w:r>
+              <w:rPr>
+                <w:webHidden/>
+              </w:rPr>
+              <w:tab/>
+            </w:r>
+            <w:r>
+              <w:rPr>
+                <w:webHidden/>
+              </w:rPr>
+              <w:fldChar w:fldCharType="begin"/>
+            </w:r>
+            <w:r>
+              <w:rPr>
+                <w:webHidden/>
+              </w:rPr>
+              <w:instrText xml:space="preserve"> PAGEREF _Toc227348195 \h </w:instrText>
+            </w:r>
+            <w:r>
+              <w:rPr>
+                <w:webHidden/>
+              </w:rPr>
+            </w:r>
+            <w:r>
+              <w:rPr>
+                <w:webHidden/>
+              </w:rPr>
+              <w:fldChar w:fldCharType="separate"/>
+            </w:r>
+            <w:r>
+              <w:rPr>
+                <w:webHidden/>
+              </w:rPr>
+              <w:t>32</w:t>
+            </w:r>
+            <w:r>
+              <w:rPr>
+                <w:webHidden/>
+              </w:rPr>
+              <w:fldChar w:fldCharType="end"/>
+            </w:r>
+          </w:hyperlink>
+        </w:p>
+        <w:p>
+          <w:pPr>
+            <w:pStyle w:val="ndice1"/>
+            <w:rPr>
+              <w:rFonts w:eastAsiaTheme="minorEastAsia" w:cstheme="minorBidi"/>
+              <w:b w:val="0"/>
+              <w:kern w:val="2"/>
+              <w:sz w:val="24"/>
+              <w:lang w:eastAsia="pt-PT"/>
+              <w14:ligatures w14:val="standardContextual"/>
+            </w:rPr>
+          </w:pPr>
+          <w:hyperlink w:anchor="_Toc227348196" w:history="1">
+            <w:r>
+              <w:rPr>
+                <w:rStyle w:val="Hiperligao"/>
+              </w:rPr>
+              <w:t>Classe: AdminController</w:t>
+            </w:r>
+            <w:r>
+              <w:rPr>
+                <w:webHidden/>
+              </w:rPr>
+              <w:tab/>
+            </w:r>
+            <w:r>
+              <w:rPr>
+                <w:webHidden/>
+              </w:rPr>
+              <w:fldChar w:fldCharType="begin"/>
+            </w:r>
+            <w:r>
+              <w:rPr>
+                <w:webHidden/>
+              </w:rPr>
+              <w:instrText xml:space="preserve"> PAGEREF _Toc227348196 \h </w:instrText>
+            </w:r>
+            <w:r>
+              <w:rPr>
+                <w:webHidden/>
+              </w:rPr>
+            </w:r>
+            <w:r>
+              <w:rPr>
+                <w:webHidden/>
+              </w:rPr>
+              <w:fldChar w:fldCharType="separate"/>
+            </w:r>
+            <w:r>
+              <w:rPr>
+                <w:webHidden/>
+              </w:rPr>
+              <w:t>32</w:t>
+            </w:r>
+            <w:r>
+              <w:rPr>
+                <w:webHidden/>
+              </w:rPr>
+              <w:fldChar w:fldCharType="end"/>
+            </w:r>
+          </w:hyperlink>
+        </w:p>
+        <w:p>
+          <w:pPr>
+            <w:pStyle w:val="ndice1"/>
+            <w:rPr>
+              <w:rFonts w:eastAsiaTheme="minorEastAsia" w:cstheme="minorBidi"/>
+              <w:b w:val="0"/>
+              <w:kern w:val="2"/>
+              <w:sz w:val="24"/>
+              <w:lang w:eastAsia="pt-PT"/>
+              <w14:ligatures w14:val="standardContextual"/>
+            </w:rPr>
+          </w:pPr>
+          <w:hyperlink w:anchor="_Toc227348197" w:history="1">
+            <w:r>
+              <w:rPr>
+                <w:rStyle w:val="Hiperligao"/>
+              </w:rPr>
+              <w:t>Classe: ClienteController</w:t>
+            </w:r>
+            <w:r>
+              <w:rPr>
+                <w:webHidden/>
+              </w:rPr>
+              <w:tab/>
+            </w:r>
+            <w:r>
+              <w:rPr>
+                <w:webHidden/>
+              </w:rPr>
+              <w:fldChar w:fldCharType="begin"/>
+            </w:r>
+            <w:r>
+              <w:rPr>
+                <w:webHidden/>
+              </w:rPr>
+              <w:instrText xml:space="preserve"> PAGEREF _Toc227348197 \h </w:instrText>
+            </w:r>
+            <w:r>
+              <w:rPr>
+                <w:webHidden/>
+              </w:rPr>
+            </w:r>
+            <w:r>
+              <w:rPr>
+                <w:webHidden/>
+              </w:rPr>
+              <w:fldChar w:fldCharType="separate"/>
+            </w:r>
+            <w:r>
+              <w:rPr>
+                <w:webHidden/>
+              </w:rPr>
+              <w:t>32</w:t>
+            </w:r>
+            <w:r>
+              <w:rPr>
+                <w:webHidden/>
+              </w:rPr>
+              <w:fldChar w:fldCharType="end"/>
+            </w:r>
+          </w:hyperlink>
+        </w:p>
+        <w:p>
+          <w:pPr>
+            <w:pStyle w:val="ndice1"/>
+            <w:rPr>
+              <w:rFonts w:eastAsiaTheme="minorEastAsia" w:cstheme="minorBidi"/>
+              <w:b w:val="0"/>
+              <w:kern w:val="2"/>
+              <w:sz w:val="24"/>
+              <w:lang w:eastAsia="pt-PT"/>
+              <w14:ligatures w14:val="standardContextual"/>
+            </w:rPr>
+          </w:pPr>
+          <w:hyperlink w:anchor="_Toc227348198" w:history="1">
+            <w:r>
+              <w:rPr>
+                <w:rStyle w:val="Hiperligao"/>
+              </w:rPr>
+              <w:t>Classe: EquipamentoController</w:t>
+            </w:r>
+            <w:r>
+              <w:rPr>
+                <w:webHidden/>
+              </w:rPr>
+              <w:tab/>
+            </w:r>
+            <w:r>
+              <w:rPr>
+                <w:webHidden/>
+              </w:rPr>
+              <w:fldChar w:fldCharType="begin"/>
+            </w:r>
+            <w:r>
+              <w:rPr>
+                <w:webHidden/>
+              </w:rPr>
+              <w:instrText xml:space="preserve"> PAGEREF _Toc227348198 \h </w:instrText>
+            </w:r>
+            <w:r>
+              <w:rPr>
+                <w:webHidden/>
+              </w:rPr>
+            </w:r>
+            <w:r>
+              <w:rPr>
+                <w:webHidden/>
+              </w:rPr>
+              <w:fldChar w:fldCharType="separate"/>
+            </w:r>
+            <w:r>
+              <w:rPr>
+                <w:webHidden/>
+              </w:rPr>
+              <w:t>33</w:t>
+            </w:r>
+            <w:r>
+              <w:rPr>
+                <w:webHidden/>
+              </w:rPr>
+              <w:fldChar w:fldCharType="end"/>
+            </w:r>
+          </w:hyperlink>
+        </w:p>
+        <w:p>
+          <w:pPr>
+            <w:pStyle w:val="ndice1"/>
+            <w:rPr>
+              <w:rFonts w:eastAsiaTheme="minorEastAsia" w:cstheme="minorBidi"/>
+              <w:b w:val="0"/>
+              <w:kern w:val="2"/>
+              <w:sz w:val="24"/>
+              <w:lang w:eastAsia="pt-PT"/>
+              <w14:ligatures w14:val="standardContextual"/>
+            </w:rPr>
+          </w:pPr>
+          <w:hyperlink w:anchor="_Toc227348199" w:history="1">
+            <w:r>
+              <w:rPr>
+                <w:rStyle w:val="Hiperligao"/>
+              </w:rPr>
+              <w:t>Classe: FuncionarioController</w:t>
+            </w:r>
+            <w:r>
+              <w:rPr>
+                <w:webHidden/>
+              </w:rPr>
+              <w:tab/>
+            </w:r>
+            <w:r>
+              <w:rPr>
+                <w:webHidden/>
+              </w:rPr>
+              <w:fldChar w:fldCharType="begin"/>
+            </w:r>
+            <w:r>
+              <w:rPr>
+                <w:webHidden/>
+              </w:rPr>
+              <w:instrText xml:space="preserve"> PAGEREF _Toc227348199 \h </w:instrText>
+            </w:r>
+            <w:r>
+              <w:rPr>
+                <w:webHidden/>
+              </w:rPr>
+            </w:r>
+            <w:r>
+              <w:rPr>
+                <w:webHidden/>
+              </w:rPr>
+              <w:fldChar w:fldCharType="separate"/>
+            </w:r>
+            <w:r>
+              <w:rPr>
+                <w:webHidden/>
+              </w:rPr>
+              <w:t>33</w:t>
+            </w:r>
+            <w:r>
+              <w:rPr>
+                <w:webHidden/>
+              </w:rPr>
+              <w:fldChar w:fldCharType="end"/>
+            </w:r>
+          </w:hyperlink>
+        </w:p>
+        <w:p>
+          <w:pPr>
+            <w:pStyle w:val="ndice1"/>
+            <w:rPr>
+              <w:rFonts w:eastAsiaTheme="minorEastAsia" w:cstheme="minorBidi"/>
+              <w:b w:val="0"/>
+              <w:kern w:val="2"/>
+              <w:sz w:val="24"/>
+              <w:lang w:eastAsia="pt-PT"/>
+              <w14:ligatures w14:val="standardContextual"/>
+            </w:rPr>
+          </w:pPr>
+          <w:hyperlink w:anchor="_Toc227348200" w:history="1">
+            <w:r>
+              <w:rPr>
+                <w:rStyle w:val="Hiperligao"/>
+              </w:rPr>
+              <w:t>Classe: ReparacaoController</w:t>
+            </w:r>
+            <w:r>
+              <w:rPr>
+                <w:webHidden/>
+              </w:rPr>
+              <w:tab/>
+            </w:r>
+            <w:r>
+              <w:rPr>
+                <w:webHidden/>
+              </w:rPr>
+              <w:fldChar w:fldCharType="begin"/>
+            </w:r>
+            <w:r>
+              <w:rPr>
+                <w:webHidden/>
+              </w:rPr>
+              <w:instrText xml:space="preserve"> PAGEREF _Toc227348200 \h </w:instrText>
+            </w:r>
+            <w:r>
+              <w:rPr>
+                <w:webHidden/>
+              </w:rPr>
+            </w:r>
+            <w:r>
+              <w:rPr>
+                <w:webHidden/>
+              </w:rPr>
+              <w:fldChar w:fldCharType="separate"/>
+            </w:r>
+            <w:r>
+              <w:rPr>
+                <w:webHidden/>
+              </w:rPr>
+              <w:t>34</w:t>
+            </w:r>
+            <w:r>
+              <w:rPr>
+                <w:webHidden/>
+              </w:rPr>
+              <w:fldChar w:fldCharType="end"/>
+            </w:r>
+          </w:hyperlink>
+        </w:p>
+        <w:p>
+          <w:pPr>
+            <w:pStyle w:val="ndice1"/>
+            <w:rPr>
+              <w:rFonts w:eastAsiaTheme="minorEastAsia" w:cstheme="minorBidi"/>
+              <w:b w:val="0"/>
+              <w:kern w:val="2"/>
+              <w:sz w:val="24"/>
+              <w:lang w:eastAsia="pt-PT"/>
+              <w14:ligatures w14:val="standardContextual"/>
+            </w:rPr>
+          </w:pPr>
+          <w:hyperlink w:anchor="_Toc227348201" w:history="1">
+            <w:r>
+              <w:rPr>
+                <w:rStyle w:val="Hiperligao"/>
+              </w:rPr>
+              <w:t>Class: TestesController</w:t>
+            </w:r>
+            <w:r>
+              <w:rPr>
+                <w:webHidden/>
+              </w:rPr>
+              <w:tab/>
+            </w:r>
+            <w:r>
+              <w:rPr>
+                <w:webHidden/>
+              </w:rPr>
+              <w:fldChar w:fldCharType="begin"/>
+            </w:r>
+            <w:r>
+              <w:rPr>
+                <w:webHidden/>
+              </w:rPr>
+              <w:instrText xml:space="preserve"> PAGEREF _Toc227348201 \h </w:instrText>
+            </w:r>
+            <w:r>
+              <w:rPr>
+                <w:webHidden/>
+              </w:rPr>
+            </w:r>
+            <w:r>
+              <w:rPr>
+                <w:webHidden/>
+              </w:rPr>
+              <w:fldChar w:fldCharType="separate"/>
+            </w:r>
+            <w:r>
+              <w:rPr>
+                <w:webHidden/>
+              </w:rPr>
+              <w:t>34</w:t>
+            </w:r>
+            <w:r>
+              <w:rPr>
+                <w:webHidden/>
+              </w:rPr>
+              <w:fldChar w:fldCharType="end"/>
+            </w:r>
+          </w:hyperlink>
+        </w:p>
+        <w:p>
+          <w:pPr>
+            <w:pStyle w:val="ndice1"/>
+            <w:rPr>
+              <w:rFonts w:eastAsiaTheme="minorEastAsia" w:cstheme="minorBidi"/>
+              <w:b w:val="0"/>
+              <w:kern w:val="2"/>
+              <w:sz w:val="24"/>
+              <w:lang w:eastAsia="pt-PT"/>
+              <w14:ligatures w14:val="standardContextual"/>
+            </w:rPr>
+          </w:pPr>
+          <w:hyperlink w:anchor="_Toc227348202" w:history="1">
+            <w:r>
+              <w:rPr>
+                <w:rStyle w:val="Hiperligao"/>
+              </w:rPr>
+              <w:t>Classe: UtilizadorController</w:t>
+            </w:r>
+            <w:r>
+              <w:rPr>
+                <w:webHidden/>
+              </w:rPr>
+              <w:tab/>
+            </w:r>
+            <w:r>
+              <w:rPr>
+                <w:webHidden/>
+              </w:rPr>
+              <w:fldChar w:fldCharType="begin"/>
+            </w:r>
+            <w:r>
+              <w:rPr>
+                <w:webHidden/>
+              </w:rPr>
+              <w:instrText xml:space="preserve"> PAGEREF _Toc227348202 \h </w:instrText>
+            </w:r>
+            <w:r>
+              <w:rPr>
+                <w:webHidden/>
+              </w:rPr>
+            </w:r>
+            <w:r>
+              <w:rPr>
+                <w:webHidden/>
+              </w:rPr>
+              <w:fldChar w:fldCharType="separate"/>
+            </w:r>
+            <w:r>
+              <w:rPr>
+                <w:webHidden/>
+              </w:rPr>
+              <w:t>35</w:t>
+            </w:r>
+            <w:r>
+              <w:rPr>
+                <w:webHidden/>
+              </w:rPr>
+              <w:fldChar w:fldCharType="end"/>
+            </w:r>
+          </w:hyperlink>
+        </w:p>
+        <w:p>
+          <w:pPr>
+            <w:pStyle w:val="ndice1"/>
+            <w:rPr>
+              <w:rFonts w:eastAsiaTheme="minorEastAsia" w:cstheme="minorBidi"/>
+              <w:b w:val="0"/>
+              <w:kern w:val="2"/>
+              <w:sz w:val="24"/>
+              <w:lang w:eastAsia="pt-PT"/>
+              <w14:ligatures w14:val="standardContextual"/>
+            </w:rPr>
+          </w:pPr>
+          <w:hyperlink w:anchor="_Toc227348203" w:history="1">
+            <w:r>
+              <w:rPr>
+                <w:rStyle w:val="Hiperligao"/>
+              </w:rPr>
+              <w:t>Classe: Menu</w:t>
+            </w:r>
+            <w:r>
+              <w:rPr>
+                <w:webHidden/>
+              </w:rPr>
+              <w:tab/>
+            </w:r>
+            <w:r>
+              <w:rPr>
+                <w:webHidden/>
+              </w:rPr>
+              <w:fldChar w:fldCharType="begin"/>
+            </w:r>
+            <w:r>
+              <w:rPr>
+                <w:webHidden/>
+              </w:rPr>
+              <w:instrText xml:space="preserve"> PAGEREF _Toc227348203 \h </w:instrText>
+            </w:r>
+            <w:r>
+              <w:rPr>
+                <w:webHidden/>
+              </w:rPr>
+            </w:r>
+            <w:r>
+              <w:rPr>
+                <w:webHidden/>
+              </w:rPr>
+              <w:fldChar w:fldCharType="separate"/>
+            </w:r>
+            <w:r>
+              <w:rPr>
+                <w:webHidden/>
+              </w:rPr>
+              <w:t>35</w:t>
             </w:r>
             <w:r>
               <w:rPr>
@@ -1339,12 +3046,12 @@
               <w14:ligatures w14:val="standardContextual"/>
             </w:rPr>
           </w:pPr>
-          <w:hyperlink w:anchor="_Toc227347121" w:history="1">
+          <w:hyperlink w:anchor="_Toc227348204" w:history="1">
             <w:r>
               <w:rPr>
                 <w:rStyle w:val="Hiperligao"/>
               </w:rPr>
-              <w:t>3.1.</w:t>
+              <w:t>3.3.</w:t>
             </w:r>
             <w:r>
               <w:rPr>
@@ -1361,7 +3068,7 @@
               <w:rPr>
                 <w:rStyle w:val="Hiperligao"/>
               </w:rPr>
-              <w:t>Requisitos Implementos</w:t>
+              <w:t>Diagrama de Classes</w:t>
             </w:r>
             <w:r>
               <w:rPr>
@@ -1379,7 +3086,7 @@
               <w:rPr>
                 <w:webHidden/>
               </w:rPr>
-              <w:instrText xml:space="preserve"> PAGEREF _Toc227347121 \h </w:instrText>
+              <w:instrText xml:space="preserve"> PAGEREF _Toc227348204 \h </w:instrText>
             </w:r>
             <w:r>
               <w:rPr>
@@ -1396,7 +3103,7 @@
               <w:rPr>
                 <w:webHidden/>
               </w:rPr>
-              <w:t>21</w:t>
+              <w:t>36</w:t>
             </w:r>
             <w:r>
               <w:rPr>
@@ -1418,12 +3125,12 @@
               <w14:ligatures w14:val="standardContextual"/>
             </w:rPr>
           </w:pPr>
-          <w:hyperlink w:anchor="_Toc227347122" w:history="1">
+          <w:hyperlink w:anchor="_Toc227348205" w:history="1">
             <w:r>
               <w:rPr>
                 <w:rStyle w:val="Hiperligao"/>
               </w:rPr>
-              <w:t>3.2.</w:t>
+              <w:t>3.4.</w:t>
             </w:r>
             <w:r>
               <w:rPr>
@@ -1440,7 +3147,7 @@
               <w:rPr>
                 <w:rStyle w:val="Hiperligao"/>
               </w:rPr>
-              <w:t>Classes e Packages</w:t>
+              <w:t>Algoritmos</w:t>
             </w:r>
             <w:r>
               <w:rPr>
@@ -1458,7 +3165,7 @@
               <w:rPr>
                 <w:webHidden/>
               </w:rPr>
-              <w:instrText xml:space="preserve"> PAGEREF _Toc227347122 \h </w:instrText>
+              <w:instrText xml:space="preserve"> PAGEREF _Toc227348205 \h </w:instrText>
             </w:r>
             <w:r>
               <w:rPr>
@@ -1475,7 +3182,167 @@
               <w:rPr>
                 <w:webHidden/>
               </w:rPr>
-              <w:t>27</w:t>
+              <w:t>37</w:t>
+            </w:r>
+            <w:r>
+              <w:rPr>
+                <w:webHidden/>
+              </w:rPr>
+              <w:fldChar w:fldCharType="end"/>
+            </w:r>
+          </w:hyperlink>
+        </w:p>
+        <w:p>
+          <w:pPr>
+            <w:pStyle w:val="ndice2"/>
+            <w:rPr>
+              <w:rFonts w:eastAsiaTheme="minorEastAsia" w:cstheme="minorBidi"/>
+              <w:kern w:val="2"/>
+              <w:sz w:val="24"/>
+              <w:szCs w:val="24"/>
+              <w:lang w:eastAsia="pt-PT"/>
+              <w14:ligatures w14:val="standardContextual"/>
+            </w:rPr>
+          </w:pPr>
+          <w:hyperlink w:anchor="_Toc227348206" w:history="1">
+            <w:r>
+              <w:rPr>
+                <w:rStyle w:val="Hiperligao"/>
+              </w:rPr>
+              <w:t>3.5.</w:t>
+            </w:r>
+            <w:r>
+              <w:rPr>
+                <w:rFonts w:eastAsiaTheme="minorEastAsia" w:cstheme="minorBidi"/>
+                <w:kern w:val="2"/>
+                <w:sz w:val="24"/>
+                <w:szCs w:val="24"/>
+                <w:lang w:eastAsia="pt-PT"/>
+                <w14:ligatures w14:val="standardContextual"/>
+              </w:rPr>
+              <w:tab/>
+            </w:r>
+            <w:r>
+              <w:rPr>
+                <w:rStyle w:val="Hiperligao"/>
+              </w:rPr>
+              <w:t>Estrutura de dados</w:t>
+            </w:r>
+            <w:r>
+              <w:rPr>
+                <w:webHidden/>
+              </w:rPr>
+              <w:tab/>
+            </w:r>
+            <w:r>
+              <w:rPr>
+                <w:webHidden/>
+              </w:rPr>
+              <w:fldChar w:fldCharType="begin"/>
+            </w:r>
+            <w:r>
+              <w:rPr>
+                <w:webHidden/>
+              </w:rPr>
+              <w:instrText xml:space="preserve"> PAGEREF _Toc227348206 \h </w:instrText>
+            </w:r>
+            <w:r>
+              <w:rPr>
+                <w:webHidden/>
+              </w:rPr>
+            </w:r>
+            <w:r>
+              <w:rPr>
+                <w:webHidden/>
+              </w:rPr>
+              <w:fldChar w:fldCharType="separate"/>
+            </w:r>
+            <w:r>
+              <w:rPr>
+                <w:webHidden/>
+              </w:rPr>
+              <w:t>40</w:t>
+            </w:r>
+            <w:r>
+              <w:rPr>
+                <w:webHidden/>
+              </w:rPr>
+              <w:fldChar w:fldCharType="end"/>
+            </w:r>
+          </w:hyperlink>
+        </w:p>
+        <w:p>
+          <w:pPr>
+            <w:pStyle w:val="ndice2"/>
+            <w:rPr>
+              <w:rFonts w:eastAsiaTheme="minorEastAsia" w:cstheme="minorBidi"/>
+              <w:kern w:val="2"/>
+              <w:sz w:val="24"/>
+              <w:szCs w:val="24"/>
+              <w:lang w:eastAsia="pt-PT"/>
+              <w14:ligatures w14:val="standardContextual"/>
+            </w:rPr>
+          </w:pPr>
+          <w:hyperlink w:anchor="_Toc227348207" w:history="1">
+            <w:r>
+              <w:rPr>
+                <w:rStyle w:val="Hiperligao"/>
+                <w:rFonts w:cstheme="minorHAnsi"/>
+              </w:rPr>
+              <w:t>3.6.</w:t>
+            </w:r>
+            <w:r>
+              <w:rPr>
+                <w:rFonts w:eastAsiaTheme="minorEastAsia" w:cstheme="minorBidi"/>
+                <w:kern w:val="2"/>
+                <w:sz w:val="24"/>
+                <w:szCs w:val="24"/>
+                <w:lang w:eastAsia="pt-PT"/>
+                <w14:ligatures w14:val="standardContextual"/>
+              </w:rPr>
+              <w:tab/>
+            </w:r>
+            <w:r>
+              <w:rPr>
+                <w:rStyle w:val="Hiperligao"/>
+                <w:rFonts w:cstheme="minorHAnsi"/>
+              </w:rPr>
+              <w:t>Procedimentos de Teste</w:t>
+            </w:r>
+            <w:r>
+              <w:rPr>
+                <w:webHidden/>
+              </w:rPr>
+              <w:tab/>
+            </w:r>
+            <w:r>
+              <w:rPr>
+                <w:webHidden/>
+              </w:rPr>
+              <w:fldChar w:fldCharType="begin"/>
+            </w:r>
+            <w:r>
+              <w:rPr>
+                <w:webHidden/>
+              </w:rPr>
+              <w:instrText xml:space="preserve"> PAGEREF _Toc227348207 \h </w:instrText>
+            </w:r>
+            <w:r>
+              <w:rPr>
+                <w:webHidden/>
+              </w:rPr>
+            </w:r>
+            <w:r>
+              <w:rPr>
+                <w:webHidden/>
+              </w:rPr>
+              <w:fldChar w:fldCharType="separate"/>
+            </w:r>
+            <w:r>
+              <w:rPr>
+                <w:webHidden/>
+              </w:rPr>
+              <w:t>41</w:t>
             </w:r>
             <w:r>
               <w:rPr>
@@ -1497,12 +3364,29 @@
               <w14:ligatures w14:val="standardContextual"/>
             </w:rPr>
           </w:pPr>
-          <w:hyperlink w:anchor="_Toc227347123" w:history="1">
+          <w:hyperlink w:anchor="_Toc227348208" w:history="1">
             <w:r>
               <w:rPr>
                 <w:rStyle w:val="Hiperligao"/>
               </w:rPr>
-              <w:t>Classe: Utilizador</w:t>
+              <w:t>4.</w:t>
+            </w:r>
+            <w:r>
+              <w:rPr>
+                <w:rFonts w:eastAsiaTheme="minorEastAsia" w:cstheme="minorBidi"/>
+                <w:b w:val="0"/>
+                <w:kern w:val="2"/>
+                <w:sz w:val="24"/>
+                <w:lang w:eastAsia="pt-PT"/>
+                <w14:ligatures w14:val="standardContextual"/>
+              </w:rPr>
+              <w:tab/>
+            </w:r>
+            <w:r>
+              <w:rPr>
+                <w:rStyle w:val="Hiperligao"/>
+              </w:rPr>
+              <w:t>Conclusões</w:t>
             </w:r>
             <w:r>
               <w:rPr>
@@ -1520,7 +3404,7 @@
               <w:rPr>
                 <w:webHidden/>
               </w:rPr>
-              <w:instrText xml:space="preserve"> PAGEREF _Toc227347123 \h </w:instrText>
+              <w:instrText xml:space="preserve"> PAGEREF _Toc227348208 \h </w:instrText>
             </w:r>
             <w:r>
               <w:rPr>
@@ -1537,7 +3421,244 @@
               <w:rPr>
                 <w:webHidden/>
               </w:rPr>
-              <w:t>27</w:t>
+              <w:t>43</w:t>
+            </w:r>
+            <w:r>
+              <w:rPr>
+                <w:webHidden/>
+              </w:rPr>
+              <w:fldChar w:fldCharType="end"/>
+            </w:r>
+          </w:hyperlink>
+        </w:p>
+        <w:p>
+          <w:pPr>
+            <w:pStyle w:val="ndice2"/>
+            <w:rPr>
+              <w:rFonts w:eastAsiaTheme="minorEastAsia" w:cstheme="minorBidi"/>
+              <w:kern w:val="2"/>
+              <w:sz w:val="24"/>
+              <w:szCs w:val="24"/>
+              <w:lang w:eastAsia="pt-PT"/>
+              <w14:ligatures w14:val="standardContextual"/>
+            </w:rPr>
+          </w:pPr>
+          <w:hyperlink w:anchor="_Toc227348209" w:history="1">
+            <w:r>
+              <w:rPr>
+                <w:rStyle w:val="Hiperligao"/>
+              </w:rPr>
+              <w:t>4.1.</w:t>
+            </w:r>
+            <w:r>
+              <w:rPr>
+                <w:rFonts w:eastAsiaTheme="minorEastAsia" w:cstheme="minorBidi"/>
+                <w:kern w:val="2"/>
+                <w:sz w:val="24"/>
+                <w:szCs w:val="24"/>
+                <w:lang w:eastAsia="pt-PT"/>
+                <w14:ligatures w14:val="standardContextual"/>
+              </w:rPr>
+              <w:tab/>
+            </w:r>
+            <w:r>
+              <w:rPr>
+                <w:rStyle w:val="Hiperligao"/>
+              </w:rPr>
+              <w:t>Forças</w:t>
+            </w:r>
+            <w:r>
+              <w:rPr>
+                <w:webHidden/>
+              </w:rPr>
+              <w:tab/>
+            </w:r>
+            <w:r>
+              <w:rPr>
+                <w:webHidden/>
+              </w:rPr>
+              <w:fldChar w:fldCharType="begin"/>
+            </w:r>
+            <w:r>
+              <w:rPr>
+                <w:webHidden/>
+              </w:rPr>
+              <w:instrText xml:space="preserve"> PAGEREF _Toc227348209 \h </w:instrText>
+            </w:r>
+            <w:r>
+              <w:rPr>
+                <w:webHidden/>
+              </w:rPr>
+            </w:r>
+            <w:r>
+              <w:rPr>
+                <w:webHidden/>
+              </w:rPr>
+              <w:fldChar w:fldCharType="separate"/>
+            </w:r>
+            <w:r>
+              <w:rPr>
+                <w:webHidden/>
+              </w:rPr>
+              <w:t>43</w:t>
+            </w:r>
+            <w:r>
+              <w:rPr>
+                <w:webHidden/>
+              </w:rPr>
+              <w:fldChar w:fldCharType="end"/>
+            </w:r>
+          </w:hyperlink>
+        </w:p>
+        <w:p>
+          <w:pPr>
+            <w:pStyle w:val="ndice2"/>
+            <w:rPr>
+              <w:rFonts w:eastAsiaTheme="minorEastAsia" w:cstheme="minorBidi"/>
+              <w:kern w:val="2"/>
+              <w:sz w:val="24"/>
+              <w:szCs w:val="24"/>
+              <w:lang w:eastAsia="pt-PT"/>
+              <w14:ligatures w14:val="standardContextual"/>
+            </w:rPr>
+          </w:pPr>
+          <w:hyperlink w:anchor="_Toc227348210" w:history="1">
+            <w:r>
+              <w:rPr>
+                <w:rStyle w:val="Hiperligao"/>
+              </w:rPr>
+              <w:t>4.2.</w:t>
+            </w:r>
+            <w:r>
+              <w:rPr>
+                <w:rFonts w:eastAsiaTheme="minorEastAsia" w:cstheme="minorBidi"/>
+                <w:kern w:val="2"/>
+                <w:sz w:val="24"/>
+                <w:szCs w:val="24"/>
+                <w:lang w:eastAsia="pt-PT"/>
+                <w14:ligatures w14:val="standardContextual"/>
+              </w:rPr>
+              <w:tab/>
+            </w:r>
+            <w:r>
+              <w:rPr>
+                <w:rStyle w:val="Hiperligao"/>
+              </w:rPr>
+              <w:t>Limitações</w:t>
+            </w:r>
+            <w:r>
+              <w:rPr>
+                <w:webHidden/>
+              </w:rPr>
+              <w:tab/>
+            </w:r>
+            <w:r>
+              <w:rPr>
+                <w:webHidden/>
+              </w:rPr>
+              <w:fldChar w:fldCharType="begin"/>
+            </w:r>
+            <w:r>
+              <w:rPr>
+                <w:webHidden/>
+              </w:rPr>
+              <w:instrText xml:space="preserve"> PAGEREF _Toc227348210 \h </w:instrText>
+            </w:r>
+            <w:r>
+              <w:rPr>
+                <w:webHidden/>
+              </w:rPr>
+            </w:r>
+            <w:r>
+              <w:rPr>
+                <w:webHidden/>
+              </w:rPr>
+              <w:fldChar w:fldCharType="separate"/>
+            </w:r>
+            <w:r>
+              <w:rPr>
+                <w:webHidden/>
+              </w:rPr>
+              <w:t>43</w:t>
+            </w:r>
+            <w:r>
+              <w:rPr>
+                <w:webHidden/>
+              </w:rPr>
+              <w:fldChar w:fldCharType="end"/>
+            </w:r>
+          </w:hyperlink>
+        </w:p>
+        <w:p>
+          <w:pPr>
+            <w:pStyle w:val="ndice2"/>
+            <w:rPr>
+              <w:rFonts w:eastAsiaTheme="minorEastAsia" w:cstheme="minorBidi"/>
+              <w:kern w:val="2"/>
+              <w:sz w:val="24"/>
+              <w:szCs w:val="24"/>
+              <w:lang w:eastAsia="pt-PT"/>
+              <w14:ligatures w14:val="standardContextual"/>
+            </w:rPr>
+          </w:pPr>
+          <w:hyperlink w:anchor="_Toc227348211" w:history="1">
+            <w:r>
+              <w:rPr>
+                <w:rStyle w:val="Hiperligao"/>
+              </w:rPr>
+              <w:t>4.3.</w:t>
+            </w:r>
+            <w:r>
+              <w:rPr>
+                <w:rFonts w:eastAsiaTheme="minorEastAsia" w:cstheme="minorBidi"/>
+                <w:kern w:val="2"/>
+                <w:sz w:val="24"/>
+                <w:szCs w:val="24"/>
+                <w:lang w:eastAsia="pt-PT"/>
+                <w14:ligatures w14:val="standardContextual"/>
+              </w:rPr>
+              <w:tab/>
+            </w:r>
+            <w:r>
+              <w:rPr>
+                <w:rStyle w:val="Hiperligao"/>
+              </w:rPr>
+              <w:t>Trabalho Futuro</w:t>
+            </w:r>
+            <w:r>
+              <w:rPr>
+                <w:webHidden/>
+              </w:rPr>
+              <w:tab/>
+            </w:r>
+            <w:r>
+              <w:rPr>
+                <w:webHidden/>
+              </w:rPr>
+              <w:fldChar w:fldCharType="begin"/>
+            </w:r>
+            <w:r>
+              <w:rPr>
+                <w:webHidden/>
+              </w:rPr>
+              <w:instrText xml:space="preserve"> PAGEREF _Toc227348211 \h </w:instrText>
+            </w:r>
+            <w:r>
+              <w:rPr>
+                <w:webHidden/>
+              </w:rPr>
+            </w:r>
+            <w:r>
+              <w:rPr>
+                <w:webHidden/>
+              </w:rPr>
+              <w:fldChar w:fldCharType="separate"/>
+            </w:r>
+            <w:r>
+              <w:rPr>
+                <w:webHidden/>
+              </w:rPr>
+              <w:t>43</w:t>
             </w:r>
             <w:r>
               <w:rPr>
@@ -1559,12 +3680,31 @@
               <w14:ligatures w14:val="standardContextual"/>
             </w:rPr>
           </w:pPr>
-          <w:hyperlink w:anchor="_Toc227347124" w:history="1">
+          <w:hyperlink w:anchor="_Toc227348212" w:history="1">
             <w:r>
               <w:rPr>
                 <w:rStyle w:val="Hiperligao"/>
-              </w:rPr>
-              <w:t>Classe: Admin</w:t>
+                <w:rFonts w:cstheme="minorHAnsi"/>
+              </w:rPr>
+              <w:t>5.</w:t>
+            </w:r>
+            <w:r>
+              <w:rPr>
+                <w:rFonts w:eastAsiaTheme="minorEastAsia" w:cstheme="minorBidi"/>
+                <w:b w:val="0"/>
+                <w:kern w:val="2"/>
+                <w:sz w:val="24"/>
+                <w:lang w:eastAsia="pt-PT"/>
+                <w14:ligatures w14:val="standardContextual"/>
+              </w:rPr>
+              <w:tab/>
+            </w:r>
+            <w:r>
+              <w:rPr>
+                <w:rStyle w:val="Hiperligao"/>
+                <w:rFonts w:cstheme="minorHAnsi"/>
+              </w:rPr>
+              <w:t>Referências</w:t>
             </w:r>
             <w:r>
               <w:rPr>
@@ -1582,7 +3722,7 @@
               <w:rPr>
                 <w:webHidden/>
               </w:rPr>
-              <w:instrText xml:space="preserve"> PAGEREF _Toc227347124 \h </w:instrText>
+              <w:instrText xml:space="preserve"> PAGEREF _Toc227348212 \h </w:instrText>
             </w:r>
             <w:r>
               <w:rPr>
@@ -1599,7 +3739,86 @@
               <w:rPr>
                 <w:webHidden/>
               </w:rPr>
-              <w:t>28</w:t>
+              <w:t>45</w:t>
+            </w:r>
+            <w:r>
+              <w:rPr>
+                <w:webHidden/>
+              </w:rPr>
+              <w:fldChar w:fldCharType="end"/>
+            </w:r>
+          </w:hyperlink>
+        </w:p>
+        <w:p>
+          <w:pPr>
+            <w:pStyle w:val="ndice2"/>
+            <w:rPr>
+              <w:rFonts w:eastAsiaTheme="minorEastAsia" w:cstheme="minorBidi"/>
+              <w:kern w:val="2"/>
+              <w:sz w:val="24"/>
+              <w:szCs w:val="24"/>
+              <w:lang w:eastAsia="pt-PT"/>
+              <w14:ligatures w14:val="standardContextual"/>
+            </w:rPr>
+          </w:pPr>
+          <w:hyperlink w:anchor="_Toc227348213" w:history="1">
+            <w:r>
+              <w:rPr>
+                <w:rStyle w:val="Hiperligao"/>
+              </w:rPr>
+              <w:t>5.1.</w:t>
+            </w:r>
+            <w:r>
+              <w:rPr>
+                <w:rFonts w:eastAsiaTheme="minorEastAsia" w:cstheme="minorBidi"/>
+                <w:kern w:val="2"/>
+                <w:sz w:val="24"/>
+                <w:szCs w:val="24"/>
+                <w:lang w:eastAsia="pt-PT"/>
+                <w14:ligatures w14:val="standardContextual"/>
+              </w:rPr>
+              <w:tab/>
+            </w:r>
+            <w:r>
+              <w:rPr>
+                <w:rStyle w:val="Hiperligao"/>
+              </w:rPr>
+              <w:t>Lista de Referências</w:t>
+            </w:r>
+            <w:r>
+              <w:rPr>
+                <w:webHidden/>
+              </w:rPr>
+              <w:tab/>
+            </w:r>
+            <w:r>
+              <w:rPr>
+                <w:webHidden/>
+              </w:rPr>
+              <w:fldChar w:fldCharType="begin"/>
+            </w:r>
+            <w:r>
+              <w:rPr>
+                <w:webHidden/>
+              </w:rPr>
+              <w:instrText xml:space="preserve"> PAGEREF _Toc227348213 \h </w:instrText>
+            </w:r>
+            <w:r>
+              <w:rPr>
+                <w:webHidden/>
+              </w:rPr>
+            </w:r>
+            <w:r>
+              <w:rPr>
+                <w:webHidden/>
+              </w:rPr>
+              <w:fldChar w:fldCharType="separate"/>
+            </w:r>
+            <w:r>
+              <w:rPr>
+                <w:webHidden/>
+              </w:rPr>
+              <w:t>45</w:t>
             </w:r>
             <w:r>
               <w:rPr>
@@ -1621,12 +3840,31 @@
               <w14:ligatures w14:val="standardContextual"/>
             </w:rPr>
           </w:pPr>
-          <w:hyperlink w:anchor="_Toc227347125" w:history="1">
+          <w:hyperlink w:anchor="_Toc227348214" w:history="1">
             <w:r>
               <w:rPr>
                 <w:rStyle w:val="Hiperligao"/>
-              </w:rPr>
-              <w:t>Classe: Cliente</w:t>
+                <w:rFonts w:cstheme="minorHAnsi"/>
+              </w:rPr>
+              <w:t>6.</w:t>
+            </w:r>
+            <w:r>
+              <w:rPr>
+                <w:rFonts w:eastAsiaTheme="minorEastAsia" w:cstheme="minorBidi"/>
+                <w:b w:val="0"/>
+                <w:kern w:val="2"/>
+                <w:sz w:val="24"/>
+                <w:lang w:eastAsia="pt-PT"/>
+                <w14:ligatures w14:val="standardContextual"/>
+              </w:rPr>
+              <w:tab/>
+            </w:r>
+            <w:r>
+              <w:rPr>
+                <w:rStyle w:val="Hiperligao"/>
+                <w:rFonts w:cstheme="minorHAnsi"/>
+              </w:rPr>
+              <w:t>Anexos</w:t>
             </w:r>
             <w:r>
               <w:rPr>
@@ -1644,7 +3882,7 @@
               <w:rPr>
                 <w:webHidden/>
               </w:rPr>
-              <w:instrText xml:space="preserve"> PAGEREF _Toc227347125 \h </w:instrText>
+              <w:instrText xml:space="preserve"> PAGEREF _Toc227348214 \h </w:instrText>
             </w:r>
             <w:r>
               <w:rPr>
@@ -1661,1433 +3899,7 @@
               <w:rPr>
                 <w:webHidden/>
               </w:rPr>
-              <w:t>28</w:t>
-            </w:r>
-            <w:r>
-              <w:rPr>
-                <w:webHidden/>
-              </w:rPr>
-              <w:fldChar w:fldCharType="end"/>
-            </w:r>
-          </w:hyperlink>
-        </w:p>
-        <w:p>
-          <w:pPr>
-            <w:pStyle w:val="ndice1"/>
-            <w:rPr>
-              <w:rFonts w:eastAsiaTheme="minorEastAsia" w:cstheme="minorBidi"/>
-              <w:b w:val="0"/>
-              <w:kern w:val="2"/>
-              <w:sz w:val="24"/>
-              <w:lang w:eastAsia="pt-PT"/>
-              <w14:ligatures w14:val="standardContextual"/>
-            </w:rPr>
-          </w:pPr>
-          <w:hyperlink w:anchor="_Toc227347126" w:history="1">
-            <w:r>
-              <w:rPr>
-                <w:rStyle w:val="Hiperligao"/>
-              </w:rPr>
-              <w:t>Classe Funcionario</w:t>
-            </w:r>
-            <w:r>
-              <w:rPr>
-                <w:webHidden/>
-              </w:rPr>
-              <w:tab/>
-            </w:r>
-            <w:r>
-              <w:rPr>
-                <w:webHidden/>
-              </w:rPr>
-              <w:fldChar w:fldCharType="begin"/>
-            </w:r>
-            <w:r>
-              <w:rPr>
-                <w:webHidden/>
-              </w:rPr>
-              <w:instrText xml:space="preserve"> PAGEREF _Toc227347126 \h </w:instrText>
-            </w:r>
-            <w:r>
-              <w:rPr>
-                <w:webHidden/>
-              </w:rPr>
-            </w:r>
-            <w:r>
-              <w:rPr>
-                <w:webHidden/>
-              </w:rPr>
-              <w:fldChar w:fldCharType="separate"/>
-            </w:r>
-            <w:r>
-              <w:rPr>
-                <w:webHidden/>
-              </w:rPr>
-              <w:t>28</w:t>
-            </w:r>
-            <w:r>
-              <w:rPr>
-                <w:webHidden/>
-              </w:rPr>
-              <w:fldChar w:fldCharType="end"/>
-            </w:r>
-          </w:hyperlink>
-        </w:p>
-        <w:p>
-          <w:pPr>
-            <w:pStyle w:val="ndice1"/>
-            <w:rPr>
-              <w:rFonts w:eastAsiaTheme="minorEastAsia" w:cstheme="minorBidi"/>
-              <w:b w:val="0"/>
-              <w:kern w:val="2"/>
-              <w:sz w:val="24"/>
-              <w:lang w:eastAsia="pt-PT"/>
-              <w14:ligatures w14:val="standardContextual"/>
-            </w:rPr>
-          </w:pPr>
-          <w:hyperlink w:anchor="_Toc227347127" w:history="1">
-            <w:r>
-              <w:rPr>
-                <w:rStyle w:val="Hiperligao"/>
-              </w:rPr>
-              <w:t>Classe: Equipamento</w:t>
-            </w:r>
-            <w:r>
-              <w:rPr>
-                <w:webHidden/>
-              </w:rPr>
-              <w:tab/>
-            </w:r>
-            <w:r>
-              <w:rPr>
-                <w:webHidden/>
-              </w:rPr>
-              <w:fldChar w:fldCharType="begin"/>
-            </w:r>
-            <w:r>
-              <w:rPr>
-                <w:webHidden/>
-              </w:rPr>
-              <w:instrText xml:space="preserve"> PAGEREF _Toc227347127 \h </w:instrText>
-            </w:r>
-            <w:r>
-              <w:rPr>
-                <w:webHidden/>
-              </w:rPr>
-            </w:r>
-            <w:r>
-              <w:rPr>
-                <w:webHidden/>
-              </w:rPr>
-              <w:fldChar w:fldCharType="separate"/>
-            </w:r>
-            <w:r>
-              <w:rPr>
-                <w:webHidden/>
-              </w:rPr>
-              <w:t>28</w:t>
-            </w:r>
-            <w:r>
-              <w:rPr>
-                <w:webHidden/>
-              </w:rPr>
-              <w:fldChar w:fldCharType="end"/>
-            </w:r>
-          </w:hyperlink>
-        </w:p>
-        <w:p>
-          <w:pPr>
-            <w:pStyle w:val="ndice1"/>
-            <w:rPr>
-              <w:rFonts w:eastAsiaTheme="minorEastAsia" w:cstheme="minorBidi"/>
-              <w:b w:val="0"/>
-              <w:kern w:val="2"/>
-              <w:sz w:val="24"/>
-              <w:lang w:eastAsia="pt-PT"/>
-              <w14:ligatures w14:val="standardContextual"/>
-            </w:rPr>
-          </w:pPr>
-          <w:hyperlink w:anchor="_Toc227347128" w:history="1">
-            <w:r>
-              <w:rPr>
-                <w:rStyle w:val="Hiperligao"/>
-              </w:rPr>
-              <w:t>Classe Reparacao</w:t>
-            </w:r>
-            <w:r>
-              <w:rPr>
-                <w:webHidden/>
-              </w:rPr>
-              <w:tab/>
-            </w:r>
-            <w:r>
-              <w:rPr>
-                <w:webHidden/>
-              </w:rPr>
-              <w:fldChar w:fldCharType="begin"/>
-            </w:r>
-            <w:r>
-              <w:rPr>
-                <w:webHidden/>
-              </w:rPr>
-              <w:instrText xml:space="preserve"> PAGEREF _Toc227347128 \h </w:instrText>
-            </w:r>
-            <w:r>
-              <w:rPr>
-                <w:webHidden/>
-              </w:rPr>
-            </w:r>
-            <w:r>
-              <w:rPr>
-                <w:webHidden/>
-              </w:rPr>
-              <w:fldChar w:fldCharType="separate"/>
-            </w:r>
-            <w:r>
-              <w:rPr>
-                <w:webHidden/>
-              </w:rPr>
-              <w:t>28</w:t>
-            </w:r>
-            <w:r>
-              <w:rPr>
-                <w:webHidden/>
-              </w:rPr>
-              <w:fldChar w:fldCharType="end"/>
-            </w:r>
-          </w:hyperlink>
-        </w:p>
-        <w:p>
-          <w:pPr>
-            <w:pStyle w:val="ndice1"/>
-            <w:rPr>
-              <w:rFonts w:eastAsiaTheme="minorEastAsia" w:cstheme="minorBidi"/>
-              <w:b w:val="0"/>
-              <w:kern w:val="2"/>
-              <w:sz w:val="24"/>
-              <w:lang w:eastAsia="pt-PT"/>
-              <w14:ligatures w14:val="standardContextual"/>
-            </w:rPr>
-          </w:pPr>
-          <w:hyperlink w:anchor="_Toc227347129" w:history="1">
-            <w:r>
-              <w:rPr>
-                <w:rStyle w:val="Hiperligao"/>
-              </w:rPr>
-              <w:t>Gere os dados de cada intervenção técnica, incluindo o número sequencial, datas, custos e o estado do processo</w:t>
-            </w:r>
-            <w:r>
-              <w:rPr>
-                <w:webHidden/>
-              </w:rPr>
-              <w:tab/>
-            </w:r>
-            <w:r>
-              <w:rPr>
-                <w:webHidden/>
-              </w:rPr>
-              <w:fldChar w:fldCharType="begin"/>
-            </w:r>
-            <w:r>
-              <w:rPr>
-                <w:webHidden/>
-              </w:rPr>
-              <w:instrText xml:space="preserve"> PAGEREF _Toc227347129 \h </w:instrText>
-            </w:r>
-            <w:r>
-              <w:rPr>
-                <w:webHidden/>
-              </w:rPr>
-            </w:r>
-            <w:r>
-              <w:rPr>
-                <w:webHidden/>
-              </w:rPr>
-              <w:fldChar w:fldCharType="separate"/>
-            </w:r>
-            <w:r>
-              <w:rPr>
-                <w:webHidden/>
-              </w:rPr>
-              <w:t>28</w:t>
-            </w:r>
-            <w:r>
-              <w:rPr>
-                <w:webHidden/>
-              </w:rPr>
-              <w:fldChar w:fldCharType="end"/>
-            </w:r>
-          </w:hyperlink>
-        </w:p>
-        <w:p>
-          <w:pPr>
-            <w:pStyle w:val="ndice1"/>
-            <w:rPr>
-              <w:rFonts w:eastAsiaTheme="minorEastAsia" w:cstheme="minorBidi"/>
-              <w:b w:val="0"/>
-              <w:kern w:val="2"/>
-              <w:sz w:val="24"/>
-              <w:lang w:eastAsia="pt-PT"/>
-              <w14:ligatures w14:val="standardContextual"/>
-            </w:rPr>
-          </w:pPr>
-          <w:hyperlink w:anchor="_Toc227347130" w:history="1">
-            <w:r>
-              <w:rPr>
-                <w:rStyle w:val="Hiperligao"/>
-              </w:rPr>
-              <w:t>Classe: Peca</w:t>
-            </w:r>
-            <w:r>
-              <w:rPr>
-                <w:webHidden/>
-              </w:rPr>
-              <w:tab/>
-            </w:r>
-            <w:r>
-              <w:rPr>
-                <w:webHidden/>
-              </w:rPr>
-              <w:fldChar w:fldCharType="begin"/>
-            </w:r>
-            <w:r>
-              <w:rPr>
-                <w:webHidden/>
-              </w:rPr>
-              <w:instrText xml:space="preserve"> PAGEREF _Toc227347130 \h </w:instrText>
-            </w:r>
-            <w:r>
-              <w:rPr>
-                <w:webHidden/>
-              </w:rPr>
-            </w:r>
-            <w:r>
-              <w:rPr>
-                <w:webHidden/>
-              </w:rPr>
-              <w:fldChar w:fldCharType="separate"/>
-            </w:r>
-            <w:r>
-              <w:rPr>
-                <w:webHidden/>
-              </w:rPr>
-              <w:t>28</w:t>
-            </w:r>
-            <w:r>
-              <w:rPr>
-                <w:webHidden/>
-              </w:rPr>
-              <w:fldChar w:fldCharType="end"/>
-            </w:r>
-          </w:hyperlink>
-        </w:p>
-        <w:p>
-          <w:pPr>
-            <w:pStyle w:val="ndice1"/>
-            <w:rPr>
-              <w:rFonts w:eastAsiaTheme="minorEastAsia" w:cstheme="minorBidi"/>
-              <w:b w:val="0"/>
-              <w:kern w:val="2"/>
-              <w:sz w:val="24"/>
-              <w:lang w:eastAsia="pt-PT"/>
-              <w14:ligatures w14:val="standardContextual"/>
-            </w:rPr>
-          </w:pPr>
-          <w:hyperlink w:anchor="_Toc227347131" w:history="1">
-            <w:r>
-              <w:rPr>
-                <w:rStyle w:val="Hiperligao"/>
-              </w:rPr>
-              <w:t>Classe: PecaUsada</w:t>
-            </w:r>
-            <w:r>
-              <w:rPr>
-                <w:webHidden/>
-              </w:rPr>
-              <w:tab/>
-            </w:r>
-            <w:r>
-              <w:rPr>
-                <w:webHidden/>
-              </w:rPr>
-              <w:fldChar w:fldCharType="begin"/>
-            </w:r>
-            <w:r>
-              <w:rPr>
-                <w:webHidden/>
-              </w:rPr>
-              <w:instrText xml:space="preserve"> PAGEREF _Toc227347131 \h </w:instrText>
-            </w:r>
-            <w:r>
-              <w:rPr>
-                <w:webHidden/>
-              </w:rPr>
-            </w:r>
-            <w:r>
-              <w:rPr>
-                <w:webHidden/>
-              </w:rPr>
-              <w:fldChar w:fldCharType="separate"/>
-            </w:r>
-            <w:r>
-              <w:rPr>
-                <w:webHidden/>
-              </w:rPr>
-              <w:t>28</w:t>
-            </w:r>
-            <w:r>
-              <w:rPr>
-                <w:webHidden/>
-              </w:rPr>
-              <w:fldChar w:fldCharType="end"/>
-            </w:r>
-          </w:hyperlink>
-        </w:p>
-        <w:p>
-          <w:pPr>
-            <w:pStyle w:val="ndice1"/>
-            <w:rPr>
-              <w:rFonts w:eastAsiaTheme="minorEastAsia" w:cstheme="minorBidi"/>
-              <w:b w:val="0"/>
-              <w:kern w:val="2"/>
-              <w:sz w:val="24"/>
-              <w:lang w:eastAsia="pt-PT"/>
-              <w14:ligatures w14:val="standardContextual"/>
-            </w:rPr>
-          </w:pPr>
-          <w:hyperlink w:anchor="_Toc227347132" w:history="1">
-            <w:r>
-              <w:rPr>
-                <w:rStyle w:val="Hiperligao"/>
-              </w:rPr>
-              <w:t>Classe: AdminDao</w:t>
-            </w:r>
-            <w:r>
-              <w:rPr>
-                <w:webHidden/>
-              </w:rPr>
-              <w:tab/>
-            </w:r>
-            <w:r>
-              <w:rPr>
-                <w:webHidden/>
-              </w:rPr>
-              <w:fldChar w:fldCharType="begin"/>
-            </w:r>
-            <w:r>
-              <w:rPr>
-                <w:webHidden/>
-              </w:rPr>
-              <w:instrText xml:space="preserve"> PAGEREF _Toc227347132 \h </w:instrText>
-            </w:r>
-            <w:r>
-              <w:rPr>
-                <w:webHidden/>
-              </w:rPr>
-            </w:r>
-            <w:r>
-              <w:rPr>
-                <w:webHidden/>
-              </w:rPr>
-              <w:fldChar w:fldCharType="separate"/>
-            </w:r>
-            <w:r>
-              <w:rPr>
-                <w:webHidden/>
-              </w:rPr>
-              <w:t>29</w:t>
-            </w:r>
-            <w:r>
-              <w:rPr>
-                <w:webHidden/>
-              </w:rPr>
-              <w:fldChar w:fldCharType="end"/>
-            </w:r>
-          </w:hyperlink>
-        </w:p>
-        <w:p>
-          <w:pPr>
-            <w:pStyle w:val="ndice1"/>
-            <w:rPr>
-              <w:rFonts w:eastAsiaTheme="minorEastAsia" w:cstheme="minorBidi"/>
-              <w:b w:val="0"/>
-              <w:kern w:val="2"/>
-              <w:sz w:val="24"/>
-              <w:lang w:eastAsia="pt-PT"/>
-              <w14:ligatures w14:val="standardContextual"/>
-            </w:rPr>
-          </w:pPr>
-          <w:hyperlink w:anchor="_Toc227347133" w:history="1">
-            <w:r>
-              <w:rPr>
-                <w:rStyle w:val="Hiperligao"/>
-              </w:rPr>
-              <w:t>Classe: ClienteDAO</w:t>
-            </w:r>
-            <w:r>
-              <w:rPr>
-                <w:webHidden/>
-              </w:rPr>
-              <w:tab/>
-            </w:r>
-            <w:r>
-              <w:rPr>
-                <w:webHidden/>
-              </w:rPr>
-              <w:fldChar w:fldCharType="begin"/>
-            </w:r>
-            <w:r>
-              <w:rPr>
-                <w:webHidden/>
-              </w:rPr>
-              <w:instrText xml:space="preserve"> PAGEREF _Toc227347133 \h </w:instrText>
-            </w:r>
-            <w:r>
-              <w:rPr>
-                <w:webHidden/>
-              </w:rPr>
-            </w:r>
-            <w:r>
-              <w:rPr>
-                <w:webHidden/>
-              </w:rPr>
-              <w:fldChar w:fldCharType="separate"/>
-            </w:r>
-            <w:r>
-              <w:rPr>
-                <w:webHidden/>
-              </w:rPr>
-              <w:t>29</w:t>
-            </w:r>
-            <w:r>
-              <w:rPr>
-                <w:webHidden/>
-              </w:rPr>
-              <w:fldChar w:fldCharType="end"/>
-            </w:r>
-          </w:hyperlink>
-        </w:p>
-        <w:p>
-          <w:pPr>
-            <w:pStyle w:val="ndice1"/>
-            <w:rPr>
-              <w:rFonts w:eastAsiaTheme="minorEastAsia" w:cstheme="minorBidi"/>
-              <w:b w:val="0"/>
-              <w:kern w:val="2"/>
-              <w:sz w:val="24"/>
-              <w:lang w:eastAsia="pt-PT"/>
-              <w14:ligatures w14:val="standardContextual"/>
-            </w:rPr>
-          </w:pPr>
-          <w:hyperlink w:anchor="_Toc227347134" w:history="1">
-            <w:r>
-              <w:rPr>
-                <w:rStyle w:val="Hiperligao"/>
-              </w:rPr>
-              <w:t>Classe: EquipamentoDAO</w:t>
-            </w:r>
-            <w:r>
-              <w:rPr>
-                <w:webHidden/>
-              </w:rPr>
-              <w:tab/>
-            </w:r>
-            <w:r>
-              <w:rPr>
-                <w:webHidden/>
-              </w:rPr>
-              <w:fldChar w:fldCharType="begin"/>
-            </w:r>
-            <w:r>
-              <w:rPr>
-                <w:webHidden/>
-              </w:rPr>
-              <w:instrText xml:space="preserve"> PAGEREF _Toc227347134 \h </w:instrText>
-            </w:r>
-            <w:r>
-              <w:rPr>
-                <w:webHidden/>
-              </w:rPr>
-            </w:r>
-            <w:r>
-              <w:rPr>
-                <w:webHidden/>
-              </w:rPr>
-              <w:fldChar w:fldCharType="separate"/>
-            </w:r>
-            <w:r>
-              <w:rPr>
-                <w:webHidden/>
-              </w:rPr>
-              <w:t>30</w:t>
-            </w:r>
-            <w:r>
-              <w:rPr>
-                <w:webHidden/>
-              </w:rPr>
-              <w:fldChar w:fldCharType="end"/>
-            </w:r>
-          </w:hyperlink>
-        </w:p>
-        <w:p>
-          <w:pPr>
-            <w:pStyle w:val="ndice1"/>
-            <w:rPr>
-              <w:rFonts w:eastAsiaTheme="minorEastAsia" w:cstheme="minorBidi"/>
-              <w:b w:val="0"/>
-              <w:kern w:val="2"/>
-              <w:sz w:val="24"/>
-              <w:lang w:eastAsia="pt-PT"/>
-              <w14:ligatures w14:val="standardContextual"/>
-            </w:rPr>
-          </w:pPr>
-          <w:hyperlink w:anchor="_Toc227347135" w:history="1">
-            <w:r>
-              <w:rPr>
-                <w:rStyle w:val="Hiperligao"/>
-              </w:rPr>
-              <w:t>Classe: FuncionarioDAO</w:t>
-            </w:r>
-            <w:r>
-              <w:rPr>
-                <w:webHidden/>
-              </w:rPr>
-              <w:tab/>
-            </w:r>
-            <w:r>
-              <w:rPr>
-                <w:webHidden/>
-              </w:rPr>
-              <w:fldChar w:fldCharType="begin"/>
-            </w:r>
-            <w:r>
-              <w:rPr>
-                <w:webHidden/>
-              </w:rPr>
-              <w:instrText xml:space="preserve"> PAGEREF _Toc227347135 \h </w:instrText>
-            </w:r>
-            <w:r>
-              <w:rPr>
-                <w:webHidden/>
-              </w:rPr>
-            </w:r>
-            <w:r>
-              <w:rPr>
-                <w:webHidden/>
-              </w:rPr>
-              <w:fldChar w:fldCharType="separate"/>
-            </w:r>
-            <w:r>
-              <w:rPr>
-                <w:webHidden/>
-              </w:rPr>
-              <w:t>30</w:t>
-            </w:r>
-            <w:r>
-              <w:rPr>
-                <w:webHidden/>
-              </w:rPr>
-              <w:fldChar w:fldCharType="end"/>
-            </w:r>
-          </w:hyperlink>
-        </w:p>
-        <w:p>
-          <w:pPr>
-            <w:pStyle w:val="ndice1"/>
-            <w:rPr>
-              <w:rFonts w:eastAsiaTheme="minorEastAsia" w:cstheme="minorBidi"/>
-              <w:b w:val="0"/>
-              <w:kern w:val="2"/>
-              <w:sz w:val="24"/>
-              <w:lang w:eastAsia="pt-PT"/>
-              <w14:ligatures w14:val="standardContextual"/>
-            </w:rPr>
-          </w:pPr>
-          <w:hyperlink w:anchor="_Toc227347136" w:history="1">
-            <w:r>
-              <w:rPr>
-                <w:rStyle w:val="Hiperligao"/>
-              </w:rPr>
-              <w:t>Classe: PecaDAO</w:t>
-            </w:r>
-            <w:r>
-              <w:rPr>
-                <w:webHidden/>
-              </w:rPr>
-              <w:tab/>
-            </w:r>
-            <w:r>
-              <w:rPr>
-                <w:webHidden/>
-              </w:rPr>
-              <w:fldChar w:fldCharType="begin"/>
-            </w:r>
-            <w:r>
-              <w:rPr>
-                <w:webHidden/>
-              </w:rPr>
-              <w:instrText xml:space="preserve"> PAGEREF _Toc227347136 \h </w:instrText>
-            </w:r>
-            <w:r>
-              <w:rPr>
-                <w:webHidden/>
-              </w:rPr>
-            </w:r>
-            <w:r>
-              <w:rPr>
-                <w:webHidden/>
-              </w:rPr>
-              <w:fldChar w:fldCharType="separate"/>
-            </w:r>
-            <w:r>
-              <w:rPr>
-                <w:webHidden/>
-              </w:rPr>
-              <w:t>30</w:t>
-            </w:r>
-            <w:r>
-              <w:rPr>
-                <w:webHidden/>
-              </w:rPr>
-              <w:fldChar w:fldCharType="end"/>
-            </w:r>
-          </w:hyperlink>
-        </w:p>
-        <w:p>
-          <w:pPr>
-            <w:pStyle w:val="ndice1"/>
-            <w:rPr>
-              <w:rFonts w:eastAsiaTheme="minorEastAsia" w:cstheme="minorBidi"/>
-              <w:b w:val="0"/>
-              <w:kern w:val="2"/>
-              <w:sz w:val="24"/>
-              <w:lang w:eastAsia="pt-PT"/>
-              <w14:ligatures w14:val="standardContextual"/>
-            </w:rPr>
-          </w:pPr>
-          <w:hyperlink w:anchor="_Toc227347137" w:history="1">
-            <w:r>
-              <w:rPr>
-                <w:rStyle w:val="Hiperligao"/>
-              </w:rPr>
-              <w:t>Classe: ReparacaoDAO</w:t>
-            </w:r>
-            <w:r>
-              <w:rPr>
-                <w:webHidden/>
-              </w:rPr>
-              <w:tab/>
-            </w:r>
-            <w:r>
-              <w:rPr>
-                <w:webHidden/>
-              </w:rPr>
-              <w:fldChar w:fldCharType="begin"/>
-            </w:r>
-            <w:r>
-              <w:rPr>
-                <w:webHidden/>
-              </w:rPr>
-              <w:instrText xml:space="preserve"> PAGEREF _Toc227347137 \h </w:instrText>
-            </w:r>
-            <w:r>
-              <w:rPr>
-                <w:webHidden/>
-              </w:rPr>
-            </w:r>
-            <w:r>
-              <w:rPr>
-                <w:webHidden/>
-              </w:rPr>
-              <w:fldChar w:fldCharType="separate"/>
-            </w:r>
-            <w:r>
-              <w:rPr>
-                <w:webHidden/>
-              </w:rPr>
-              <w:t>31</w:t>
-            </w:r>
-            <w:r>
-              <w:rPr>
-                <w:webHidden/>
-              </w:rPr>
-              <w:fldChar w:fldCharType="end"/>
-            </w:r>
-          </w:hyperlink>
-        </w:p>
-        <w:p>
-          <w:pPr>
-            <w:pStyle w:val="ndice1"/>
-            <w:rPr>
-              <w:rFonts w:eastAsiaTheme="minorEastAsia" w:cstheme="minorBidi"/>
-              <w:b w:val="0"/>
-              <w:kern w:val="2"/>
-              <w:sz w:val="24"/>
-              <w:lang w:eastAsia="pt-PT"/>
-              <w14:ligatures w14:val="standardContextual"/>
-            </w:rPr>
-          </w:pPr>
-          <w:hyperlink w:anchor="_Toc227347138" w:history="1">
-            <w:r>
-              <w:rPr>
-                <w:rStyle w:val="Hiperligao"/>
-              </w:rPr>
-              <w:t>Classe: UtilizadoresDAO</w:t>
-            </w:r>
-            <w:r>
-              <w:rPr>
-                <w:webHidden/>
-              </w:rPr>
-              <w:tab/>
-            </w:r>
-            <w:r>
-              <w:rPr>
-                <w:webHidden/>
-              </w:rPr>
-              <w:fldChar w:fldCharType="begin"/>
-            </w:r>
-            <w:r>
-              <w:rPr>
-                <w:webHidden/>
-              </w:rPr>
-              <w:instrText xml:space="preserve"> PAGEREF _Toc227347138 \h </w:instrText>
-            </w:r>
-            <w:r>
-              <w:rPr>
-                <w:webHidden/>
-              </w:rPr>
-            </w:r>
-            <w:r>
-              <w:rPr>
-                <w:webHidden/>
-              </w:rPr>
-              <w:fldChar w:fldCharType="separate"/>
-            </w:r>
-            <w:r>
-              <w:rPr>
-                <w:webHidden/>
-              </w:rPr>
-              <w:t>31</w:t>
-            </w:r>
-            <w:r>
-              <w:rPr>
-                <w:webHidden/>
-              </w:rPr>
-              <w:fldChar w:fldCharType="end"/>
-            </w:r>
-          </w:hyperlink>
-        </w:p>
-        <w:p>
-          <w:pPr>
-            <w:pStyle w:val="ndice1"/>
-            <w:rPr>
-              <w:rFonts w:eastAsiaTheme="minorEastAsia" w:cstheme="minorBidi"/>
-              <w:b w:val="0"/>
-              <w:kern w:val="2"/>
-              <w:sz w:val="24"/>
-              <w:lang w:eastAsia="pt-PT"/>
-              <w14:ligatures w14:val="standardContextual"/>
-            </w:rPr>
-          </w:pPr>
-          <w:hyperlink w:anchor="_Toc227347139" w:history="1">
-            <w:r>
-              <w:rPr>
-                <w:rStyle w:val="Hiperligao"/>
-              </w:rPr>
-              <w:t>Classe: DBConnection</w:t>
-            </w:r>
-            <w:r>
-              <w:rPr>
-                <w:webHidden/>
-              </w:rPr>
-              <w:tab/>
-            </w:r>
-            <w:r>
-              <w:rPr>
-                <w:webHidden/>
-              </w:rPr>
-              <w:fldChar w:fldCharType="begin"/>
-            </w:r>
-            <w:r>
-              <w:rPr>
-                <w:webHidden/>
-              </w:rPr>
-              <w:instrText xml:space="preserve"> PAGEREF _Toc227347139 \h </w:instrText>
-            </w:r>
-            <w:r>
-              <w:rPr>
-                <w:webHidden/>
-              </w:rPr>
-            </w:r>
-            <w:r>
-              <w:rPr>
-                <w:webHidden/>
-              </w:rPr>
-              <w:fldChar w:fldCharType="separate"/>
-            </w:r>
-            <w:r>
-              <w:rPr>
-                <w:webHidden/>
-              </w:rPr>
-              <w:t>31</w:t>
-            </w:r>
-            <w:r>
-              <w:rPr>
-                <w:webHidden/>
-              </w:rPr>
-              <w:fldChar w:fldCharType="end"/>
-            </w:r>
-          </w:hyperlink>
-        </w:p>
-        <w:p>
-          <w:pPr>
-            <w:pStyle w:val="ndice1"/>
-            <w:rPr>
-              <w:rFonts w:eastAsiaTheme="minorEastAsia" w:cstheme="minorBidi"/>
-              <w:b w:val="0"/>
-              <w:kern w:val="2"/>
-              <w:sz w:val="24"/>
-              <w:lang w:eastAsia="pt-PT"/>
-              <w14:ligatures w14:val="standardContextual"/>
-            </w:rPr>
-          </w:pPr>
-          <w:hyperlink w:anchor="_Toc227347140" w:history="1">
-            <w:r>
-              <w:rPr>
-                <w:rStyle w:val="Hiperligao"/>
-              </w:rPr>
-              <w:t>Classe: Main</w:t>
-            </w:r>
-            <w:r>
-              <w:rPr>
-                <w:webHidden/>
-              </w:rPr>
-              <w:tab/>
-            </w:r>
-            <w:r>
-              <w:rPr>
-                <w:webHidden/>
-              </w:rPr>
-              <w:fldChar w:fldCharType="begin"/>
-            </w:r>
-            <w:r>
-              <w:rPr>
-                <w:webHidden/>
-              </w:rPr>
-              <w:instrText xml:space="preserve"> PAGEREF _Toc227347140 \h </w:instrText>
-            </w:r>
-            <w:r>
-              <w:rPr>
-                <w:webHidden/>
-              </w:rPr>
-            </w:r>
-            <w:r>
-              <w:rPr>
-                <w:webHidden/>
-              </w:rPr>
-              <w:fldChar w:fldCharType="separate"/>
-            </w:r>
-            <w:r>
-              <w:rPr>
-                <w:webHidden/>
-              </w:rPr>
-              <w:t>32</w:t>
-            </w:r>
-            <w:r>
-              <w:rPr>
-                <w:webHidden/>
-              </w:rPr>
-              <w:fldChar w:fldCharType="end"/>
-            </w:r>
-          </w:hyperlink>
-        </w:p>
-        <w:p>
-          <w:pPr>
-            <w:pStyle w:val="ndice1"/>
-            <w:rPr>
-              <w:rFonts w:eastAsiaTheme="minorEastAsia" w:cstheme="minorBidi"/>
-              <w:b w:val="0"/>
-              <w:kern w:val="2"/>
-              <w:sz w:val="24"/>
-              <w:lang w:eastAsia="pt-PT"/>
-              <w14:ligatures w14:val="standardContextual"/>
-            </w:rPr>
-          </w:pPr>
-          <w:hyperlink w:anchor="_Toc227347141" w:history="1">
-            <w:r>
-              <w:rPr>
-                <w:rStyle w:val="Hiperligao"/>
-              </w:rPr>
-              <w:t>Classe: AdminController</w:t>
-            </w:r>
-            <w:r>
-              <w:rPr>
-                <w:webHidden/>
-              </w:rPr>
-              <w:tab/>
-            </w:r>
-            <w:r>
-              <w:rPr>
-                <w:webHidden/>
-              </w:rPr>
-              <w:fldChar w:fldCharType="begin"/>
-            </w:r>
-            <w:r>
-              <w:rPr>
-                <w:webHidden/>
-              </w:rPr>
-              <w:instrText xml:space="preserve"> PAGEREF _Toc227347141 \h </w:instrText>
-            </w:r>
-            <w:r>
-              <w:rPr>
-                <w:webHidden/>
-              </w:rPr>
-            </w:r>
-            <w:r>
-              <w:rPr>
-                <w:webHidden/>
-              </w:rPr>
-              <w:fldChar w:fldCharType="separate"/>
-            </w:r>
-            <w:r>
-              <w:rPr>
-                <w:webHidden/>
-              </w:rPr>
-              <w:t>32</w:t>
-            </w:r>
-            <w:r>
-              <w:rPr>
-                <w:webHidden/>
-              </w:rPr>
-              <w:fldChar w:fldCharType="end"/>
-            </w:r>
-          </w:hyperlink>
-        </w:p>
-        <w:p>
-          <w:pPr>
-            <w:pStyle w:val="ndice1"/>
-            <w:rPr>
-              <w:rFonts w:eastAsiaTheme="minorEastAsia" w:cstheme="minorBidi"/>
-              <w:b w:val="0"/>
-              <w:kern w:val="2"/>
-              <w:sz w:val="24"/>
-              <w:lang w:eastAsia="pt-PT"/>
-              <w14:ligatures w14:val="standardContextual"/>
-            </w:rPr>
-          </w:pPr>
-          <w:hyperlink w:anchor="_Toc227347142" w:history="1">
-            <w:r>
-              <w:rPr>
-                <w:rStyle w:val="Hiperligao"/>
-              </w:rPr>
-              <w:t>Classe: ClienteController</w:t>
-            </w:r>
-            <w:r>
-              <w:rPr>
-                <w:webHidden/>
-              </w:rPr>
-              <w:tab/>
-            </w:r>
-            <w:r>
-              <w:rPr>
-                <w:webHidden/>
-              </w:rPr>
-              <w:fldChar w:fldCharType="begin"/>
-            </w:r>
-            <w:r>
-              <w:rPr>
-                <w:webHidden/>
-              </w:rPr>
-              <w:instrText xml:space="preserve"> PAGEREF _Toc227347142 \h </w:instrText>
-            </w:r>
-            <w:r>
-              <w:rPr>
-                <w:webHidden/>
-              </w:rPr>
-            </w:r>
-            <w:r>
-              <w:rPr>
-                <w:webHidden/>
-              </w:rPr>
-              <w:fldChar w:fldCharType="separate"/>
-            </w:r>
-            <w:r>
-              <w:rPr>
-                <w:webHidden/>
-              </w:rPr>
-              <w:t>32</w:t>
-            </w:r>
-            <w:r>
-              <w:rPr>
-                <w:webHidden/>
-              </w:rPr>
-              <w:fldChar w:fldCharType="end"/>
-            </w:r>
-          </w:hyperlink>
-        </w:p>
-        <w:p>
-          <w:pPr>
-            <w:pStyle w:val="ndice1"/>
-            <w:rPr>
-              <w:rFonts w:eastAsiaTheme="minorEastAsia" w:cstheme="minorBidi"/>
-              <w:b w:val="0"/>
-              <w:kern w:val="2"/>
-              <w:sz w:val="24"/>
-              <w:lang w:eastAsia="pt-PT"/>
-              <w14:ligatures w14:val="standardContextual"/>
-            </w:rPr>
-          </w:pPr>
-          <w:hyperlink w:anchor="_Toc227347143" w:history="1">
-            <w:r>
-              <w:rPr>
-                <w:rStyle w:val="Hiperligao"/>
-              </w:rPr>
-              <w:t>Classe: EquipamentoController</w:t>
-            </w:r>
-            <w:r>
-              <w:rPr>
-                <w:webHidden/>
-              </w:rPr>
-              <w:tab/>
-            </w:r>
-            <w:r>
-              <w:rPr>
-                <w:webHidden/>
-              </w:rPr>
-              <w:fldChar w:fldCharType="begin"/>
-            </w:r>
-            <w:r>
-              <w:rPr>
-                <w:webHidden/>
-              </w:rPr>
-              <w:instrText xml:space="preserve"> PAGEREF _Toc227347143 \h </w:instrText>
-            </w:r>
-            <w:r>
-              <w:rPr>
-                <w:webHidden/>
-              </w:rPr>
-            </w:r>
-            <w:r>
-              <w:rPr>
-                <w:webHidden/>
-              </w:rPr>
-              <w:fldChar w:fldCharType="separate"/>
-            </w:r>
-            <w:r>
-              <w:rPr>
-                <w:webHidden/>
-              </w:rPr>
-              <w:t>33</w:t>
-            </w:r>
-            <w:r>
-              <w:rPr>
-                <w:webHidden/>
-              </w:rPr>
-              <w:fldChar w:fldCharType="end"/>
-            </w:r>
-          </w:hyperlink>
-        </w:p>
-        <w:p>
-          <w:pPr>
-            <w:pStyle w:val="ndice1"/>
-            <w:rPr>
-              <w:rFonts w:eastAsiaTheme="minorEastAsia" w:cstheme="minorBidi"/>
-              <w:b w:val="0"/>
-              <w:kern w:val="2"/>
-              <w:sz w:val="24"/>
-              <w:lang w:eastAsia="pt-PT"/>
-              <w14:ligatures w14:val="standardContextual"/>
-            </w:rPr>
-          </w:pPr>
-          <w:hyperlink w:anchor="_Toc227347144" w:history="1">
-            <w:r>
-              <w:rPr>
-                <w:rStyle w:val="Hiperligao"/>
-              </w:rPr>
-              <w:t>Classe: FuncionarioController</w:t>
-            </w:r>
-            <w:r>
-              <w:rPr>
-                <w:webHidden/>
-              </w:rPr>
-              <w:tab/>
-            </w:r>
-            <w:r>
-              <w:rPr>
-                <w:webHidden/>
-              </w:rPr>
-              <w:fldChar w:fldCharType="begin"/>
-            </w:r>
-            <w:r>
-              <w:rPr>
-                <w:webHidden/>
-              </w:rPr>
-              <w:instrText xml:space="preserve"> PAGEREF _Toc227347144 \h </w:instrText>
-            </w:r>
-            <w:r>
-              <w:rPr>
-                <w:webHidden/>
-              </w:rPr>
-            </w:r>
-            <w:r>
-              <w:rPr>
-                <w:webHidden/>
-              </w:rPr>
-              <w:fldChar w:fldCharType="separate"/>
-            </w:r>
-            <w:r>
-              <w:rPr>
-                <w:webHidden/>
-              </w:rPr>
-              <w:t>33</w:t>
-            </w:r>
-            <w:r>
-              <w:rPr>
-                <w:webHidden/>
-              </w:rPr>
-              <w:fldChar w:fldCharType="end"/>
-            </w:r>
-          </w:hyperlink>
-        </w:p>
-        <w:p>
-          <w:pPr>
-            <w:pStyle w:val="ndice1"/>
-            <w:rPr>
-              <w:rFonts w:eastAsiaTheme="minorEastAsia" w:cstheme="minorBidi"/>
-              <w:b w:val="0"/>
-              <w:kern w:val="2"/>
-              <w:sz w:val="24"/>
-              <w:lang w:eastAsia="pt-PT"/>
-              <w14:ligatures w14:val="standardContextual"/>
-            </w:rPr>
-          </w:pPr>
-          <w:hyperlink w:anchor="_Toc227347145" w:history="1">
-            <w:r>
-              <w:rPr>
-                <w:rStyle w:val="Hiperligao"/>
-              </w:rPr>
-              <w:t>Classe: ReparacaoController</w:t>
-            </w:r>
-            <w:r>
-              <w:rPr>
-                <w:webHidden/>
-              </w:rPr>
-              <w:tab/>
-            </w:r>
-            <w:r>
-              <w:rPr>
-                <w:webHidden/>
-              </w:rPr>
-              <w:fldChar w:fldCharType="begin"/>
-            </w:r>
-            <w:r>
-              <w:rPr>
-                <w:webHidden/>
-              </w:rPr>
-              <w:instrText xml:space="preserve"> PAGEREF _Toc227347145 \h </w:instrText>
-            </w:r>
-            <w:r>
-              <w:rPr>
-                <w:webHidden/>
-              </w:rPr>
-            </w:r>
-            <w:r>
-              <w:rPr>
-                <w:webHidden/>
-              </w:rPr>
-              <w:fldChar w:fldCharType="separate"/>
-            </w:r>
-            <w:r>
-              <w:rPr>
-                <w:webHidden/>
-              </w:rPr>
-              <w:t>34</w:t>
-            </w:r>
-            <w:r>
-              <w:rPr>
-                <w:webHidden/>
-              </w:rPr>
-              <w:fldChar w:fldCharType="end"/>
-            </w:r>
-          </w:hyperlink>
-        </w:p>
-        <w:p>
-          <w:pPr>
-            <w:pStyle w:val="ndice1"/>
-            <w:rPr>
-              <w:rFonts w:eastAsiaTheme="minorEastAsia" w:cstheme="minorBidi"/>
-              <w:b w:val="0"/>
-              <w:kern w:val="2"/>
-              <w:sz w:val="24"/>
-              <w:lang w:eastAsia="pt-PT"/>
-              <w14:ligatures w14:val="standardContextual"/>
-            </w:rPr>
-          </w:pPr>
-          <w:hyperlink w:anchor="_Toc227347146" w:history="1">
-            <w:r>
-              <w:rPr>
-                <w:rStyle w:val="Hiperligao"/>
-              </w:rPr>
-              <w:t>Class: TestesController</w:t>
-            </w:r>
-            <w:r>
-              <w:rPr>
-                <w:webHidden/>
-              </w:rPr>
-              <w:tab/>
-            </w:r>
-            <w:r>
-              <w:rPr>
-                <w:webHidden/>
-              </w:rPr>
-              <w:fldChar w:fldCharType="begin"/>
-            </w:r>
-            <w:r>
-              <w:rPr>
-                <w:webHidden/>
-              </w:rPr>
-              <w:instrText xml:space="preserve"> PAGEREF _Toc227347146 \h </w:instrText>
-            </w:r>
-            <w:r>
-              <w:rPr>
-                <w:webHidden/>
-              </w:rPr>
-            </w:r>
-            <w:r>
-              <w:rPr>
-                <w:webHidden/>
-              </w:rPr>
-              <w:fldChar w:fldCharType="separate"/>
-            </w:r>
-            <w:r>
-              <w:rPr>
-                <w:webHidden/>
-              </w:rPr>
-              <w:t>34</w:t>
-            </w:r>
-            <w:r>
-              <w:rPr>
-                <w:webHidden/>
-              </w:rPr>
-              <w:fldChar w:fldCharType="end"/>
-            </w:r>
-          </w:hyperlink>
-        </w:p>
-        <w:p>
-          <w:pPr>
-            <w:pStyle w:val="ndice1"/>
-            <w:rPr>
-              <w:rFonts w:eastAsiaTheme="minorEastAsia" w:cstheme="minorBidi"/>
-              <w:b w:val="0"/>
-              <w:kern w:val="2"/>
-              <w:sz w:val="24"/>
-              <w:lang w:eastAsia="pt-PT"/>
-              <w14:ligatures w14:val="standardContextual"/>
-            </w:rPr>
-          </w:pPr>
-          <w:hyperlink w:anchor="_Toc227347147" w:history="1">
-            <w:r>
-              <w:rPr>
-                <w:rStyle w:val="Hiperligao"/>
-              </w:rPr>
-              <w:t>Classe: UtilizadorController</w:t>
-            </w:r>
-            <w:r>
-              <w:rPr>
-                <w:webHidden/>
-              </w:rPr>
-              <w:tab/>
-            </w:r>
-            <w:r>
-              <w:rPr>
-                <w:webHidden/>
-              </w:rPr>
-              <w:fldChar w:fldCharType="begin"/>
-            </w:r>
-            <w:r>
-              <w:rPr>
-                <w:webHidden/>
-              </w:rPr>
-              <w:instrText xml:space="preserve"> PAGEREF _Toc227347147 \h </w:instrText>
-            </w:r>
-            <w:r>
-              <w:rPr>
-                <w:webHidden/>
-              </w:rPr>
-            </w:r>
-            <w:r>
-              <w:rPr>
-                <w:webHidden/>
-              </w:rPr>
-              <w:fldChar w:fldCharType="separate"/>
-            </w:r>
-            <w:r>
-              <w:rPr>
-                <w:webHidden/>
-              </w:rPr>
-              <w:t>35</w:t>
-            </w:r>
-            <w:r>
-              <w:rPr>
-                <w:webHidden/>
-              </w:rPr>
-              <w:fldChar w:fldCharType="end"/>
-            </w:r>
-          </w:hyperlink>
-        </w:p>
-        <w:p>
-          <w:pPr>
-            <w:pStyle w:val="ndice1"/>
-            <w:rPr>
-              <w:rFonts w:eastAsiaTheme="minorEastAsia" w:cstheme="minorBidi"/>
-              <w:b w:val="0"/>
-              <w:kern w:val="2"/>
-              <w:sz w:val="24"/>
-              <w:lang w:eastAsia="pt-PT"/>
-              <w14:ligatures w14:val="standardContextual"/>
-            </w:rPr>
-          </w:pPr>
-          <w:hyperlink w:anchor="_Toc227347148" w:history="1">
-            <w:r>
-              <w:rPr>
-                <w:rStyle w:val="Hiperligao"/>
-              </w:rPr>
-              <w:t>Classe: Menu</w:t>
-            </w:r>
-            <w:r>
-              <w:rPr>
-                <w:webHidden/>
-              </w:rPr>
-              <w:tab/>
-            </w:r>
-            <w:r>
-              <w:rPr>
-                <w:webHidden/>
-              </w:rPr>
-              <w:fldChar w:fldCharType="begin"/>
-            </w:r>
-            <w:r>
-              <w:rPr>
-                <w:webHidden/>
-              </w:rPr>
-              <w:instrText xml:space="preserve"> PAGEREF _Toc227347148 \h </w:instrText>
-            </w:r>
-            <w:r>
-              <w:rPr>
-                <w:webHidden/>
-              </w:rPr>
-            </w:r>
-            <w:r>
-              <w:rPr>
-                <w:webHidden/>
-              </w:rPr>
-              <w:fldChar w:fldCharType="separate"/>
-            </w:r>
-            <w:r>
-              <w:rPr>
-                <w:webHidden/>
-              </w:rPr>
-              <w:t>35</w:t>
+              <w:t>47</w:t>
             </w:r>
             <w:r>
               <w:rPr>
@@ -3109,12 +3921,12 @@
               <w14:ligatures w14:val="standardContextual"/>
             </w:rPr>
           </w:pPr>
-          <w:hyperlink w:anchor="_Toc227347149" w:history="1">
+          <w:hyperlink w:anchor="_Toc227348215" w:history="1">
             <w:r>
               <w:rPr>
                 <w:rStyle w:val="Hiperligao"/>
               </w:rPr>
-              <w:t>3.3.</w:t>
+              <w:t>6.1.</w:t>
             </w:r>
             <w:r>
               <w:rPr>
@@ -3149,7 +3961,7 @@
               <w:rPr>
                 <w:webHidden/>
               </w:rPr>
-              <w:instrText xml:space="preserve"> PAGEREF _Toc227347149 \h </w:instrText>
+              <w:instrText xml:space="preserve"> PAGEREF _Toc227348215 \h </w:instrText>
             </w:r>
             <w:r>
               <w:rPr>
@@ -3166,7 +3978,7 @@
               <w:rPr>
                 <w:webHidden/>
               </w:rPr>
-              <w:t>36</w:t>
+              <w:t>47</w:t>
             </w:r>
             <w:r>
               <w:rPr>
@@ -3188,12 +4000,12 @@
               <w14:ligatures w14:val="standardContextual"/>
             </w:rPr>
           </w:pPr>
-          <w:hyperlink w:anchor="_Toc227347150" w:history="1">
+          <w:hyperlink w:anchor="_Toc227348216" w:history="1">
             <w:r>
               <w:rPr>
                 <w:rStyle w:val="Hiperligao"/>
               </w:rPr>
-              <w:t>3.4.</w:t>
+              <w:t>6.2.</w:t>
             </w:r>
             <w:r>
               <w:rPr>
@@ -3210,7 +4022,7 @@
               <w:rPr>
                 <w:rStyle w:val="Hiperligao"/>
               </w:rPr>
-              <w:t>Algoritmos</w:t>
+              <w:t>Diagrama ER</w:t>
             </w:r>
             <w:r>
               <w:rPr>
@@ -3228,7 +4040,7 @@
               <w:rPr>
                 <w:webHidden/>
               </w:rPr>
-              <w:instrText xml:space="preserve"> PAGEREF _Toc227347150 \h </w:instrText>
+              <w:instrText xml:space="preserve"> PAGEREF _Toc227348216 \h </w:instrText>
             </w:r>
             <w:r>
               <w:rPr>
@@ -3245,7 +4057,7 @@
               <w:rPr>
                 <w:webHidden/>
               </w:rPr>
-              <w:t>37</w:t>
+              <w:t>47</w:t>
             </w:r>
             <w:r>
               <w:rPr>
@@ -3267,12 +4079,12 @@
               <w14:ligatures w14:val="standardContextual"/>
             </w:rPr>
           </w:pPr>
-          <w:hyperlink w:anchor="_Toc227347151" w:history="1">
+          <w:hyperlink w:anchor="_Toc227348217" w:history="1">
             <w:r>
               <w:rPr>
                 <w:rStyle w:val="Hiperligao"/>
               </w:rPr>
-              <w:t>3.5.</w:t>
+              <w:t>6.3.</w:t>
             </w:r>
             <w:r>
               <w:rPr>
@@ -3289,7 +4101,7 @@
               <w:rPr>
                 <w:rStyle w:val="Hiperligao"/>
               </w:rPr>
-              <w:t>Estrutura de dados</w:t>
+              <w:t>Manual do Utilizador</w:t>
             </w:r>
             <w:r>
               <w:rPr>
@@ -3307,7 +4119,7 @@
               <w:rPr>
                 <w:webHidden/>
               </w:rPr>
-              <w:instrText xml:space="preserve"> PAGEREF _Toc227347151 \h </w:instrText>
+              <w:instrText xml:space="preserve"> PAGEREF _Toc227348217 \h </w:instrText>
             </w:r>
             <w:r>
               <w:rPr>
@@ -3324,7 +4136,7 @@
               <w:rPr>
                 <w:webHidden/>
               </w:rPr>
-              <w:t>40</w:t>
+              <w:t>47</w:t>
             </w:r>
             <w:r>
               <w:rPr>
@@ -3346,13 +4158,12 @@
               <w14:ligatures w14:val="standardContextual"/>
             </w:rPr>
           </w:pPr>
-          <w:hyperlink w:anchor="_Toc227347152" w:history="1">
+          <w:hyperlink w:anchor="_Toc227348218" w:history="1">
             <w:r>
               <w:rPr>
                 <w:rStyle w:val="Hiperligao"/>
-                <w:rFonts w:cstheme="minorHAnsi"/>
-              </w:rPr>
-              <w:t>3.6.</w:t>
+              </w:rPr>
+              <w:t>6.4.</w:t>
             </w:r>
             <w:r>
               <w:rPr>
@@ -3368,9 +4179,8 @@
             <w:r>
               <w:rPr>
                 <w:rStyle w:val="Hiperligao"/>
-                <w:rFonts w:cstheme="minorHAnsi"/>
-              </w:rPr>
-              <w:t>Procedimentos de Teste</w:t>
+              </w:rPr>
+              <w:t>JavaDocs</w:t>
             </w:r>
             <w:r>
               <w:rPr>
@@ -3388,7 +4198,7 @@
               <w:rPr>
                 <w:webHidden/>
               </w:rPr>
-              <w:instrText xml:space="preserve"> PAGEREF _Toc227347152 \h </w:instrText>
+              <w:instrText xml:space="preserve"> PAGEREF _Toc227348218 \h </w:instrText>
             </w:r>
             <w:r>
               <w:rPr>
@@ -3405,86 +4215,7 @@
               <w:rPr>
                 <w:webHidden/>
               </w:rPr>
-              <w:t>41</w:t>
-            </w:r>
-            <w:r>
-              <w:rPr>
-                <w:webHidden/>
-              </w:rPr>
-              <w:fldChar w:fldCharType="end"/>
-            </w:r>
-          </w:hyperlink>
-        </w:p>
-        <w:p>
-          <w:pPr>
-            <w:pStyle w:val="ndice1"/>
-            <w:rPr>
-              <w:rFonts w:eastAsiaTheme="minorEastAsia" w:cstheme="minorBidi"/>
-              <w:b w:val="0"/>
-              <w:kern w:val="2"/>
-              <w:sz w:val="24"/>
-              <w:lang w:eastAsia="pt-PT"/>
-              <w14:ligatures w14:val="standardContextual"/>
-            </w:rPr>
-          </w:pPr>
-          <w:hyperlink w:anchor="_Toc227347153" w:history="1">
-            <w:r>
-              <w:rPr>
-                <w:rStyle w:val="Hiperligao"/>
-              </w:rPr>
-              <w:t>4.</w:t>
-            </w:r>
-            <w:r>
-              <w:rPr>
-                <w:rFonts w:eastAsiaTheme="minorEastAsia" w:cstheme="minorBidi"/>
-                <w:b w:val="0"/>
-                <w:kern w:val="2"/>
-                <w:sz w:val="24"/>
-                <w:lang w:eastAsia="pt-PT"/>
-                <w14:ligatures w14:val="standardContextual"/>
-              </w:rPr>
-              <w:tab/>
-            </w:r>
-            <w:r>
-              <w:rPr>
-                <w:rStyle w:val="Hiperligao"/>
-              </w:rPr>
-              <w:t>Conclusões</w:t>
-            </w:r>
-            <w:r>
-              <w:rPr>
-                <w:webHidden/>
-              </w:rPr>
-              <w:tab/>
-            </w:r>
-            <w:r>
-              <w:rPr>
-                <w:webHidden/>
-              </w:rPr>
-              <w:fldChar w:fldCharType="begin"/>
-            </w:r>
-            <w:r>
-              <w:rPr>
-                <w:webHidden/>
-              </w:rPr>
-              <w:instrText xml:space="preserve"> PAGEREF _Toc227347153 \h </w:instrText>
-            </w:r>
-            <w:r>
-              <w:rPr>
-                <w:webHidden/>
-              </w:rPr>
-            </w:r>
-            <w:r>
-              <w:rPr>
-                <w:webHidden/>
-              </w:rPr>
-              <w:fldChar w:fldCharType="separate"/>
-            </w:r>
-            <w:r>
-              <w:rPr>
-                <w:webHidden/>
-              </w:rPr>
-              <w:t>43</w:t>
+              <w:t>47</w:t>
             </w:r>
             <w:r>
               <w:rPr>
@@ -3506,12 +4237,12 @@
               <w14:ligatures w14:val="standardContextual"/>
             </w:rPr>
           </w:pPr>
-          <w:hyperlink w:anchor="_Toc227347154" w:history="1">
+          <w:hyperlink w:anchor="_Toc227348219" w:history="1">
             <w:r>
               <w:rPr>
                 <w:rStyle w:val="Hiperligao"/>
               </w:rPr>
-              <w:t>4.1.</w:t>
+              <w:t>6.5.</w:t>
             </w:r>
             <w:r>
               <w:rPr>
@@ -3528,7 +4259,7 @@
               <w:rPr>
                 <w:rStyle w:val="Hiperligao"/>
               </w:rPr>
-              <w:t>Forças</w:t>
+              <w:t>Script da Base de Dados</w:t>
             </w:r>
             <w:r>
               <w:rPr>
@@ -3546,643 +4277,7 @@
               <w:rPr>
                 <w:webHidden/>
               </w:rPr>
-              <w:instrText xml:space="preserve"> PAGEREF _Toc227347154 \h </w:instrText>
-            </w:r>
-            <w:r>
-              <w:rPr>
-                <w:webHidden/>
-              </w:rPr>
-            </w:r>
-            <w:r>
-              <w:rPr>
-                <w:webHidden/>
-              </w:rPr>
-              <w:fldChar w:fldCharType="separate"/>
-            </w:r>
-            <w:r>
-              <w:rPr>
-                <w:webHidden/>
-              </w:rPr>
-              <w:t>43</w:t>
-            </w:r>
-            <w:r>
-              <w:rPr>
-                <w:webHidden/>
-              </w:rPr>
-              <w:fldChar w:fldCharType="end"/>
-            </w:r>
-          </w:hyperlink>
-        </w:p>
-        <w:p>
-          <w:pPr>
-            <w:pStyle w:val="ndice2"/>
-            <w:rPr>
-              <w:rFonts w:eastAsiaTheme="minorEastAsia" w:cstheme="minorBidi"/>
-              <w:kern w:val="2"/>
-              <w:sz w:val="24"/>
-              <w:szCs w:val="24"/>
-              <w:lang w:eastAsia="pt-PT"/>
-              <w14:ligatures w14:val="standardContextual"/>
-            </w:rPr>
-          </w:pPr>
-          <w:hyperlink w:anchor="_Toc227347155" w:history="1">
-            <w:r>
-              <w:rPr>
-                <w:rStyle w:val="Hiperligao"/>
-              </w:rPr>
-              <w:t>4.2.</w:t>
-            </w:r>
-            <w:r>
-              <w:rPr>
-                <w:rFonts w:eastAsiaTheme="minorEastAsia" w:cstheme="minorBidi"/>
-                <w:kern w:val="2"/>
-                <w:sz w:val="24"/>
-                <w:szCs w:val="24"/>
-                <w:lang w:eastAsia="pt-PT"/>
-                <w14:ligatures w14:val="standardContextual"/>
-              </w:rPr>
-              <w:tab/>
-            </w:r>
-            <w:r>
-              <w:rPr>
-                <w:rStyle w:val="Hiperligao"/>
-              </w:rPr>
-              <w:t>Limitações</w:t>
-            </w:r>
-            <w:r>
-              <w:rPr>
-                <w:webHidden/>
-              </w:rPr>
-              <w:tab/>
-            </w:r>
-            <w:r>
-              <w:rPr>
-                <w:webHidden/>
-              </w:rPr>
-              <w:fldChar w:fldCharType="begin"/>
-            </w:r>
-            <w:r>
-              <w:rPr>
-                <w:webHidden/>
-              </w:rPr>
-              <w:instrText xml:space="preserve"> PAGEREF _Toc227347155 \h </w:instrText>
-            </w:r>
-            <w:r>
-              <w:rPr>
-                <w:webHidden/>
-              </w:rPr>
-            </w:r>
-            <w:r>
-              <w:rPr>
-                <w:webHidden/>
-              </w:rPr>
-              <w:fldChar w:fldCharType="separate"/>
-            </w:r>
-            <w:r>
-              <w:rPr>
-                <w:webHidden/>
-              </w:rPr>
-              <w:t>43</w:t>
-            </w:r>
-            <w:r>
-              <w:rPr>
-                <w:webHidden/>
-              </w:rPr>
-              <w:fldChar w:fldCharType="end"/>
-            </w:r>
-          </w:hyperlink>
-        </w:p>
-        <w:p>
-          <w:pPr>
-            <w:pStyle w:val="ndice2"/>
-            <w:rPr>
-              <w:rFonts w:eastAsiaTheme="minorEastAsia" w:cstheme="minorBidi"/>
-              <w:kern w:val="2"/>
-              <w:sz w:val="24"/>
-              <w:szCs w:val="24"/>
-              <w:lang w:eastAsia="pt-PT"/>
-              <w14:ligatures w14:val="standardContextual"/>
-            </w:rPr>
-          </w:pPr>
-          <w:hyperlink w:anchor="_Toc227347156" w:history="1">
-            <w:r>
-              <w:rPr>
-                <w:rStyle w:val="Hiperligao"/>
-              </w:rPr>
-              <w:t>4.3.</w:t>
-            </w:r>
-            <w:r>
-              <w:rPr>
-                <w:rFonts w:eastAsiaTheme="minorEastAsia" w:cstheme="minorBidi"/>
-                <w:kern w:val="2"/>
-                <w:sz w:val="24"/>
-                <w:szCs w:val="24"/>
-                <w:lang w:eastAsia="pt-PT"/>
-                <w14:ligatures w14:val="standardContextual"/>
-              </w:rPr>
-              <w:tab/>
-            </w:r>
-            <w:r>
-              <w:rPr>
-                <w:rStyle w:val="Hiperligao"/>
-              </w:rPr>
-              <w:t>Trabalho Futuro</w:t>
-            </w:r>
-            <w:r>
-              <w:rPr>
-                <w:webHidden/>
-              </w:rPr>
-              <w:tab/>
-            </w:r>
-            <w:r>
-              <w:rPr>
-                <w:webHidden/>
-              </w:rPr>
-              <w:fldChar w:fldCharType="begin"/>
-            </w:r>
-            <w:r>
-              <w:rPr>
-                <w:webHidden/>
-              </w:rPr>
-              <w:instrText xml:space="preserve"> PAGEREF _Toc227347156 \h </w:instrText>
-            </w:r>
-            <w:r>
-              <w:rPr>
-                <w:webHidden/>
-              </w:rPr>
-            </w:r>
-            <w:r>
-              <w:rPr>
-                <w:webHidden/>
-              </w:rPr>
-              <w:fldChar w:fldCharType="separate"/>
-            </w:r>
-            <w:r>
-              <w:rPr>
-                <w:webHidden/>
-              </w:rPr>
-              <w:t>43</w:t>
-            </w:r>
-            <w:r>
-              <w:rPr>
-                <w:webHidden/>
-              </w:rPr>
-              <w:fldChar w:fldCharType="end"/>
-            </w:r>
-          </w:hyperlink>
-        </w:p>
-        <w:p>
-          <w:pPr>
-            <w:pStyle w:val="ndice1"/>
-            <w:rPr>
-              <w:rFonts w:eastAsiaTheme="minorEastAsia" w:cstheme="minorBidi"/>
-              <w:b w:val="0"/>
-              <w:kern w:val="2"/>
-              <w:sz w:val="24"/>
-              <w:lang w:eastAsia="pt-PT"/>
-              <w14:ligatures w14:val="standardContextual"/>
-            </w:rPr>
-          </w:pPr>
-          <w:hyperlink w:anchor="_Toc227347157" w:history="1">
-            <w:r>
-              <w:rPr>
-                <w:rStyle w:val="Hiperligao"/>
-                <w:rFonts w:cstheme="minorHAnsi"/>
-              </w:rPr>
-              <w:t>5.</w:t>
-            </w:r>
-            <w:r>
-              <w:rPr>
-                <w:rFonts w:eastAsiaTheme="minorEastAsia" w:cstheme="minorBidi"/>
-                <w:b w:val="0"/>
-                <w:kern w:val="2"/>
-                <w:sz w:val="24"/>
-                <w:lang w:eastAsia="pt-PT"/>
-                <w14:ligatures w14:val="standardContextual"/>
-              </w:rPr>
-              <w:tab/>
-            </w:r>
-            <w:r>
-              <w:rPr>
-                <w:rStyle w:val="Hiperligao"/>
-                <w:rFonts w:cstheme="minorHAnsi"/>
-              </w:rPr>
-              <w:t>Referências</w:t>
-            </w:r>
-            <w:r>
-              <w:rPr>
-                <w:webHidden/>
-              </w:rPr>
-              <w:tab/>
-            </w:r>
-            <w:r>
-              <w:rPr>
-                <w:webHidden/>
-              </w:rPr>
-              <w:fldChar w:fldCharType="begin"/>
-            </w:r>
-            <w:r>
-              <w:rPr>
-                <w:webHidden/>
-              </w:rPr>
-              <w:instrText xml:space="preserve"> PAGEREF _Toc227347157 \h </w:instrText>
-            </w:r>
-            <w:r>
-              <w:rPr>
-                <w:webHidden/>
-              </w:rPr>
-            </w:r>
-            <w:r>
-              <w:rPr>
-                <w:webHidden/>
-              </w:rPr>
-              <w:fldChar w:fldCharType="separate"/>
-            </w:r>
-            <w:r>
-              <w:rPr>
-                <w:webHidden/>
-              </w:rPr>
-              <w:t>45</w:t>
-            </w:r>
-            <w:r>
-              <w:rPr>
-                <w:webHidden/>
-              </w:rPr>
-              <w:fldChar w:fldCharType="end"/>
-            </w:r>
-          </w:hyperlink>
-        </w:p>
-        <w:p>
-          <w:pPr>
-            <w:pStyle w:val="ndice2"/>
-            <w:rPr>
-              <w:rFonts w:eastAsiaTheme="minorEastAsia" w:cstheme="minorBidi"/>
-              <w:kern w:val="2"/>
-              <w:sz w:val="24"/>
-              <w:szCs w:val="24"/>
-              <w:lang w:eastAsia="pt-PT"/>
-              <w14:ligatures w14:val="standardContextual"/>
-            </w:rPr>
-          </w:pPr>
-          <w:hyperlink w:anchor="_Toc227347158" w:history="1">
-            <w:r>
-              <w:rPr>
-                <w:rStyle w:val="Hiperligao"/>
-              </w:rPr>
-              <w:t>5.1.</w:t>
-            </w:r>
-            <w:r>
-              <w:rPr>
-                <w:rFonts w:eastAsiaTheme="minorEastAsia" w:cstheme="minorBidi"/>
-                <w:kern w:val="2"/>
-                <w:sz w:val="24"/>
-                <w:szCs w:val="24"/>
-                <w:lang w:eastAsia="pt-PT"/>
-                <w14:ligatures w14:val="standardContextual"/>
-              </w:rPr>
-              <w:tab/>
-            </w:r>
-            <w:r>
-              <w:rPr>
-                <w:rStyle w:val="Hiperligao"/>
-              </w:rPr>
-              <w:t>Lista de Referências</w:t>
-            </w:r>
-            <w:r>
-              <w:rPr>
-                <w:webHidden/>
-              </w:rPr>
-              <w:tab/>
-            </w:r>
-            <w:r>
-              <w:rPr>
-                <w:webHidden/>
-              </w:rPr>
-              <w:fldChar w:fldCharType="begin"/>
-            </w:r>
-            <w:r>
-              <w:rPr>
-                <w:webHidden/>
-              </w:rPr>
-              <w:instrText xml:space="preserve"> PAGEREF _Toc227347158 \h </w:instrText>
-            </w:r>
-            <w:r>
-              <w:rPr>
-                <w:webHidden/>
-              </w:rPr>
-            </w:r>
-            <w:r>
-              <w:rPr>
-                <w:webHidden/>
-              </w:rPr>
-              <w:fldChar w:fldCharType="separate"/>
-            </w:r>
-            <w:r>
-              <w:rPr>
-                <w:webHidden/>
-              </w:rPr>
-              <w:t>45</w:t>
-            </w:r>
-            <w:r>
-              <w:rPr>
-                <w:webHidden/>
-              </w:rPr>
-              <w:fldChar w:fldCharType="end"/>
-            </w:r>
-          </w:hyperlink>
-        </w:p>
-        <w:p>
-          <w:pPr>
-            <w:pStyle w:val="ndice1"/>
-            <w:rPr>
-              <w:rFonts w:eastAsiaTheme="minorEastAsia" w:cstheme="minorBidi"/>
-              <w:b w:val="0"/>
-              <w:kern w:val="2"/>
-              <w:sz w:val="24"/>
-              <w:lang w:eastAsia="pt-PT"/>
-              <w14:ligatures w14:val="standardContextual"/>
-            </w:rPr>
-          </w:pPr>
-          <w:hyperlink w:anchor="_Toc227347159" w:history="1">
-            <w:r>
-              <w:rPr>
-                <w:rStyle w:val="Hiperligao"/>
-                <w:rFonts w:cstheme="minorHAnsi"/>
-              </w:rPr>
-              <w:t>6.</w:t>
-            </w:r>
-            <w:r>
-              <w:rPr>
-                <w:rFonts w:eastAsiaTheme="minorEastAsia" w:cstheme="minorBidi"/>
-                <w:b w:val="0"/>
-                <w:kern w:val="2"/>
-                <w:sz w:val="24"/>
-                <w:lang w:eastAsia="pt-PT"/>
-                <w14:ligatures w14:val="standardContextual"/>
-              </w:rPr>
-              <w:tab/>
-            </w:r>
-            <w:r>
-              <w:rPr>
-                <w:rStyle w:val="Hiperligao"/>
-                <w:rFonts w:cstheme="minorHAnsi"/>
-              </w:rPr>
-              <w:t>Anexos</w:t>
-            </w:r>
-            <w:r>
-              <w:rPr>
-                <w:webHidden/>
-              </w:rPr>
-              <w:tab/>
-            </w:r>
-            <w:r>
-              <w:rPr>
-                <w:webHidden/>
-              </w:rPr>
-              <w:fldChar w:fldCharType="begin"/>
-            </w:r>
-            <w:r>
-              <w:rPr>
-                <w:webHidden/>
-              </w:rPr>
-              <w:instrText xml:space="preserve"> PAGEREF _Toc227347159 \h </w:instrText>
-            </w:r>
-            <w:r>
-              <w:rPr>
-                <w:webHidden/>
-              </w:rPr>
-            </w:r>
-            <w:r>
-              <w:rPr>
-                <w:webHidden/>
-              </w:rPr>
-              <w:fldChar w:fldCharType="separate"/>
-            </w:r>
-            <w:r>
-              <w:rPr>
-                <w:webHidden/>
-              </w:rPr>
-              <w:t>47</w:t>
-            </w:r>
-            <w:r>
-              <w:rPr>
-                <w:webHidden/>
-              </w:rPr>
-              <w:fldChar w:fldCharType="end"/>
-            </w:r>
-          </w:hyperlink>
-        </w:p>
-        <w:p>
-          <w:pPr>
-            <w:pStyle w:val="ndice2"/>
-            <w:rPr>
-              <w:rFonts w:eastAsiaTheme="minorEastAsia" w:cstheme="minorBidi"/>
-              <w:kern w:val="2"/>
-              <w:sz w:val="24"/>
-              <w:szCs w:val="24"/>
-              <w:lang w:eastAsia="pt-PT"/>
-              <w14:ligatures w14:val="standardContextual"/>
-            </w:rPr>
-          </w:pPr>
-          <w:hyperlink w:anchor="_Toc227347160" w:history="1">
-            <w:r>
-              <w:rPr>
-                <w:rStyle w:val="Hiperligao"/>
-              </w:rPr>
-              <w:t>6.1.</w:t>
-            </w:r>
-            <w:r>
-              <w:rPr>
-                <w:rFonts w:eastAsiaTheme="minorEastAsia" w:cstheme="minorBidi"/>
-                <w:kern w:val="2"/>
-                <w:sz w:val="24"/>
-                <w:szCs w:val="24"/>
-                <w:lang w:eastAsia="pt-PT"/>
-                <w14:ligatures w14:val="standardContextual"/>
-              </w:rPr>
-              <w:tab/>
-            </w:r>
-            <w:r>
-              <w:rPr>
-                <w:rStyle w:val="Hiperligao"/>
-              </w:rPr>
-              <w:t>Diagrama de Classes</w:t>
-            </w:r>
-            <w:r>
-              <w:rPr>
-                <w:webHidden/>
-              </w:rPr>
-              <w:tab/>
-            </w:r>
-            <w:r>
-              <w:rPr>
-                <w:webHidden/>
-              </w:rPr>
-              <w:fldChar w:fldCharType="begin"/>
-            </w:r>
-            <w:r>
-              <w:rPr>
-                <w:webHidden/>
-              </w:rPr>
-              <w:instrText xml:space="preserve"> PAGEREF _Toc227347160 \h </w:instrText>
-            </w:r>
-            <w:r>
-              <w:rPr>
-                <w:webHidden/>
-              </w:rPr>
-            </w:r>
-            <w:r>
-              <w:rPr>
-                <w:webHidden/>
-              </w:rPr>
-              <w:fldChar w:fldCharType="separate"/>
-            </w:r>
-            <w:r>
-              <w:rPr>
-                <w:webHidden/>
-              </w:rPr>
-              <w:t>47</w:t>
-            </w:r>
-            <w:r>
-              <w:rPr>
-                <w:webHidden/>
-              </w:rPr>
-              <w:fldChar w:fldCharType="end"/>
-            </w:r>
-          </w:hyperlink>
-        </w:p>
-        <w:p>
-          <w:pPr>
-            <w:pStyle w:val="ndice2"/>
-            <w:rPr>
-              <w:rFonts w:eastAsiaTheme="minorEastAsia" w:cstheme="minorBidi"/>
-              <w:kern w:val="2"/>
-              <w:sz w:val="24"/>
-              <w:szCs w:val="24"/>
-              <w:lang w:eastAsia="pt-PT"/>
-              <w14:ligatures w14:val="standardContextual"/>
-            </w:rPr>
-          </w:pPr>
-          <w:hyperlink w:anchor="_Toc227347161" w:history="1">
-            <w:r>
-              <w:rPr>
-                <w:rStyle w:val="Hiperligao"/>
-              </w:rPr>
-              <w:t>6.2.</w:t>
-            </w:r>
-            <w:r>
-              <w:rPr>
-                <w:rFonts w:eastAsiaTheme="minorEastAsia" w:cstheme="minorBidi"/>
-                <w:kern w:val="2"/>
-                <w:sz w:val="24"/>
-                <w:szCs w:val="24"/>
-                <w:lang w:eastAsia="pt-PT"/>
-                <w14:ligatures w14:val="standardContextual"/>
-              </w:rPr>
-              <w:tab/>
-            </w:r>
-            <w:r>
-              <w:rPr>
-                <w:rStyle w:val="Hiperligao"/>
-              </w:rPr>
-              <w:t>Diagrama ER</w:t>
-            </w:r>
-            <w:r>
-              <w:rPr>
-                <w:webHidden/>
-              </w:rPr>
-              <w:tab/>
-            </w:r>
-            <w:r>
-              <w:rPr>
-                <w:webHidden/>
-              </w:rPr>
-              <w:fldChar w:fldCharType="begin"/>
-            </w:r>
-            <w:r>
-              <w:rPr>
-                <w:webHidden/>
-              </w:rPr>
-              <w:instrText xml:space="preserve"> PAGEREF _Toc227347161 \h </w:instrText>
-            </w:r>
-            <w:r>
-              <w:rPr>
-                <w:webHidden/>
-              </w:rPr>
-            </w:r>
-            <w:r>
-              <w:rPr>
-                <w:webHidden/>
-              </w:rPr>
-              <w:fldChar w:fldCharType="separate"/>
-            </w:r>
-            <w:r>
-              <w:rPr>
-                <w:webHidden/>
-              </w:rPr>
-              <w:t>47</w:t>
-            </w:r>
-            <w:r>
-              <w:rPr>
-                <w:webHidden/>
-              </w:rPr>
-              <w:fldChar w:fldCharType="end"/>
-            </w:r>
-          </w:hyperlink>
-        </w:p>
-        <w:p>
-          <w:pPr>
-            <w:pStyle w:val="ndice2"/>
-            <w:rPr>
-              <w:rFonts w:eastAsiaTheme="minorEastAsia" w:cstheme="minorBidi"/>
-              <w:kern w:val="2"/>
-              <w:sz w:val="24"/>
-              <w:szCs w:val="24"/>
-              <w:lang w:eastAsia="pt-PT"/>
-              <w14:ligatures w14:val="standardContextual"/>
-            </w:rPr>
-          </w:pPr>
-          <w:hyperlink w:anchor="_Toc227347162" w:history="1">
-            <w:r>
-              <w:rPr>
-                <w:rStyle w:val="Hiperligao"/>
-              </w:rPr>
-              <w:t>6.3.</w:t>
-            </w:r>
-            <w:r>
-              <w:rPr>
-                <w:rFonts w:eastAsiaTheme="minorEastAsia" w:cstheme="minorBidi"/>
-                <w:kern w:val="2"/>
-                <w:sz w:val="24"/>
-                <w:szCs w:val="24"/>
-                <w:lang w:eastAsia="pt-PT"/>
-                <w14:ligatures w14:val="standardContextual"/>
-              </w:rPr>
-              <w:tab/>
-            </w:r>
-            <w:r>
-              <w:rPr>
-                <w:rStyle w:val="Hiperligao"/>
-              </w:rPr>
-              <w:t>Script da Base de Dados</w:t>
-            </w:r>
-            <w:r>
-              <w:rPr>
-                <w:webHidden/>
-              </w:rPr>
-              <w:tab/>
-            </w:r>
-            <w:r>
-              <w:rPr>
-                <w:webHidden/>
-              </w:rPr>
-              <w:fldChar w:fldCharType="begin"/>
-            </w:r>
-            <w:r>
-              <w:rPr>
-                <w:webHidden/>
-              </w:rPr>
-              <w:instrText xml:space="preserve"> PAGEREF _Toc227347162 \h </w:instrText>
+              <w:instrText xml:space="preserve"> PAGEREF _Toc227348219 \h </w:instrText>
             </w:r>
             <w:r>
               <w:rPr>
@@ -4282,7 +4377,7 @@
     </w:p>
     <w:bookmarkStart w:id="6" w:name="_Toc467679981"/>
     <w:bookmarkStart w:id="7" w:name="_Toc467696928"/>
-    <w:bookmarkStart w:id="8" w:name="_Toc227347113"/>
+    <w:bookmarkStart w:id="8" w:name="_Toc227348169"/>
     <w:p>
       <w:pPr>
         <w:pStyle w:val="Ttulo1"/>
@@ -4940,7 +5035,7 @@
           <w:lang w:val="pt-PT"/>
         </w:rPr>
       </w:pPr>
-      <w:bookmarkStart w:id="15" w:name="_Toc227347115"/>
+      <w:bookmarkStart w:id="15" w:name="_Toc227348170"/>
       <w:r>
         <w:rPr>
           <w:rFonts w:cstheme="minorHAnsi"/>
@@ -5118,8 +5213,48 @@
       <w:pPr>
         <w:rPr>
           <w:rFonts w:cstheme="minorHAnsi"/>
-        </w:rPr>
-      </w:pPr>
+          <w:b/>
+          <w:bCs/>
+        </w:rPr>
+      </w:pPr>
+      <w:r>
+        <w:rPr>
+          <w:rFonts w:cstheme="minorHAnsi"/>
+          <w:b/>
+          <w:bCs/>
+        </w:rPr>
+        <w:t>DAO</w:t>
+      </w:r>
+      <w:r>
+        <w:rPr>
+          <w:rFonts w:cstheme="minorHAnsi"/>
+          <w:b/>
+          <w:bCs/>
+        </w:rPr>
+        <w:tab/>
+      </w:r>
+      <w:r>
+        <w:rPr>
+          <w:rFonts w:cstheme="minorHAnsi"/>
+          <w:b/>
+          <w:bCs/>
+        </w:rPr>
+        <w:tab/>
+      </w:r>
+      <w:r>
+        <w:rPr>
+          <w:rFonts w:cstheme="minorHAnsi"/>
+        </w:rPr>
+        <w:t xml:space="preserve">Data Access </w:t>
+      </w:r>
+      <w:proofErr w:type="spellStart"/>
+      <w:r>
+        <w:rPr>
+          <w:rFonts w:cstheme="minorHAnsi"/>
+        </w:rPr>
+        <w:t>Object</w:t>
+      </w:r>
+      <w:proofErr w:type="spellEnd"/>
     </w:p>
     <w:p>
       <w:pPr>
@@ -5127,6 +5262,68 @@
           <w:rFonts w:cstheme="minorHAnsi"/>
         </w:rPr>
       </w:pPr>
+      <w:r>
+        <w:rPr>
+          <w:rFonts w:cstheme="minorHAnsi"/>
+          <w:b/>
+          <w:bCs/>
+          <w:szCs w:val="40"/>
+          <w:lang w:eastAsia="pt-PT"/>
+        </w:rPr>
+        <w:t>JDBC</w:t>
+      </w:r>
+      <w:r>
+        <w:rPr>
+          <w:rFonts w:cstheme="minorHAnsi"/>
+          <w:szCs w:val="40"/>
+          <w:lang w:eastAsia="pt-PT"/>
+        </w:rPr>
+        <w:tab/>
+      </w:r>
+      <w:r>
+        <w:rPr>
+          <w:rFonts w:cstheme="minorHAnsi"/>
+          <w:szCs w:val="40"/>
+          <w:lang w:eastAsia="pt-PT"/>
+        </w:rPr>
+        <w:tab/>
+      </w:r>
+      <w:r>
+        <w:rPr>
+          <w:rFonts w:cstheme="minorHAnsi"/>
+          <w:szCs w:val="40"/>
+          <w:lang w:eastAsia="pt-PT"/>
+        </w:rPr>
+        <w:t xml:space="preserve">Java </w:t>
+      </w:r>
+      <w:proofErr w:type="spellStart"/>
+      <w:r>
+        <w:rPr>
+          <w:rFonts w:cstheme="minorHAnsi"/>
+          <w:szCs w:val="40"/>
+          <w:lang w:eastAsia="pt-PT"/>
+        </w:rPr>
+        <w:t>Database</w:t>
+      </w:r>
+      <w:proofErr w:type="spellEnd"/>
+      <w:r>
+        <w:rPr>
+          <w:rFonts w:cstheme="minorHAnsi"/>
+          <w:szCs w:val="40"/>
+          <w:lang w:eastAsia="pt-PT"/>
+        </w:rPr>
+        <w:t xml:space="preserve"> </w:t>
+      </w:r>
+      <w:proofErr w:type="spellStart"/>
+      <w:r>
+        <w:rPr>
+          <w:rFonts w:cstheme="minorHAnsi"/>
+          <w:szCs w:val="40"/>
+          <w:lang w:eastAsia="pt-PT"/>
+        </w:rPr>
+        <w:t>Connectivity</w:t>
+      </w:r>
+      <w:proofErr w:type="spellEnd"/>
     </w:p>
     <w:p>
       <w:pPr>
@@ -5241,7 +5438,7 @@
           <w:lang w:val="pt-PT"/>
         </w:rPr>
       </w:pPr>
-      <w:bookmarkStart w:id="16" w:name="_Toc227347116"/>
+      <w:bookmarkStart w:id="16" w:name="_Toc227348171"/>
       <w:r>
         <w:rPr>
           <w:rFonts w:cstheme="minorHAnsi"/>
@@ -5267,24 +5464,25 @@
           <w:szCs w:val="24"/>
           <w:lang w:eastAsia="pt-PT"/>
         </w:rPr>
-        <w:t>Este relatório documenta o desenvolvimento de uma aplicação completa em linguagem Java, cujo objetivo principal é auxiliar o registo de pedidos de reparação de equipamentos e a gestão do processo de intervenção técnica de um departamento de apoio ao cliente. O sistema permite a submissão de pedidos por parte de clientes, a aprovação e atribuição de tarefas por gestores e a execução técnica por funcionários, garantindo o acompanhamento do estado de cada reparação em tempo real.</w:t>
-      </w:r>
-    </w:p>
-    <w:p>
-      <w:pPr>
+        <w:t xml:space="preserve">Este relatório documenta o desenvolvimento de uma aplicação completa em linguagem Java, cujo objetivo principal </w:t>
+      </w:r>
+      <w:proofErr w:type="gramStart"/>
+      <w:r>
         <w:rPr>
           <w:rFonts w:eastAsia="Times New Roman" w:cstheme="minorHAnsi"/>
           <w:szCs w:val="24"/>
           <w:lang w:eastAsia="pt-PT"/>
         </w:rPr>
-      </w:pPr>
+        <w:t>é</w:t>
+      </w:r>
+      <w:proofErr w:type="gramEnd"/>
       <w:r>
         <w:rPr>
           <w:rFonts w:eastAsia="Times New Roman" w:cstheme="minorHAnsi"/>
           <w:szCs w:val="24"/>
           <w:lang w:eastAsia="pt-PT"/>
         </w:rPr>
-        <w:t>O documento aborda detalhadamente todas as fases do desenvolvimento, incluindo a estrutura da base de dados relacional, a implementação da lógica de negócio através do paradigma da Programação Orientada a Objetos e a criação de uma interface de utilizador em modo texto. Adicionalmente, apresenta-se a descrição das estruturas de dados e algoritmos selecionados, bem como um manual do utilizador para facilitar a interação com a plataforma.</w:t>
+        <w:t xml:space="preserve"> auxiliar o registo de pedidos de reparação de equipamentos e a gestão do processo de intervenção técnica de um departamento de apoio ao cliente. O sistema permite a submissão de pedidos por parte de clientes, a aprovação e atribuição de tarefas por gestores e a execução técnica por funcionários, garantindo o acompanhamento do estado de cada reparação em tempo real.</w:t>
       </w:r>
     </w:p>
     <w:p>
@@ -5301,7 +5499,56 @@
           <w:szCs w:val="24"/>
           <w:lang w:eastAsia="pt-PT"/>
         </w:rPr>
-        <w:t>O propósito deste relatório é fornecer uma visão abrangente sobre o funcionamento da aplicação, detalhando as funcionalidades implementadas — como o sistema de notificações, a gestão de peças e a monitorização de acessos — e as soluções técnicas adotadas para superar os desafios impostos pelos requisitos do projeto.</w:t>
+        <w:t>O documento aborda detalhadamente todas as fases do desenvolvimento, incluindo a estrutura da base de dados relacional, a implementação da lógica de negócio através do paradigma da Programação Orientada a Objetos e a criação de uma interface de utilizador em modo texto. Adicionalmente, apresenta-se a descrição das estruturas de dados e algoritmos selecionados, bem como um manual do utilizador para facilitar a interação com a plataforma.</w:t>
+      </w:r>
+    </w:p>
+    <w:p>
+      <w:pPr>
+        <w:rPr>
+          <w:rFonts w:eastAsia="Times New Roman" w:cstheme="minorHAnsi"/>
+          <w:szCs w:val="24"/>
+          <w:lang w:eastAsia="pt-PT"/>
+        </w:rPr>
+      </w:pPr>
+      <w:r>
+        <w:rPr>
+          <w:rFonts w:eastAsia="Times New Roman" w:cstheme="minorHAnsi"/>
+          <w:szCs w:val="24"/>
+          <w:lang w:eastAsia="pt-PT"/>
+        </w:rPr>
+        <w:t>O propósito deste relatório é fornecer uma visão abrangente sobre o funcionamento da aplicação, detalhando as funcionalidades implementadas</w:t>
+      </w:r>
+      <w:r>
+        <w:rPr>
+          <w:rFonts w:eastAsia="Times New Roman" w:cstheme="minorHAnsi"/>
+          <w:szCs w:val="24"/>
+          <w:lang w:eastAsia="pt-PT"/>
+        </w:rPr>
+        <w:t xml:space="preserve"> </w:t>
+      </w:r>
+      <w:r>
+        <w:rPr>
+          <w:rFonts w:eastAsia="Times New Roman" w:cstheme="minorHAnsi"/>
+          <w:szCs w:val="24"/>
+          <w:lang w:eastAsia="pt-PT"/>
+        </w:rPr>
+        <w:t>como o sistema de notificações, a gestão de peças e a monitorização de acessos</w:t>
+      </w:r>
+      <w:r>
+        <w:rPr>
+          <w:rFonts w:eastAsia="Times New Roman" w:cstheme="minorHAnsi"/>
+          <w:szCs w:val="24"/>
+          <w:lang w:eastAsia="pt-PT"/>
+        </w:rPr>
+        <w:t xml:space="preserve"> </w:t>
+      </w:r>
+      <w:r>
+        <w:rPr>
+          <w:rFonts w:eastAsia="Times New Roman" w:cstheme="minorHAnsi"/>
+          <w:szCs w:val="24"/>
+          <w:lang w:eastAsia="pt-PT"/>
+        </w:rPr>
+        <w:t>e as soluções técnicas adotadas para superar os desafios impostos pelos requisitos do projeto.</w:t>
       </w:r>
     </w:p>
     <w:p/>
@@ -5330,7 +5577,7 @@
         </w:rPr>
       </w:pPr>
       <w:bookmarkStart w:id="17" w:name="_Hlk62041115"/>
-      <w:bookmarkStart w:id="18" w:name="_Toc227347117"/>
+      <w:bookmarkStart w:id="18" w:name="_Toc227348172"/>
       <w:r>
         <w:rPr>
           <w:lang w:val="pt-PT"/>
@@ -5356,26 +5603,25 @@
           <w:szCs w:val="24"/>
           <w:lang w:eastAsia="pt-PT"/>
         </w:rPr>
-        <w:t>O objetivo primordial deste projeto é o desenvolvimento de uma aplicação robusta em linguagem Java que permita a gestão integral de processos de reparação de equipamentos. O sistema visa automatizar o fluxo de trabalho desde a submissão do pedido pelo cliente até ao arquivamento final pelo gestor, garantindo que todas as intervenções técnicas sejam registadas com precisão. Entre os objetivos específicos, destaca-se a implementação de um sistema multiutilizador com três perfis distintos (gestores, clientes e funcionários)cada um com responsabilidades e níveis de acesso diferenciados, assegurando a integridade e a confidencialidade dos dados pessoais e operacionais.</w:t>
-      </w:r>
-    </w:p>
-    <w:p>
-      <w:pPr>
-        <w:spacing w:after="100" w:afterAutospacing="1"/>
-        <w:jc w:val="left"/>
+        <w:t xml:space="preserve">O objetivo primordial deste projeto é o desenvolvimento de uma aplicação robusta em linguagem Java que permita a gestão integral de processos de reparação de equipamentos. O sistema visa automatizar o fluxo de trabalho desde a submissão do pedido pelo cliente até ao arquivamento final pelo gestor, garantindo que todas as intervenções técnicas sejam registadas com precisão. Entre os objetivos específicos, destaca-se a implementação de um sistema multiutilizador com três perfis distintos (gestores, clientes e </w:t>
+      </w:r>
+      <w:proofErr w:type="gramStart"/>
+      <w:r>
         <w:rPr>
           <w:rFonts w:eastAsia="Times New Roman" w:cstheme="minorHAnsi"/>
           <w:szCs w:val="24"/>
           <w:lang w:eastAsia="pt-PT"/>
         </w:rPr>
-      </w:pPr>
+        <w:t>funcionários)cada</w:t>
+      </w:r>
+      <w:proofErr w:type="gramEnd"/>
       <w:r>
         <w:rPr>
           <w:rFonts w:eastAsia="Times New Roman" w:cstheme="minorHAnsi"/>
           <w:szCs w:val="24"/>
           <w:lang w:eastAsia="pt-PT"/>
         </w:rPr>
-        <w:t>A metodologia de desenvolvimento assenta no paradigma da Programação Orientada a Objetos, focando-se na criação de classes que gerem internamente os seus dados e na utilização de interfaces para a interação com o utilizador em modo texto. Para garantir a persistência das informações, a aplicação utiliza uma base de dados relacional acedida via JDBC, complementada pela manipulação de ficheiros de propriedades para a configuração dinâmica de parâmetros de rede, como o endereço de protocolo de internet e o porto de ligação.</w:t>
+        <w:t xml:space="preserve"> um com responsabilidades e níveis de acesso diferenciados, assegurando a integridade e a confidencialidade dos dados pessoais e operacionais.</w:t>
       </w:r>
     </w:p>
     <w:p>
@@ -5394,24 +5640,43 @@
           <w:szCs w:val="24"/>
           <w:lang w:eastAsia="pt-PT"/>
         </w:rPr>
-        <w:t xml:space="preserve">No que concerne ao processo de engenharia, a metodologia incluiu a modelação prévia de diagramas de classes e entidades-relacionamento para estruturar a lógica do sistema e da base de dados. A implementação seguiu normas rigorosas de codificação, incluindo o tratamento de exceções, a validação de dados de entrada e a documentação exaustiva através de </w:t>
-      </w:r>
-      <w:proofErr w:type="spellStart"/>
-      <w:r>
+        <w:t>A metodologia de desenvolvimento assenta no paradigma da Programação Orientada a Objetos, focando-se na criação de classes que gerem internamente os seus dados e na utilização de interfaces para a interação com o utilizador em modo texto. Para garantir a persistência das informações, a aplicação utiliza uma base de dados relacional acedida via JDBC, complementada pela manipulação de ficheiros de propriedades para a configuração dinâmica de parâmetros de rede, como o endereço de protocolo de internet e o porto de ligação.</w:t>
+      </w:r>
+    </w:p>
+    <w:p>
+      <w:pPr>
+        <w:spacing w:after="100" w:afterAutospacing="1"/>
+        <w:jc w:val="left"/>
         <w:rPr>
           <w:rFonts w:eastAsia="Times New Roman" w:cstheme="minorHAnsi"/>
           <w:szCs w:val="24"/>
           <w:lang w:eastAsia="pt-PT"/>
         </w:rPr>
-        <w:t>Javadoc</w:t>
-      </w:r>
-      <w:proofErr w:type="spellEnd"/>
+      </w:pPr>
       <w:r>
         <w:rPr>
           <w:rFonts w:eastAsia="Times New Roman" w:cstheme="minorHAnsi"/>
           <w:szCs w:val="24"/>
           <w:lang w:eastAsia="pt-PT"/>
         </w:rPr>
+        <w:t xml:space="preserve">No que concerne ao processo de engenharia, a metodologia incluiu a modelação prévia de diagramas de classes e entidades-relacionamento para estruturar a lógica do sistema e da base de dados. A implementação seguiu normas rigorosas de codificação, incluindo o tratamento de exceções, a validação de dados de entrada e a documentação exaustiva através de </w:t>
+      </w:r>
+      <w:proofErr w:type="spellStart"/>
+      <w:r>
+        <w:rPr>
+          <w:rFonts w:eastAsia="Times New Roman" w:cstheme="minorHAnsi"/>
+          <w:szCs w:val="24"/>
+          <w:lang w:eastAsia="pt-PT"/>
+        </w:rPr>
+        <w:t>Javadoc</w:t>
+      </w:r>
+      <w:proofErr w:type="spellEnd"/>
+      <w:r>
+        <w:rPr>
+          <w:rFonts w:eastAsia="Times New Roman" w:cstheme="minorHAnsi"/>
+          <w:szCs w:val="24"/>
+          <w:lang w:eastAsia="pt-PT"/>
+        </w:rPr>
         <w:t>. Este conjunto de práticas e ferramentas assegura que a aplicação não só cumpre os requisitos funcionais, como também apresenta uma arquitetura modular, eficiente e de fácil manutenção.</w:t>
       </w:r>
     </w:p>
@@ -5422,7 +5687,7 @@
           <w:lang w:val="pt-PT"/>
         </w:rPr>
       </w:pPr>
-      <w:bookmarkStart w:id="19" w:name="_Toc227347118"/>
+      <w:bookmarkStart w:id="19" w:name="_Toc227348173"/>
       <w:bookmarkEnd w:id="17"/>
       <w:r>
         <w:rPr>
@@ -5842,7 +6107,7 @@
           <w:lang w:val="pt-PT"/>
         </w:rPr>
       </w:pPr>
-      <w:bookmarkStart w:id="24" w:name="_Toc227347119"/>
+      <w:bookmarkStart w:id="24" w:name="_Toc227348174"/>
       <w:r>
         <w:rPr>
           <w:lang w:val="pt-PT"/>
@@ -6002,7 +6267,7 @@
           <w:lang w:val="pt-PT"/>
         </w:rPr>
       </w:pPr>
-      <w:bookmarkStart w:id="25" w:name="_Toc227347120"/>
+      <w:bookmarkStart w:id="25" w:name="_Toc227348175"/>
       <w:r>
         <w:rPr>
           <w:lang w:val="pt-PT"/>
@@ -6019,7 +6284,7 @@
           <w:lang w:val="pt-PT"/>
         </w:rPr>
       </w:pPr>
-      <w:bookmarkStart w:id="26" w:name="_Toc227347121"/>
+      <w:bookmarkStart w:id="26" w:name="_Toc227348176"/>
       <w:r>
         <w:rPr>
           <w:lang w:val="pt-PT"/>
@@ -6089,7 +6354,19 @@
         <w:rPr>
           <w:color w:val="FFFF00"/>
         </w:rPr>
-        <w:t>arcialmente Implementado</w:t>
+        <w:t xml:space="preserve">arcialmente </w:t>
+      </w:r>
+      <w:r>
+        <w:rPr>
+          <w:color w:val="FFFF00"/>
+        </w:rPr>
+        <w:t>i</w:t>
+      </w:r>
+      <w:r>
+        <w:rPr>
+          <w:color w:val="FFFF00"/>
+        </w:rPr>
+        <w:t>mplementado</w:t>
       </w:r>
       <w:r>
         <w:rPr>
@@ -6624,7 +6901,15 @@
           </w:tcPr>
           <w:p>
             <w:r>
-              <w:t>O email deve apresentar um formato válido ([designação] @ [entidade] . [domínio])</w:t>
+              <w:t>O email deve apresentar um formato válido ([designação] @ [entidade</w:t>
+            </w:r>
+            <w:proofErr w:type="gramStart"/>
+            <w:r>
+              <w:t>] .</w:t>
+            </w:r>
+            <w:proofErr w:type="gramEnd"/>
+            <w:r>
+              <w:t xml:space="preserve"> [domínio])</w:t>
             </w:r>
           </w:p>
         </w:tc>
@@ -8850,7 +9135,15 @@
           </w:tcPr>
           <w:p>
             <w:r>
-              <w:t>Uma reparação é caracterizada por um número de reparação que é composto por um número sequencial (a cada pedido o número incrementa), seguido da data no formato AAAAMMDDHHMMSS. Por exemplo, se já ocorreram 95 pedidos até ao momento, e às 15h33m10s do dia 19 de Fevereiro de 2026 surge um novo pedido, o mesmo terá o número 9620260219153310.</w:t>
+              <w:t xml:space="preserve">Uma reparação é caracterizada por um número de reparação que é composto por um número sequencial (a cada pedido o número incrementa), seguido da data no formato AAAAMMDDHHMMSS. Por exemplo, se já ocorreram 95 pedidos até ao momento, e às 15h33m10s do dia 19 de </w:t>
+            </w:r>
+            <w:proofErr w:type="gramStart"/>
+            <w:r>
+              <w:t>Fevereiro</w:t>
+            </w:r>
+            <w:proofErr w:type="gramEnd"/>
+            <w:r>
+              <w:t xml:space="preserve"> de 2026 surge um novo pedido, o mesmo terá o número 9620260219153310.</w:t>
             </w:r>
           </w:p>
         </w:tc>
@@ -12642,7 +12935,15 @@
             </w:r>
             <w:proofErr w:type="spellEnd"/>
             <w:r>
-              <w:t xml:space="preserve"> (log) dos utilizadores no formato: . O log deve ser armazenado numa base de dados relacional.</w:t>
+              <w:t xml:space="preserve"> (log) dos utilizadores no formato</w:t>
+            </w:r>
+            <w:proofErr w:type="gramStart"/>
+            <w:r>
+              <w:t>: .</w:t>
+            </w:r>
+            <w:proofErr w:type="gramEnd"/>
+            <w:r>
+              <w:t xml:space="preserve"> O log deve ser armazenado numa base de dados relacional.</w:t>
             </w:r>
           </w:p>
         </w:tc>
@@ -13205,7 +13506,7 @@
           <w:lang w:val="pt-PT"/>
         </w:rPr>
       </w:pPr>
-      <w:bookmarkStart w:id="27" w:name="_Toc227347122"/>
+      <w:bookmarkStart w:id="27" w:name="_Toc227348177"/>
       <w:r>
         <w:rPr>
           <w:lang w:val="pt-PT"/>
@@ -13299,7 +13600,7 @@
           <w:lang w:val="pt-PT"/>
         </w:rPr>
       </w:pPr>
-      <w:bookmarkStart w:id="28" w:name="_Toc227347123"/>
+      <w:bookmarkStart w:id="28" w:name="_Toc227348178"/>
       <w:r>
         <w:rPr>
           <w:sz w:val="28"/>
@@ -13339,7 +13640,7 @@
           <w:lang w:val="pt-PT"/>
         </w:rPr>
       </w:pPr>
-      <w:bookmarkStart w:id="29" w:name="_Toc227347124"/>
+      <w:bookmarkStart w:id="29" w:name="_Toc227348179"/>
       <w:r>
         <w:rPr>
           <w:sz w:val="28"/>
@@ -13390,7 +13691,7 @@
           <w:lang w:val="pt-PT"/>
         </w:rPr>
       </w:pPr>
-      <w:bookmarkStart w:id="30" w:name="_Toc227347125"/>
+      <w:bookmarkStart w:id="30" w:name="_Toc227348180"/>
       <w:r>
         <w:rPr>
           <w:sz w:val="28"/>
@@ -13424,7 +13725,7 @@
           <w:lang w:val="pt-PT"/>
         </w:rPr>
       </w:pPr>
-      <w:bookmarkStart w:id="31" w:name="_Toc227347126"/>
+      <w:bookmarkStart w:id="31" w:name="_Toc227348181"/>
       <w:r>
         <w:rPr>
           <w:sz w:val="28"/>
@@ -13464,11 +13765,9 @@
       <w:r>
         <w:t xml:space="preserve"> como o </w:t>
       </w:r>
-      <w:proofErr w:type="spellStart"/>
-      <w:r>
-        <w:t>nif</w:t>
-      </w:r>
-      <w:proofErr w:type="spellEnd"/>
+      <w:r>
+        <w:t>NIF</w:t>
+      </w:r>
       <w:r>
         <w:t xml:space="preserve">, telemóvel, morada o nível de </w:t>
       </w:r>
@@ -13476,7 +13775,15 @@
         <w:t>experiência</w:t>
       </w:r>
       <w:r>
-        <w:t>, data de inicio de atividade e o id do utilizador associado</w:t>
+        <w:t xml:space="preserve">, data de </w:t>
+      </w:r>
+      <w:proofErr w:type="gramStart"/>
+      <w:r>
+        <w:t>inicio</w:t>
+      </w:r>
+      <w:proofErr w:type="gramEnd"/>
+      <w:r>
+        <w:t xml:space="preserve"> de atividade e o id do utilizador associado</w:t>
       </w:r>
     </w:p>
     <w:p>
@@ -13488,7 +13795,7 @@
           <w:lang w:val="pt-PT"/>
         </w:rPr>
       </w:pPr>
-      <w:bookmarkStart w:id="32" w:name="_Toc227347127"/>
+      <w:bookmarkStart w:id="32" w:name="_Toc227348182"/>
       <w:r>
         <w:rPr>
           <w:sz w:val="28"/>
@@ -13513,35 +13820,45 @@
           <w:lang w:val="pt-PT"/>
         </w:rPr>
       </w:pPr>
-      <w:bookmarkStart w:id="33" w:name="_Toc227347128"/>
+      <w:bookmarkStart w:id="33" w:name="_Toc227348183"/>
       <w:r>
         <w:rPr>
           <w:sz w:val="28"/>
           <w:szCs w:val="28"/>
           <w:lang w:val="pt-PT"/>
         </w:rPr>
-        <w:t>Classe Reparacao</w:t>
-      </w:r>
-      <w:bookmarkEnd w:id="33"/>
+        <w:t xml:space="preserve">Classe </w:t>
+      </w:r>
+      <w:proofErr w:type="spellStart"/>
       <w:r>
         <w:rPr>
           <w:sz w:val="28"/>
           <w:szCs w:val="28"/>
           <w:lang w:val="pt-PT"/>
         </w:rPr>
-        <w:t xml:space="preserve"> </w:t>
-      </w:r>
-    </w:p>
-    <w:p>
-      <w:pPr>
-        <w:pStyle w:val="Heading0"/>
+        <w:t>Reparacao</w:t>
+      </w:r>
+      <w:bookmarkEnd w:id="33"/>
+      <w:proofErr w:type="spellEnd"/>
+      <w:r>
         <w:rPr>
           <w:sz w:val="28"/>
           <w:szCs w:val="28"/>
           <w:lang w:val="pt-PT"/>
         </w:rPr>
-      </w:pPr>
-      <w:bookmarkStart w:id="34" w:name="_Toc227347129"/>
+        <w:t xml:space="preserve"> </w:t>
+      </w:r>
+    </w:p>
+    <w:p>
+      <w:pPr>
+        <w:pStyle w:val="Heading0"/>
+        <w:rPr>
+          <w:sz w:val="28"/>
+          <w:szCs w:val="28"/>
+          <w:lang w:val="pt-PT"/>
+        </w:rPr>
+      </w:pPr>
+      <w:bookmarkStart w:id="34" w:name="_Toc227348184"/>
       <w:r>
         <w:rPr>
           <w:rFonts w:eastAsia="Calibri"/>
@@ -13565,7 +13882,7 @@
           <w:lang w:val="pt-PT"/>
         </w:rPr>
       </w:pPr>
-      <w:bookmarkStart w:id="35" w:name="_Toc227347130"/>
+      <w:bookmarkStart w:id="35" w:name="_Toc227348185"/>
       <w:r>
         <w:rPr>
           <w:sz w:val="28"/>
@@ -13605,7 +13922,7 @@
           <w:lang w:val="pt-PT"/>
         </w:rPr>
       </w:pPr>
-      <w:bookmarkStart w:id="36" w:name="_Toc227347131"/>
+      <w:bookmarkStart w:id="36" w:name="_Toc227348186"/>
       <w:r>
         <w:rPr>
           <w:sz w:val="28"/>
@@ -13628,7 +13945,15 @@
     </w:p>
     <w:p>
       <w:r>
-        <w:t>É utilizada para armazenar as peças usadas em cada reparacao apenas armazena dois campos o id da peça utilizada e o id da reparação onde essa mesma foi utilizada</w:t>
+        <w:t xml:space="preserve">É utilizada para armazenar as peças usadas em cada </w:t>
+      </w:r>
+      <w:proofErr w:type="spellStart"/>
+      <w:r>
+        <w:t>reparacao</w:t>
+      </w:r>
+      <w:proofErr w:type="spellEnd"/>
+      <w:r>
+        <w:t xml:space="preserve"> apenas armazena dois campos o id da peça utilizada e o id da reparação onde essa mesma foi utilizada</w:t>
       </w:r>
       <w:r>
         <w:t>.</w:t>
@@ -13732,7 +14057,7 @@
           <w:lang w:val="pt-PT"/>
         </w:rPr>
       </w:pPr>
-      <w:bookmarkStart w:id="37" w:name="_Toc227347132"/>
+      <w:bookmarkStart w:id="37" w:name="_Toc227348187"/>
       <w:r>
         <w:rPr>
           <w:sz w:val="28"/>
@@ -13774,6 +14099,7 @@
     </w:p>
     <w:p>
       <w:proofErr w:type="spellStart"/>
+      <w:proofErr w:type="gramStart"/>
       <w:r>
         <w:rPr>
           <w:b/>
@@ -13787,7 +14113,15 @@
           <w:b/>
           <w:bCs/>
         </w:rPr>
-        <w:t>()</w:t>
+        <w:t>(</w:t>
+      </w:r>
+      <w:proofErr w:type="gramEnd"/>
+      <w:r>
+        <w:rPr>
+          <w:b/>
+          <w:bCs/>
+        </w:rPr>
+        <w:t>)</w:t>
       </w:r>
       <w:r>
         <w:rPr>
@@ -13825,6 +14159,7 @@
     </w:p>
     <w:p>
       <w:proofErr w:type="spellStart"/>
+      <w:proofErr w:type="gramStart"/>
       <w:r>
         <w:rPr>
           <w:b/>
@@ -13838,7 +14173,15 @@
           <w:b/>
           <w:bCs/>
         </w:rPr>
-        <w:t>(),</w:t>
+        <w:t>(</w:t>
+      </w:r>
+      <w:proofErr w:type="gramEnd"/>
+      <w:r>
+        <w:rPr>
+          <w:b/>
+          <w:bCs/>
+        </w:rPr>
+        <w:t>),</w:t>
       </w:r>
       <w:r>
         <w:t xml:space="preserve"> é o método responsável </w:t>
@@ -13855,6 +14198,7 @@
     </w:p>
     <w:p>
       <w:proofErr w:type="spellStart"/>
+      <w:proofErr w:type="gramStart"/>
       <w:r>
         <w:rPr>
           <w:b/>
@@ -13868,7 +14212,15 @@
           <w:b/>
           <w:bCs/>
         </w:rPr>
-        <w:t>()</w:t>
+        <w:t>(</w:t>
+      </w:r>
+      <w:proofErr w:type="gramEnd"/>
+      <w:r>
+        <w:rPr>
+          <w:b/>
+          <w:bCs/>
+        </w:rPr>
+        <w:t>)</w:t>
       </w:r>
       <w:r>
         <w:rPr>
@@ -13911,7 +14263,7 @@
           <w:lang w:val="pt-PT"/>
         </w:rPr>
       </w:pPr>
-      <w:bookmarkStart w:id="38" w:name="_Toc227347133"/>
+      <w:bookmarkStart w:id="38" w:name="_Toc227348188"/>
       <w:r>
         <w:rPr>
           <w:sz w:val="28"/>
@@ -13958,6 +14310,7 @@
     </w:p>
     <w:p>
       <w:proofErr w:type="spellStart"/>
+      <w:proofErr w:type="gramStart"/>
       <w:r>
         <w:rPr>
           <w:b/>
@@ -13971,7 +14324,15 @@
           <w:b/>
           <w:bCs/>
         </w:rPr>
-        <w:t>()</w:t>
+        <w:t>(</w:t>
+      </w:r>
+      <w:proofErr w:type="gramEnd"/>
+      <w:r>
+        <w:rPr>
+          <w:b/>
+          <w:bCs/>
+        </w:rPr>
+        <w:t>)</w:t>
       </w:r>
       <w:r>
         <w:rPr>
@@ -13999,6 +14360,7 @@
     </w:p>
     <w:p>
       <w:proofErr w:type="spellStart"/>
+      <w:proofErr w:type="gramStart"/>
       <w:r>
         <w:rPr>
           <w:b/>
@@ -14012,7 +14374,15 @@
           <w:b/>
           <w:bCs/>
         </w:rPr>
-        <w:t>();</w:t>
+        <w:t>(</w:t>
+      </w:r>
+      <w:proofErr w:type="gramEnd"/>
+      <w:r>
+        <w:rPr>
+          <w:b/>
+          <w:bCs/>
+        </w:rPr>
+        <w:t>);</w:t>
       </w:r>
       <w:r>
         <w:rPr>
@@ -14040,7 +14410,7 @@
           <w:lang w:val="pt-PT"/>
         </w:rPr>
       </w:pPr>
-      <w:bookmarkStart w:id="39" w:name="_Toc227347134"/>
+      <w:bookmarkStart w:id="39" w:name="_Toc227348189"/>
       <w:r>
         <w:rPr>
           <w:sz w:val="28"/>
@@ -14089,6 +14459,7 @@
     </w:p>
     <w:p>
       <w:proofErr w:type="spellStart"/>
+      <w:proofErr w:type="gramStart"/>
       <w:r>
         <w:rPr>
           <w:b/>
@@ -14102,7 +14473,15 @@
           <w:b/>
           <w:bCs/>
         </w:rPr>
-        <w:t>(),</w:t>
+        <w:t>(</w:t>
+      </w:r>
+      <w:proofErr w:type="gramEnd"/>
+      <w:r>
+        <w:rPr>
+          <w:b/>
+          <w:bCs/>
+        </w:rPr>
+        <w:t>),</w:t>
       </w:r>
       <w:r>
         <w:rPr>
@@ -14123,6 +14502,7 @@
     </w:p>
     <w:p>
       <w:proofErr w:type="spellStart"/>
+      <w:proofErr w:type="gramStart"/>
       <w:r>
         <w:rPr>
           <w:b/>
@@ -14143,7 +14523,15 @@
           <w:b/>
           <w:bCs/>
         </w:rPr>
-        <w:t>(),</w:t>
+        <w:t>(</w:t>
+      </w:r>
+      <w:proofErr w:type="gramEnd"/>
+      <w:r>
+        <w:rPr>
+          <w:b/>
+          <w:bCs/>
+        </w:rPr>
+        <w:t>),</w:t>
       </w:r>
       <w:r>
         <w:t xml:space="preserve"> </w:t>
@@ -14209,7 +14597,7 @@
           <w:lang w:val="pt-PT"/>
         </w:rPr>
       </w:pPr>
-      <w:bookmarkStart w:id="40" w:name="_Toc227347135"/>
+      <w:bookmarkStart w:id="40" w:name="_Toc227348190"/>
       <w:r>
         <w:rPr>
           <w:sz w:val="28"/>
@@ -14260,6 +14648,7 @@
     </w:p>
     <w:p>
       <w:proofErr w:type="spellStart"/>
+      <w:proofErr w:type="gramStart"/>
       <w:r>
         <w:rPr>
           <w:b/>
@@ -14273,20 +14662,28 @@
           <w:b/>
           <w:bCs/>
         </w:rPr>
-        <w:t>()</w:t>
-      </w:r>
+        <w:t>(</w:t>
+      </w:r>
+      <w:proofErr w:type="gramEnd"/>
       <w:r>
         <w:rPr>
           <w:b/>
           <w:bCs/>
         </w:rPr>
-        <w:t>,</w:t>
+        <w:t>)</w:t>
       </w:r>
       <w:r>
         <w:rPr>
           <w:b/>
           <w:bCs/>
         </w:rPr>
+        <w:t>,</w:t>
+      </w:r>
+      <w:r>
+        <w:rPr>
+          <w:b/>
+          <w:bCs/>
+        </w:rPr>
         <w:t xml:space="preserve"> </w:t>
       </w:r>
       <w:r>
@@ -14319,6 +14716,7 @@
         </w:rPr>
       </w:pPr>
       <w:proofErr w:type="spellStart"/>
+      <w:proofErr w:type="gramStart"/>
       <w:r>
         <w:rPr>
           <w:b/>
@@ -14332,7 +14730,15 @@
           <w:b/>
           <w:bCs/>
         </w:rPr>
-        <w:t xml:space="preserve">(), </w:t>
+        <w:t>(</w:t>
+      </w:r>
+      <w:proofErr w:type="gramEnd"/>
+      <w:r>
+        <w:rPr>
+          <w:b/>
+          <w:bCs/>
+        </w:rPr>
+        <w:t xml:space="preserve">), </w:t>
       </w:r>
       <w:r>
         <w:t>é um dos métodos mais utilizados desta classe pois é responsável por verificar se um utilizador é realmente um funcionário pelo id recebido, permitindo assim aos clientes realizarem as operações a que estão autorizados a realizar e impedindo outros utilizadores de realizarem essas mesmas operações.</w:t>
@@ -14347,7 +14753,7 @@
           <w:lang w:val="pt-PT"/>
         </w:rPr>
       </w:pPr>
-      <w:bookmarkStart w:id="41" w:name="_Toc227347136"/>
+      <w:bookmarkStart w:id="41" w:name="_Toc227348191"/>
       <w:r>
         <w:rPr>
           <w:sz w:val="28"/>
@@ -14401,6 +14807,7 @@
     </w:p>
     <w:p>
       <w:proofErr w:type="spellStart"/>
+      <w:proofErr w:type="gramStart"/>
       <w:r>
         <w:rPr>
           <w:b/>
@@ -14414,7 +14821,15 @@
           <w:b/>
           <w:bCs/>
         </w:rPr>
-        <w:t>(),</w:t>
+        <w:t>(</w:t>
+      </w:r>
+      <w:proofErr w:type="gramEnd"/>
+      <w:r>
+        <w:rPr>
+          <w:b/>
+          <w:bCs/>
+        </w:rPr>
+        <w:t>),</w:t>
       </w:r>
       <w:r>
         <w:rPr>
@@ -14479,7 +14894,7 @@
           <w:lang w:val="pt-PT"/>
         </w:rPr>
       </w:pPr>
-      <w:bookmarkStart w:id="42" w:name="_Toc227347137"/>
+      <w:bookmarkStart w:id="42" w:name="_Toc227348192"/>
       <w:r>
         <w:rPr>
           <w:sz w:val="28"/>
@@ -14528,6 +14943,7 @@
     </w:p>
     <w:p>
       <w:proofErr w:type="spellStart"/>
+      <w:proofErr w:type="gramStart"/>
       <w:r>
         <w:rPr>
           <w:b/>
@@ -14548,7 +14964,15 @@
           <w:b/>
           <w:bCs/>
         </w:rPr>
-        <w:t>()</w:t>
+        <w:t>(</w:t>
+      </w:r>
+      <w:proofErr w:type="gramEnd"/>
+      <w:r>
+        <w:rPr>
+          <w:b/>
+          <w:bCs/>
+        </w:rPr>
+        <w:t>)</w:t>
       </w:r>
       <w:r>
         <w:rPr>
@@ -14585,6 +15009,7 @@
     </w:p>
     <w:p>
       <w:proofErr w:type="spellStart"/>
+      <w:proofErr w:type="gramStart"/>
       <w:r>
         <w:rPr>
           <w:b/>
@@ -14600,6 +15025,7 @@
         </w:rPr>
         <w:t>(</w:t>
       </w:r>
+      <w:proofErr w:type="gramEnd"/>
       <w:r>
         <w:rPr>
           <w:b/>
@@ -14641,7 +15067,7 @@
           <w:lang w:val="pt-PT"/>
         </w:rPr>
       </w:pPr>
-      <w:bookmarkStart w:id="43" w:name="_Toc227347138"/>
+      <w:bookmarkStart w:id="43" w:name="_Toc227348193"/>
       <w:r>
         <w:rPr>
           <w:sz w:val="28"/>
@@ -14689,6 +15115,7 @@
     </w:p>
     <w:p>
       <w:proofErr w:type="spellStart"/>
+      <w:proofErr w:type="gramStart"/>
       <w:r>
         <w:rPr>
           <w:b/>
@@ -14702,7 +15129,15 @@
           <w:b/>
           <w:bCs/>
         </w:rPr>
-        <w:t>()</w:t>
+        <w:t>(</w:t>
+      </w:r>
+      <w:proofErr w:type="gramEnd"/>
+      <w:r>
+        <w:rPr>
+          <w:b/>
+          <w:bCs/>
+        </w:rPr>
+        <w:t>)</w:t>
       </w:r>
       <w:r>
         <w:t xml:space="preserve">, é </w:t>
@@ -14715,6 +15150,7 @@
       </w:r>
     </w:p>
     <w:p>
+      <w:proofErr w:type="gramStart"/>
       <w:r>
         <w:rPr>
           <w:b/>
@@ -14727,7 +15163,15 @@
           <w:b/>
           <w:bCs/>
         </w:rPr>
-        <w:t>(),</w:t>
+        <w:t>(</w:t>
+      </w:r>
+      <w:proofErr w:type="gramEnd"/>
+      <w:r>
+        <w:rPr>
+          <w:b/>
+          <w:bCs/>
+        </w:rPr>
+        <w:t>),</w:t>
       </w:r>
       <w:r>
         <w:t xml:space="preserve"> é usado para verificar as cre</w:t>
@@ -14750,6 +15194,7 @@
     </w:p>
     <w:p>
       <w:proofErr w:type="spellStart"/>
+      <w:proofErr w:type="gramStart"/>
       <w:r>
         <w:rPr>
           <w:b/>
@@ -14763,7 +15208,15 @@
           <w:b/>
           <w:bCs/>
         </w:rPr>
-        <w:t>(),</w:t>
+        <w:t>(</w:t>
+      </w:r>
+      <w:proofErr w:type="gramEnd"/>
+      <w:r>
+        <w:rPr>
+          <w:b/>
+          <w:bCs/>
+        </w:rPr>
+        <w:t>),</w:t>
       </w:r>
       <w:r>
         <w:rPr>
@@ -14857,7 +15310,7 @@
           <w:lang w:val="pt-PT"/>
         </w:rPr>
       </w:pPr>
-      <w:bookmarkStart w:id="44" w:name="_Toc227347139"/>
+      <w:bookmarkStart w:id="44" w:name="_Toc227348194"/>
       <w:r>
         <w:rPr>
           <w:sz w:val="28"/>
@@ -14916,8 +15369,13 @@
       <w:proofErr w:type="spellEnd"/>
     </w:p>
     <w:p>
-      <w:r>
-        <w:t xml:space="preserve">Nesta package são guardadas as classes que lidam com os dados que vem no package </w:t>
+      <w:proofErr w:type="gramStart"/>
+      <w:r>
+        <w:t>Nesta package</w:t>
+      </w:r>
+      <w:proofErr w:type="gramEnd"/>
+      <w:r>
+        <w:t xml:space="preserve"> são guardadas as classes que lidam com os dados que vem no package </w:t>
       </w:r>
       <w:proofErr w:type="spellStart"/>
       <w:r>
@@ -14938,7 +15396,7 @@
           <w:lang w:val="pt-PT"/>
         </w:rPr>
       </w:pPr>
-      <w:bookmarkStart w:id="45" w:name="_Toc227347140"/>
+      <w:bookmarkStart w:id="45" w:name="_Toc227348195"/>
       <w:r>
         <w:rPr>
           <w:sz w:val="28"/>
@@ -14977,7 +15435,15 @@
       </w:r>
       <w:proofErr w:type="spellEnd"/>
       <w:r>
-        <w:t>. Caso a ligação seja bem-sucedida, a classe instancia e inicia o objeto Menu, transferindo o controlo para a interface do utilizador. Esta abordagem garante que a aplicação apenas entra em funcionamento se os requisitos fundamentais de conectividade estiverem assegurados, prevenindo falhas de execução posteriores.</w:t>
+        <w:t xml:space="preserve">. Caso a ligação seja bem-sucedida, a classe </w:t>
+      </w:r>
+      <w:proofErr w:type="gramStart"/>
+      <w:r>
+        <w:t>instancia</w:t>
+      </w:r>
+      <w:proofErr w:type="gramEnd"/>
+      <w:r>
+        <w:t xml:space="preserve"> e inicia o objeto Menu, transferindo o controlo para a interface do utilizador. Esta abordagem garante que a aplicação apenas entra em funcionamento se os requisitos fundamentais de conectividade estiverem assegurados, prevenindo falhas de execução posteriores.</w:t>
       </w:r>
     </w:p>
     <w:p>
@@ -15003,7 +15469,7 @@
           <w:lang w:val="pt-PT"/>
         </w:rPr>
       </w:pPr>
-      <w:bookmarkStart w:id="46" w:name="_Toc227347141"/>
+      <w:bookmarkStart w:id="46" w:name="_Toc227348196"/>
       <w:r>
         <w:rPr>
           <w:sz w:val="28"/>
@@ -15109,12 +15575,17 @@
         <w:t xml:space="preserve"> chamamos o método </w:t>
       </w:r>
       <w:proofErr w:type="spellStart"/>
+      <w:proofErr w:type="gramStart"/>
       <w:r>
         <w:t>VerSeGestor</w:t>
       </w:r>
       <w:proofErr w:type="spellEnd"/>
       <w:r>
-        <w:t xml:space="preserve">() </w:t>
+        <w:t>(</w:t>
+      </w:r>
+      <w:proofErr w:type="gramEnd"/>
+      <w:r>
+        <w:t xml:space="preserve">) </w:t>
       </w:r>
       <w:r>
         <w:t>para fazer a verificação de segurança confirmando dessa forma se o utilizador é realmente um Administrador.</w:t>
@@ -15135,6 +15606,7 @@
     </w:p>
     <w:p>
       <w:proofErr w:type="spellStart"/>
+      <w:proofErr w:type="gramStart"/>
       <w:r>
         <w:rPr>
           <w:b/>
@@ -15148,7 +15620,15 @@
           <w:b/>
           <w:bCs/>
         </w:rPr>
-        <w:t>()</w:t>
+        <w:t>(</w:t>
+      </w:r>
+      <w:proofErr w:type="gramEnd"/>
+      <w:r>
+        <w:rPr>
+          <w:b/>
+          <w:bCs/>
+        </w:rPr>
+        <w:t>)</w:t>
       </w:r>
       <w:r>
         <w:t xml:space="preserve"> é fundamental porque garante que o sistema nunca fica sem um gestor,</w:t>
@@ -15165,6 +15645,7 @@
     </w:p>
     <w:p>
       <w:proofErr w:type="spellStart"/>
+      <w:proofErr w:type="gramStart"/>
       <w:r>
         <w:rPr>
           <w:b/>
@@ -15176,7 +15657,14 @@
         <w:rPr>
           <w:b/>
         </w:rPr>
-        <w:t>()</w:t>
+        <w:t>(</w:t>
+      </w:r>
+      <w:proofErr w:type="gramEnd"/>
+      <w:r>
+        <w:rPr>
+          <w:b/>
+        </w:rPr>
+        <w:t>)</w:t>
       </w:r>
       <w:r>
         <w:t xml:space="preserve"> este método fundamental pois permite ativar contas de utilizadores, utilizando o id do utilizador</w:t>
@@ -15187,12 +15675,25 @@
     </w:p>
     <w:p>
       <w:proofErr w:type="spellStart"/>
+      <w:proofErr w:type="gramStart"/>
       <w:r>
         <w:t>CriarOutroGestor</w:t>
       </w:r>
       <w:proofErr w:type="spellEnd"/>
       <w:r>
-        <w:t>() este método permite adicionar novos gestor á aplicação</w:t>
+        <w:t>(</w:t>
+      </w:r>
+      <w:proofErr w:type="gramEnd"/>
+      <w:r>
+        <w:t xml:space="preserve">) este método permite adicionar novos gestor </w:t>
+      </w:r>
+      <w:proofErr w:type="gramStart"/>
+      <w:r>
+        <w:t>á</w:t>
+      </w:r>
+      <w:proofErr w:type="gramEnd"/>
+      <w:r>
+        <w:t xml:space="preserve"> aplicação</w:t>
       </w:r>
       <w:r>
         <w:t>.</w:t>
@@ -15200,12 +15701,17 @@
     </w:p>
     <w:p>
       <w:proofErr w:type="spellStart"/>
+      <w:proofErr w:type="gramStart"/>
       <w:r>
         <w:t>ApagarConta</w:t>
       </w:r>
       <w:proofErr w:type="spellEnd"/>
       <w:r>
-        <w:t>() permite remover utilizadores, sendo uma um método efica</w:t>
+        <w:t>(</w:t>
+      </w:r>
+      <w:proofErr w:type="gramEnd"/>
+      <w:r>
+        <w:t>) permite remover utilizadores, sendo uma um método efica</w:t>
       </w:r>
       <w:r>
         <w:t xml:space="preserve">z e exclusivo </w:t>
@@ -15216,12 +15722,17 @@
     </w:p>
     <w:p>
       <w:proofErr w:type="spellStart"/>
+      <w:proofErr w:type="gramStart"/>
       <w:r>
         <w:t>AtualizarDadosGestor</w:t>
       </w:r>
       <w:proofErr w:type="spellEnd"/>
       <w:r>
-        <w:t>() é relevante porque permite manter os dados dos utilizadores atualizados</w:t>
+        <w:t>(</w:t>
+      </w:r>
+      <w:proofErr w:type="gramEnd"/>
+      <w:r>
+        <w:t>) é relevante porque permite manter os dados dos utilizadores atualizados</w:t>
       </w:r>
       <w:r>
         <w:t xml:space="preserve"> </w:t>
@@ -15240,7 +15751,7 @@
           <w:lang w:val="pt-PT"/>
         </w:rPr>
       </w:pPr>
-      <w:bookmarkStart w:id="47" w:name="_Toc227347142"/>
+      <w:bookmarkStart w:id="47" w:name="_Toc227348197"/>
       <w:r>
         <w:rPr>
           <w:sz w:val="28"/>
@@ -15345,12 +15856,17 @@
     </w:p>
     <w:p>
       <w:proofErr w:type="spellStart"/>
+      <w:proofErr w:type="gramStart"/>
       <w:r>
         <w:t>CriarCliente</w:t>
       </w:r>
       <w:proofErr w:type="spellEnd"/>
       <w:r>
-        <w:t>() é o mais importante porque permite registar um novo cliente na aplicação,</w:t>
+        <w:t>(</w:t>
+      </w:r>
+      <w:proofErr w:type="gramEnd"/>
+      <w:r>
+        <w:t>) é o mais importante porque permite registar um novo cliente na aplicação,</w:t>
       </w:r>
       <w:r>
         <w:t xml:space="preserve"> </w:t>
@@ -15376,12 +15892,17 @@
     </w:p>
     <w:p>
       <w:proofErr w:type="spellStart"/>
+      <w:proofErr w:type="gramStart"/>
       <w:r>
         <w:t>ApagarContaPedido</w:t>
       </w:r>
       <w:proofErr w:type="spellEnd"/>
       <w:r>
-        <w:t xml:space="preserve">(), </w:t>
+        <w:t>(</w:t>
+      </w:r>
+      <w:proofErr w:type="gramEnd"/>
+      <w:r>
+        <w:t xml:space="preserve">), </w:t>
       </w:r>
       <w:r>
         <w:t>é</w:t>
@@ -15437,7 +15958,7 @@
           <w:lang w:val="pt-PT"/>
         </w:rPr>
       </w:pPr>
-      <w:bookmarkStart w:id="48" w:name="_Toc227347143"/>
+      <w:bookmarkStart w:id="48" w:name="_Toc227348198"/>
       <w:r>
         <w:rPr>
           <w:sz w:val="28"/>
@@ -15486,6 +16007,7 @@
       </w:r>
     </w:p>
     <w:p>
+      <w:proofErr w:type="gramStart"/>
       <w:r>
         <w:t xml:space="preserve">Os </w:t>
       </w:r>
@@ -15493,7 +16015,11 @@
         <w:t>principal</w:t>
       </w:r>
       <w:r>
-        <w:t xml:space="preserve"> método desta classe </w:t>
+        <w:t xml:space="preserve"> método</w:t>
+      </w:r>
+      <w:proofErr w:type="gramEnd"/>
+      <w:r>
+        <w:t xml:space="preserve"> desta classe </w:t>
       </w:r>
       <w:r>
         <w:t>é:</w:t>
@@ -15501,12 +16027,17 @@
     </w:p>
     <w:p>
       <w:proofErr w:type="spellStart"/>
+      <w:proofErr w:type="gramStart"/>
       <w:r>
         <w:t>CriarEquipamento</w:t>
       </w:r>
       <w:proofErr w:type="spellEnd"/>
       <w:r>
-        <w:t>()</w:t>
+        <w:t>(</w:t>
+      </w:r>
+      <w:proofErr w:type="gramEnd"/>
+      <w:r>
+        <w:t>)</w:t>
       </w:r>
       <w:r>
         <w:t xml:space="preserve">, </w:t>
@@ -15548,7 +16079,7 @@
           <w:lang w:val="pt-PT"/>
         </w:rPr>
       </w:pPr>
-      <w:bookmarkStart w:id="49" w:name="_Toc227347144"/>
+      <w:bookmarkStart w:id="49" w:name="_Toc227348199"/>
       <w:r>
         <w:rPr>
           <w:sz w:val="28"/>
@@ -15617,18 +16148,28 @@
       </w:r>
     </w:p>
     <w:p>
-      <w:r>
-        <w:t>Os principal método desta classe é:</w:t>
+      <w:proofErr w:type="gramStart"/>
+      <w:r>
+        <w:t>Os principal método</w:t>
+      </w:r>
+      <w:proofErr w:type="gramEnd"/>
+      <w:r>
+        <w:t xml:space="preserve"> desta classe é:</w:t>
       </w:r>
     </w:p>
     <w:p>
       <w:proofErr w:type="spellStart"/>
+      <w:proofErr w:type="gramStart"/>
       <w:r>
         <w:t>CriarFuncionario</w:t>
       </w:r>
       <w:proofErr w:type="spellEnd"/>
       <w:r>
-        <w:t xml:space="preserve">(), </w:t>
+        <w:t>(</w:t>
+      </w:r>
+      <w:proofErr w:type="gramEnd"/>
+      <w:r>
+        <w:t xml:space="preserve">), </w:t>
       </w:r>
       <w:r>
         <w:t xml:space="preserve">é </w:t>
@@ -15682,7 +16223,7 @@
           <w:lang w:val="pt-PT"/>
         </w:rPr>
       </w:pPr>
-      <w:bookmarkStart w:id="50" w:name="_Toc227347145"/>
+      <w:bookmarkStart w:id="50" w:name="_Toc227348200"/>
       <w:r>
         <w:rPr>
           <w:sz w:val="28"/>
@@ -15752,17 +16293,30 @@
     </w:p>
     <w:p>
       <w:r>
-        <w:t>Os principais método desta classe são:</w:t>
+        <w:t xml:space="preserve">Os </w:t>
+      </w:r>
+      <w:proofErr w:type="gramStart"/>
+      <w:r>
+        <w:t>principais método</w:t>
+      </w:r>
+      <w:proofErr w:type="gramEnd"/>
+      <w:r>
+        <w:t xml:space="preserve"> desta classe são:</w:t>
       </w:r>
     </w:p>
     <w:p>
       <w:proofErr w:type="spellStart"/>
+      <w:proofErr w:type="gramStart"/>
       <w:r>
         <w:t>CriarReparacao</w:t>
       </w:r>
       <w:proofErr w:type="spellEnd"/>
       <w:r>
-        <w:t>(), é responsável por permitir ao cliente criar uma reparação, atribuindo essa mesma reparação a um equi</w:t>
+        <w:t>(</w:t>
+      </w:r>
+      <w:proofErr w:type="gramEnd"/>
+      <w:r>
+        <w:t>), é responsável por permitir ao cliente criar uma reparação, atribuindo essa mesma reparação a um equi</w:t>
       </w:r>
       <w:r>
         <w:t xml:space="preserve">pamento que esse mesmo equipamento </w:t>
@@ -15790,12 +16344,17 @@
     </w:p>
     <w:p>
       <w:proofErr w:type="spellStart"/>
+      <w:proofErr w:type="gramStart"/>
       <w:r>
         <w:t>AceitarReparacao</w:t>
       </w:r>
       <w:proofErr w:type="spellEnd"/>
       <w:r>
-        <w:t>(),</w:t>
+        <w:t>(</w:t>
+      </w:r>
+      <w:proofErr w:type="gramEnd"/>
+      <w:r>
+        <w:t>),</w:t>
       </w:r>
       <w:r>
         <w:t xml:space="preserve"> </w:t>
@@ -15815,6 +16374,7 @@
         </w:rPr>
       </w:pPr>
       <w:proofErr w:type="spellStart"/>
+      <w:proofErr w:type="gramStart"/>
       <w:r>
         <w:rPr>
           <w:rFonts w:ascii="Calibri" w:hAnsi="Calibri" w:cs="Calibri"/>
@@ -15826,7 +16386,14 @@
         <w:rPr>
           <w:rFonts w:ascii="Calibri" w:hAnsi="Calibri" w:cs="Calibri"/>
         </w:rPr>
-        <w:t>(), permite ao funcionário aceitar ou rejeitar reparações que lhe foram atribuídas, definindo se aceita trabalhar nelas ou não</w:t>
+        <w:t>(</w:t>
+      </w:r>
+      <w:proofErr w:type="gramEnd"/>
+      <w:r>
+        <w:rPr>
+          <w:rFonts w:ascii="Calibri" w:hAnsi="Calibri" w:cs="Calibri"/>
+        </w:rPr>
+        <w:t>), permite ao funcionário aceitar ou rejeitar reparações que lhe foram atribuídas, definindo se aceita trabalhar nelas ou não</w:t>
       </w:r>
       <w:r>
         <w:rPr>
@@ -15843,6 +16410,7 @@
         </w:rPr>
       </w:pPr>
       <w:proofErr w:type="spellStart"/>
+      <w:proofErr w:type="gramStart"/>
       <w:r>
         <w:rPr>
           <w:rFonts w:ascii="Calibri" w:hAnsi="Calibri" w:cs="Calibri"/>
@@ -15854,7 +16422,14 @@
         <w:rPr>
           <w:rFonts w:ascii="Calibri" w:hAnsi="Calibri" w:cs="Calibri"/>
         </w:rPr>
-        <w:t>(), é responsável por permitir ao funcionário concluir uma reparação, atualizando o seu estado para finalizado.</w:t>
+        <w:t>(</w:t>
+      </w:r>
+      <w:proofErr w:type="gramEnd"/>
+      <w:r>
+        <w:rPr>
+          <w:rFonts w:ascii="Calibri" w:hAnsi="Calibri" w:cs="Calibri"/>
+        </w:rPr>
+        <w:t>), é responsável por permitir ao funcionário concluir uma reparação, atualizando o seu estado para finalizado.</w:t>
       </w:r>
     </w:p>
     <w:p>
@@ -15865,6 +16440,7 @@
         </w:rPr>
       </w:pPr>
       <w:proofErr w:type="spellStart"/>
+      <w:proofErr w:type="gramStart"/>
       <w:r>
         <w:rPr>
           <w:rFonts w:ascii="Calibri" w:hAnsi="Calibri" w:cs="Calibri"/>
@@ -15876,7 +16452,14 @@
         <w:rPr>
           <w:rFonts w:ascii="Calibri" w:hAnsi="Calibri" w:cs="Calibri"/>
         </w:rPr>
-        <w:t>(), permite ao gestor visualizar todas as reparações pendentes de aprovação no sistema.</w:t>
+        <w:t>(</w:t>
+      </w:r>
+      <w:proofErr w:type="gramEnd"/>
+      <w:r>
+        <w:rPr>
+          <w:rFonts w:ascii="Calibri" w:hAnsi="Calibri" w:cs="Calibri"/>
+        </w:rPr>
+        <w:t>), permite ao gestor visualizar todas as reparações pendentes de aprovação no sistema.</w:t>
       </w:r>
     </w:p>
     <w:p>
@@ -15887,6 +16470,7 @@
         </w:rPr>
       </w:pPr>
       <w:proofErr w:type="spellStart"/>
+      <w:proofErr w:type="gramStart"/>
       <w:r>
         <w:rPr>
           <w:rFonts w:ascii="Calibri" w:hAnsi="Calibri" w:cs="Calibri"/>
@@ -15898,7 +16482,14 @@
         <w:rPr>
           <w:rFonts w:ascii="Calibri" w:hAnsi="Calibri" w:cs="Calibri"/>
         </w:rPr>
-        <w:t>(), permite ao funcionário ver apenas as reparações que lhe foram atribuídas.</w:t>
+        <w:t>(</w:t>
+      </w:r>
+      <w:proofErr w:type="gramEnd"/>
+      <w:r>
+        <w:rPr>
+          <w:rFonts w:ascii="Calibri" w:hAnsi="Calibri" w:cs="Calibri"/>
+        </w:rPr>
+        <w:t>), permite ao funcionário ver apenas as reparações que lhe foram atribuídas.</w:t>
       </w:r>
     </w:p>
     <w:p>
@@ -15909,6 +16500,7 @@
         </w:rPr>
       </w:pPr>
       <w:proofErr w:type="spellStart"/>
+      <w:proofErr w:type="gramStart"/>
       <w:r>
         <w:rPr>
           <w:rFonts w:ascii="Calibri" w:hAnsi="Calibri" w:cs="Calibri"/>
@@ -15920,7 +16512,14 @@
         <w:rPr>
           <w:rFonts w:ascii="Calibri" w:hAnsi="Calibri" w:cs="Calibri"/>
         </w:rPr>
-        <w:t>(), é importante porque identifica reparações em atraso, ajudando na gestão e controlo de prazos.</w:t>
+        <w:t>(</w:t>
+      </w:r>
+      <w:proofErr w:type="gramEnd"/>
+      <w:r>
+        <w:rPr>
+          <w:rFonts w:ascii="Calibri" w:hAnsi="Calibri" w:cs="Calibri"/>
+        </w:rPr>
+        <w:t>), é importante porque identifica reparações em atraso, ajudando na gestão e controlo de prazos.</w:t>
       </w:r>
     </w:p>
     <w:p>
@@ -15939,7 +16538,7 @@
           <w:szCs w:val="28"/>
         </w:rPr>
       </w:pPr>
-      <w:bookmarkStart w:id="51" w:name="_Toc227347146"/>
+      <w:bookmarkStart w:id="51" w:name="_Toc227348201"/>
       <w:r>
         <w:rPr>
           <w:sz w:val="28"/>
@@ -15971,7 +16570,15 @@
         <w:t xml:space="preserve"> é responsável por gerir o registo de testes realizados pelos funcionários no âmbito das reparações, permitindo reco</w:t>
       </w:r>
       <w:r>
-        <w:t>lhes os dados do teste, associa-los a uma reparação e ao funcionário responsável</w:t>
+        <w:t xml:space="preserve">lhes os dados do teste, </w:t>
+      </w:r>
+      <w:proofErr w:type="gramStart"/>
+      <w:r>
+        <w:t>associa-los</w:t>
+      </w:r>
+      <w:proofErr w:type="gramEnd"/>
+      <w:r>
+        <w:t xml:space="preserve"> a uma reparação e ao funcionário responsável</w:t>
       </w:r>
       <w:r>
         <w:t xml:space="preserve"> e é</w:t>
@@ -16069,7 +16676,7 @@
           <w:lang w:val="pt-PT"/>
         </w:rPr>
       </w:pPr>
-      <w:bookmarkStart w:id="52" w:name="_Toc227347147"/>
+      <w:bookmarkStart w:id="52" w:name="_Toc227348202"/>
       <w:r>
         <w:rPr>
           <w:sz w:val="28"/>
@@ -16145,7 +16752,15 @@
     </w:p>
     <w:p>
       <w:r>
-        <w:t>Os principais método desta classe são:</w:t>
+        <w:t xml:space="preserve">Os </w:t>
+      </w:r>
+      <w:proofErr w:type="gramStart"/>
+      <w:r>
+        <w:t>principais método</w:t>
+      </w:r>
+      <w:proofErr w:type="gramEnd"/>
+      <w:r>
+        <w:t xml:space="preserve"> desta classe são:</w:t>
       </w:r>
     </w:p>
     <w:p>
@@ -16156,18 +16771,27 @@
           <w:szCs w:val="24"/>
         </w:rPr>
       </w:pPr>
+      <w:proofErr w:type="gramStart"/>
       <w:r>
         <w:rPr>
           <w:rFonts w:ascii="Calibri" w:hAnsi="Calibri" w:cs="Calibri"/>
           <w:szCs w:val="24"/>
         </w:rPr>
-        <w:t>Registar()</w:t>
-      </w:r>
+        <w:t>Registar(</w:t>
+      </w:r>
+      <w:proofErr w:type="gramEnd"/>
       <w:r>
         <w:rPr>
           <w:rFonts w:ascii="Calibri" w:hAnsi="Calibri" w:cs="Calibri"/>
           <w:szCs w:val="24"/>
         </w:rPr>
+        <w:t>)</w:t>
+      </w:r>
+      <w:r>
+        <w:rPr>
+          <w:rFonts w:ascii="Calibri" w:hAnsi="Calibri" w:cs="Calibri"/>
+          <w:szCs w:val="24"/>
+        </w:rPr>
         <w:t>, é responsável por criar um utilizador no sistema, recolhendo dados pessoais, validando o email e encaminhando o utilizador para o registo de perfil como cliente ou funcionário.</w:t>
       </w:r>
     </w:p>
@@ -16179,18 +16803,27 @@
           <w:szCs w:val="24"/>
         </w:rPr>
       </w:pPr>
+      <w:proofErr w:type="gramStart"/>
       <w:r>
         <w:rPr>
           <w:rFonts w:ascii="Calibri" w:hAnsi="Calibri" w:cs="Calibri"/>
           <w:szCs w:val="24"/>
         </w:rPr>
-        <w:t>Login()</w:t>
-      </w:r>
+        <w:t>Login(</w:t>
+      </w:r>
+      <w:proofErr w:type="gramEnd"/>
       <w:r>
         <w:rPr>
           <w:rFonts w:ascii="Calibri" w:hAnsi="Calibri" w:cs="Calibri"/>
           <w:szCs w:val="24"/>
         </w:rPr>
+        <w:t>)</w:t>
+      </w:r>
+      <w:r>
+        <w:rPr>
+          <w:rFonts w:ascii="Calibri" w:hAnsi="Calibri" w:cs="Calibri"/>
+          <w:szCs w:val="24"/>
+        </w:rPr>
         <w:t>, é um dos métodos mais importantes pois permite autenticar o utilizador no sistema, validando credenciais e garantindo que apenas utilizadores ativos conseguem aceder à aplicação.</w:t>
       </w:r>
     </w:p>
@@ -16203,6 +16836,7 @@
         </w:rPr>
       </w:pPr>
       <w:proofErr w:type="spellStart"/>
+      <w:proofErr w:type="gramStart"/>
       <w:r>
         <w:rPr>
           <w:rFonts w:ascii="Calibri" w:hAnsi="Calibri" w:cs="Calibri"/>
@@ -16216,13 +16850,21 @@
           <w:rFonts w:ascii="Calibri" w:hAnsi="Calibri" w:cs="Calibri"/>
           <w:szCs w:val="24"/>
         </w:rPr>
-        <w:t>()</w:t>
-      </w:r>
+        <w:t>(</w:t>
+      </w:r>
+      <w:proofErr w:type="gramEnd"/>
       <w:r>
         <w:rPr>
           <w:rFonts w:ascii="Calibri" w:hAnsi="Calibri" w:cs="Calibri"/>
           <w:szCs w:val="24"/>
         </w:rPr>
+        <w:t>)</w:t>
+      </w:r>
+      <w:r>
+        <w:rPr>
+          <w:rFonts w:ascii="Calibri" w:hAnsi="Calibri" w:cs="Calibri"/>
+          <w:szCs w:val="24"/>
+        </w:rPr>
         <w:t>, permite encerrar a sessão do utilizador com segurança, removendo o utilizador atual da sessão.</w:t>
       </w:r>
     </w:p>
@@ -16235,6 +16877,7 @@
         </w:rPr>
       </w:pPr>
       <w:proofErr w:type="spellStart"/>
+      <w:proofErr w:type="gramStart"/>
       <w:r>
         <w:rPr>
           <w:rFonts w:ascii="Calibri" w:hAnsi="Calibri" w:cs="Calibri"/>
@@ -16248,13 +16891,21 @@
           <w:rFonts w:ascii="Calibri" w:hAnsi="Calibri" w:cs="Calibri"/>
           <w:szCs w:val="24"/>
         </w:rPr>
-        <w:t>()</w:t>
-      </w:r>
+        <w:t>(</w:t>
+      </w:r>
+      <w:proofErr w:type="gramEnd"/>
       <w:r>
         <w:rPr>
           <w:rFonts w:ascii="Calibri" w:hAnsi="Calibri" w:cs="Calibri"/>
           <w:szCs w:val="24"/>
         </w:rPr>
+        <w:t>)</w:t>
+      </w:r>
+      <w:r>
+        <w:rPr>
+          <w:rFonts w:ascii="Calibri" w:hAnsi="Calibri" w:cs="Calibri"/>
+          <w:szCs w:val="24"/>
+        </w:rPr>
         <w:t>, permite visualizar os dados do utilizador autenticado, garantindo acesso à informação do perfil.</w:t>
       </w:r>
     </w:p>
@@ -16267,6 +16918,7 @@
         </w:rPr>
       </w:pPr>
       <w:proofErr w:type="spellStart"/>
+      <w:proofErr w:type="gramStart"/>
       <w:r>
         <w:rPr>
           <w:rFonts w:ascii="Calibri" w:hAnsi="Calibri" w:cs="Calibri"/>
@@ -16280,13 +16932,21 @@
           <w:rFonts w:ascii="Calibri" w:hAnsi="Calibri" w:cs="Calibri"/>
           <w:szCs w:val="24"/>
         </w:rPr>
-        <w:t>()</w:t>
-      </w:r>
+        <w:t>(</w:t>
+      </w:r>
+      <w:proofErr w:type="gramEnd"/>
       <w:r>
         <w:rPr>
           <w:rFonts w:ascii="Calibri" w:hAnsi="Calibri" w:cs="Calibri"/>
           <w:szCs w:val="24"/>
         </w:rPr>
+        <w:t>)</w:t>
+      </w:r>
+      <w:r>
+        <w:rPr>
+          <w:rFonts w:ascii="Calibri" w:hAnsi="Calibri" w:cs="Calibri"/>
+          <w:szCs w:val="24"/>
+        </w:rPr>
         <w:t>, permite ao utilizador alterar a sua password ou email, validando os dados e atualizando a informação na base de dados.</w:t>
       </w:r>
     </w:p>
@@ -16299,6 +16959,7 @@
         </w:rPr>
       </w:pPr>
       <w:proofErr w:type="spellStart"/>
+      <w:proofErr w:type="gramStart"/>
       <w:r>
         <w:rPr>
           <w:rFonts w:ascii="Calibri" w:hAnsi="Calibri" w:cs="Calibri"/>
@@ -16312,7 +16973,15 @@
           <w:rFonts w:ascii="Calibri" w:hAnsi="Calibri" w:cs="Calibri"/>
           <w:szCs w:val="24"/>
         </w:rPr>
-        <w:t>()</w:t>
+        <w:t>(</w:t>
+      </w:r>
+      <w:proofErr w:type="gramEnd"/>
+      <w:r>
+        <w:rPr>
+          <w:rFonts w:ascii="Calibri" w:hAnsi="Calibri" w:cs="Calibri"/>
+          <w:szCs w:val="24"/>
+        </w:rPr>
+        <w:t>)</w:t>
       </w:r>
       <w:r>
         <w:rPr>
@@ -16371,7 +17040,7 @@
           <w:lang w:val="pt-PT"/>
         </w:rPr>
       </w:pPr>
-      <w:bookmarkStart w:id="53" w:name="_Toc227347148"/>
+      <w:bookmarkStart w:id="53" w:name="_Toc227348203"/>
       <w:r>
         <w:rPr>
           <w:sz w:val="28"/>
@@ -16435,7 +17104,7 @@
           <w:lang w:val="pt-PT"/>
         </w:rPr>
       </w:pPr>
-      <w:bookmarkStart w:id="54" w:name="_Toc227347149"/>
+      <w:bookmarkStart w:id="54" w:name="_Toc227348204"/>
       <w:r>
         <w:rPr>
           <w:lang w:val="pt-PT"/>
@@ -16534,7 +17203,7 @@
           <w:lang w:val="pt-PT"/>
         </w:rPr>
       </w:pPr>
-      <w:bookmarkStart w:id="56" w:name="_Toc227347150"/>
+      <w:bookmarkStart w:id="56" w:name="_Toc227348205"/>
       <w:r>
         <w:rPr>
           <w:lang w:val="pt-PT"/>
@@ -16644,6 +17313,7 @@
       <w:r>
         <w:t xml:space="preserve"> </w:t>
       </w:r>
+      <w:proofErr w:type="gramStart"/>
       <w:r>
         <w:rPr>
           <w:b/>
@@ -16651,6 +17321,7 @@
         </w:rPr>
         <w:t>Login(</w:t>
       </w:r>
+      <w:proofErr w:type="gramEnd"/>
       <w:r>
         <w:rPr>
           <w:b/>
@@ -16749,6 +17420,7 @@
         </w:rPr>
         <w:t>dao.</w:t>
       </w:r>
+      <w:proofErr w:type="gramStart"/>
       <w:r>
         <w:rPr>
           <w:b/>
@@ -16762,7 +17434,15 @@
           <w:b/>
           <w:bCs/>
         </w:rPr>
-        <w:t>()</w:t>
+        <w:t>(</w:t>
+      </w:r>
+      <w:proofErr w:type="gramEnd"/>
+      <w:r>
+        <w:rPr>
+          <w:b/>
+          <w:bCs/>
+        </w:rPr>
+        <w:t>)</w:t>
       </w:r>
       <w:r>
         <w:t xml:space="preserve"> que </w:t>
@@ -16919,7 +17599,21 @@
         <w:rPr>
           <w:rFonts w:cstheme="minorBidi"/>
         </w:rPr>
-        <w:t xml:space="preserve">proceder a criação do primeiro gestor </w:t>
+        <w:t xml:space="preserve">proceder </w:t>
+      </w:r>
+      <w:proofErr w:type="gramStart"/>
+      <w:r>
+        <w:rPr>
+          <w:rFonts w:cstheme="minorBidi"/>
+        </w:rPr>
+        <w:t>a</w:t>
+      </w:r>
+      <w:proofErr w:type="gramEnd"/>
+      <w:r>
+        <w:rPr>
+          <w:rFonts w:cstheme="minorBidi"/>
+        </w:rPr>
+        <w:t xml:space="preserve"> criação do primeiro gestor </w:t>
       </w:r>
       <w:r>
         <w:rPr>
@@ -16949,12 +17643,17 @@
         <w:t xml:space="preserve"> </w:t>
       </w:r>
       <w:proofErr w:type="spellStart"/>
+      <w:proofErr w:type="gramStart"/>
       <w:r>
         <w:t>verAdmins</w:t>
       </w:r>
       <w:proofErr w:type="spellEnd"/>
       <w:r>
-        <w:t xml:space="preserve">() no </w:t>
+        <w:t>(</w:t>
+      </w:r>
+      <w:proofErr w:type="gramEnd"/>
+      <w:r>
+        <w:t xml:space="preserve">) no </w:t>
       </w:r>
       <w:proofErr w:type="spellStart"/>
       <w:r>
@@ -17061,7 +17760,21 @@
         <w:rPr>
           <w:rFonts w:cstheme="minorHAnsi"/>
         </w:rPr>
-        <w:t>informa o utilizador que o programa esta a ser executado pela primeira vez</w:t>
+        <w:t xml:space="preserve">informa o utilizador que o programa </w:t>
+      </w:r>
+      <w:proofErr w:type="gramStart"/>
+      <w:r>
+        <w:rPr>
+          <w:rFonts w:cstheme="minorHAnsi"/>
+        </w:rPr>
+        <w:t>esta</w:t>
+      </w:r>
+      <w:proofErr w:type="gramEnd"/>
+      <w:r>
+        <w:rPr>
+          <w:rFonts w:cstheme="minorHAnsi"/>
+        </w:rPr>
+        <w:t xml:space="preserve"> a ser executado pela primeira vez</w:t>
       </w:r>
     </w:p>
     <w:p>
@@ -17084,7 +17797,21 @@
         <w:rPr>
           <w:rFonts w:cstheme="minorHAnsi"/>
         </w:rPr>
-        <w:t>informa o utilizador que ira ser necessário proceder a criação da primeira conta gestor</w:t>
+        <w:t xml:space="preserve">informa o utilizador que ira ser necessário proceder </w:t>
+      </w:r>
+      <w:proofErr w:type="gramStart"/>
+      <w:r>
+        <w:rPr>
+          <w:rFonts w:cstheme="minorHAnsi"/>
+        </w:rPr>
+        <w:t>a</w:t>
+      </w:r>
+      <w:proofErr w:type="gramEnd"/>
+      <w:r>
+        <w:rPr>
+          <w:rFonts w:cstheme="minorHAnsi"/>
+        </w:rPr>
+        <w:t xml:space="preserve"> criação da primeira conta gestor</w:t>
       </w:r>
       <w:r>
         <w:rPr>
@@ -17116,6 +17843,7 @@
         <w:t xml:space="preserve">chama o método </w:t>
       </w:r>
       <w:proofErr w:type="spellStart"/>
+      <w:proofErr w:type="gramStart"/>
       <w:r>
         <w:rPr>
           <w:rFonts w:cstheme="minorBidi"/>
@@ -17131,7 +17859,16 @@
           <w:b/>
           <w:bCs/>
         </w:rPr>
-        <w:t>()</w:t>
+        <w:t>(</w:t>
+      </w:r>
+      <w:proofErr w:type="gramEnd"/>
+      <w:r>
+        <w:rPr>
+          <w:rFonts w:cstheme="minorBidi"/>
+          <w:b/>
+          <w:bCs/>
+        </w:rPr>
+        <w:t>)</w:t>
       </w:r>
       <w:r>
         <w:rPr>
@@ -17290,6 +18027,7 @@
         <w:t xml:space="preserve"> </w:t>
       </w:r>
       <w:proofErr w:type="spellStart"/>
+      <w:proofErr w:type="gramStart"/>
       <w:r>
         <w:rPr>
           <w:rFonts w:cstheme="minorHAnsi"/>
@@ -17301,7 +18039,14 @@
         <w:rPr>
           <w:rFonts w:cstheme="minorHAnsi"/>
         </w:rPr>
-        <w:t xml:space="preserve">() no </w:t>
+        <w:t>(</w:t>
+      </w:r>
+      <w:proofErr w:type="gramEnd"/>
+      <w:r>
+        <w:rPr>
+          <w:rFonts w:cstheme="minorHAnsi"/>
+        </w:rPr>
+        <w:t xml:space="preserve">) no </w:t>
       </w:r>
       <w:proofErr w:type="spellStart"/>
       <w:r>
@@ -17551,6 +18296,7 @@
         <w:t xml:space="preserve"> </w:t>
       </w:r>
       <w:proofErr w:type="spellStart"/>
+      <w:proofErr w:type="gramStart"/>
       <w:r>
         <w:rPr>
           <w:rFonts w:cstheme="minorBidi"/>
@@ -17562,7 +18308,14 @@
         <w:rPr>
           <w:rFonts w:cstheme="minorBidi"/>
         </w:rPr>
-        <w:t xml:space="preserve">() no </w:t>
+        <w:t>(</w:t>
+      </w:r>
+      <w:proofErr w:type="gramEnd"/>
+      <w:r>
+        <w:rPr>
+          <w:rFonts w:cstheme="minorBidi"/>
+        </w:rPr>
+        <w:t xml:space="preserve">) no </w:t>
       </w:r>
       <w:proofErr w:type="spellStart"/>
       <w:r>
@@ -17795,6 +18548,7 @@
         <w:t xml:space="preserve"> </w:t>
       </w:r>
       <w:proofErr w:type="spellStart"/>
+      <w:proofErr w:type="gramStart"/>
       <w:r>
         <w:rPr>
           <w:rFonts w:cstheme="minorHAnsi"/>
@@ -17806,7 +18560,14 @@
         <w:rPr>
           <w:rFonts w:cstheme="minorHAnsi"/>
         </w:rPr>
-        <w:t xml:space="preserve">() no </w:t>
+        <w:t>(</w:t>
+      </w:r>
+      <w:proofErr w:type="gramEnd"/>
+      <w:r>
+        <w:rPr>
+          <w:rFonts w:cstheme="minorHAnsi"/>
+        </w:rPr>
+        <w:t xml:space="preserve">) no </w:t>
       </w:r>
       <w:proofErr w:type="spellStart"/>
       <w:r>
@@ -17892,7 +18653,21 @@
         <w:rPr>
           <w:rFonts w:cstheme="minorHAnsi"/>
         </w:rPr>
-        <w:t>Os resultados encontrados são armazenados numa lista de objetos do tipo Reparacao.</w:t>
+        <w:t xml:space="preserve">Os resultados encontrados são armazenados numa lista de objetos do tipo </w:t>
+      </w:r>
+      <w:proofErr w:type="spellStart"/>
+      <w:r>
+        <w:rPr>
+          <w:rFonts w:cstheme="minorHAnsi"/>
+        </w:rPr>
+        <w:t>Reparacao</w:t>
+      </w:r>
+      <w:proofErr w:type="spellEnd"/>
+      <w:r>
+        <w:rPr>
+          <w:rFonts w:cstheme="minorHAnsi"/>
+        </w:rPr>
+        <w:t>.</w:t>
       </w:r>
     </w:p>
     <w:p>
@@ -17948,7 +18723,7 @@
           <w:lang w:val="pt-PT"/>
         </w:rPr>
       </w:pPr>
-      <w:bookmarkStart w:id="57" w:name="_Toc227347151"/>
+      <w:bookmarkStart w:id="57" w:name="_Toc227348206"/>
       <w:r>
         <w:rPr>
           <w:lang w:val="pt-PT"/>
@@ -18010,8 +18785,13 @@
         <w:t>, proveniente da biblioteca nativa do Java (</w:t>
       </w:r>
       <w:proofErr w:type="spellStart"/>
-      <w:r>
-        <w:t>java.util.ArrayList</w:t>
+      <w:proofErr w:type="gramStart"/>
+      <w:r>
+        <w:t>java.util</w:t>
+      </w:r>
+      <w:proofErr w:type="gramEnd"/>
+      <w:r>
+        <w:t>.ArrayList</w:t>
       </w:r>
       <w:proofErr w:type="spellEnd"/>
       <w:r>
@@ -18024,22 +18804,38 @@
           <w:b/>
           <w:bCs/>
         </w:rPr>
-        <w:t>Persistência Relacional (</w:t>
-      </w:r>
-      <w:proofErr w:type="spellStart"/>
+        <w:t xml:space="preserve">Persistência </w:t>
+      </w:r>
+      <w:proofErr w:type="gramStart"/>
       <w:r>
         <w:rPr>
           <w:b/>
           <w:bCs/>
         </w:rPr>
-        <w:t>MySQL</w:t>
-      </w:r>
-      <w:proofErr w:type="spellEnd"/>
+        <w:t>Relacional</w:t>
+      </w:r>
+      <w:proofErr w:type="gramEnd"/>
       <w:r>
         <w:rPr>
           <w:b/>
           <w:bCs/>
         </w:rPr>
+        <w:t xml:space="preserve"> (</w:t>
+      </w:r>
+      <w:proofErr w:type="spellStart"/>
+      <w:r>
+        <w:rPr>
+          <w:b/>
+          <w:bCs/>
+        </w:rPr>
+        <w:t>MySQL</w:t>
+      </w:r>
+      <w:proofErr w:type="spellEnd"/>
+      <w:r>
+        <w:rPr>
+          <w:b/>
+          <w:bCs/>
+        </w:rPr>
         <w:t>)</w:t>
       </w:r>
       <w:r>
@@ -18059,7 +18855,15 @@
       </w:r>
       <w:proofErr w:type="spellEnd"/>
       <w:r>
-        <w:t>: a ligação entre a tabela testes e reparacao), assegurando que não existe redundância e que a relação entre os diferentes dados do sistema é mantida de forma lógica e coerente.</w:t>
+        <w:t xml:space="preserve">: a ligação entre a tabela testes e </w:t>
+      </w:r>
+      <w:proofErr w:type="spellStart"/>
+      <w:r>
+        <w:t>reparacao</w:t>
+      </w:r>
+      <w:proofErr w:type="spellEnd"/>
+      <w:r>
+        <w:t>), assegurando que não existe redundância e que a relação entre os diferentes dados do sistema é mantida de forma lógica e coerente.</w:t>
       </w:r>
     </w:p>
     <w:p>
@@ -18183,7 +18987,7 @@
           <w:lang w:val="pt-PT"/>
         </w:rPr>
       </w:pPr>
-      <w:bookmarkStart w:id="59" w:name="_Toc227347152"/>
+      <w:bookmarkStart w:id="59" w:name="_Toc227348207"/>
       <w:r>
         <w:rPr>
           <w:rStyle w:val="Ttulo2Carter"/>
@@ -18256,7 +19060,7 @@
         </w:rPr>
       </w:pPr>
       <w:bookmarkStart w:id="60" w:name="_Toc467859562"/>
-      <w:bookmarkStart w:id="61" w:name="_Toc227347153"/>
+      <w:bookmarkStart w:id="61" w:name="_Toc227348208"/>
       <w:r>
         <w:rPr>
           <w:rFonts w:cstheme="minorBidi"/>
@@ -18297,7 +19101,7 @@
           <w:lang w:val="pt-PT"/>
         </w:rPr>
       </w:pPr>
-      <w:bookmarkStart w:id="62" w:name="_Toc227347154"/>
+      <w:bookmarkStart w:id="62" w:name="_Toc227348209"/>
       <w:r>
         <w:rPr>
           <w:rFonts w:cstheme="minorBidi"/>
@@ -18320,7 +19124,7 @@
           <w:lang w:val="pt-PT"/>
         </w:rPr>
       </w:pPr>
-      <w:bookmarkStart w:id="63" w:name="_Toc227347155"/>
+      <w:bookmarkStart w:id="63" w:name="_Toc227348210"/>
       <w:r>
         <w:rPr>
           <w:rFonts w:cstheme="minorBidi"/>
@@ -18339,7 +19143,15 @@
     </w:p>
     <w:p>
       <w:r>
-        <w:t>Foram identificadas ao longo do desenvolvimento algumas limitações como o facto de a interface ser na consola, alguns requisitos não foram possíveis de implementar devido à perda de tempo com o debugging em outros requisitos, estes que demoraram mais devido a erros de código.</w:t>
+        <w:t xml:space="preserve">Foram identificadas ao longo do desenvolvimento algumas limitações como o facto de a interface ser na consola, alguns requisitos não foram possíveis de implementar devido à perda de tempo com o </w:t>
+      </w:r>
+      <w:proofErr w:type="spellStart"/>
+      <w:r>
+        <w:t>debugging</w:t>
+      </w:r>
+      <w:proofErr w:type="spellEnd"/>
+      <w:r>
+        <w:t xml:space="preserve"> em outros requisitos, estes que demoraram mais devido a erros de código.</w:t>
       </w:r>
     </w:p>
     <w:p>
@@ -18350,7 +19162,7 @@
           <w:lang w:val="pt-PT"/>
         </w:rPr>
       </w:pPr>
-      <w:bookmarkStart w:id="64" w:name="_Toc227347156"/>
+      <w:bookmarkStart w:id="64" w:name="_Toc227348211"/>
       <w:r>
         <w:rPr>
           <w:rFonts w:cstheme="minorBidi"/>
@@ -18473,7 +19285,7 @@
         </w:rPr>
       </w:pPr>
       <w:bookmarkStart w:id="65" w:name="_Hlk61991188"/>
-      <w:bookmarkStart w:id="66" w:name="_Toc227347157"/>
+      <w:bookmarkStart w:id="66" w:name="_Toc227348212"/>
       <w:r>
         <w:rPr>
           <w:rFonts w:cstheme="minorHAnsi"/>
@@ -18492,7 +19304,7 @@
           <w:lang w:val="pt-PT"/>
         </w:rPr>
       </w:pPr>
-      <w:bookmarkStart w:id="67" w:name="_Toc227347158"/>
+      <w:bookmarkStart w:id="67" w:name="_Toc227348213"/>
       <w:r>
         <w:rPr>
           <w:lang w:val="pt-PT"/>
@@ -18808,7 +19620,7 @@
           <w:lang w:val="pt-PT"/>
         </w:rPr>
       </w:pPr>
-      <w:bookmarkStart w:id="68" w:name="_Toc227347159"/>
+      <w:bookmarkStart w:id="68" w:name="_Toc227348214"/>
       <w:r>
         <w:rPr>
           <w:rFonts w:cstheme="minorHAnsi"/>
@@ -18826,7 +19638,7 @@
           <w:lang w:val="pt-PT"/>
         </w:rPr>
       </w:pPr>
-      <w:bookmarkStart w:id="69" w:name="_Toc227347160"/>
+      <w:bookmarkStart w:id="69" w:name="_Toc227348215"/>
       <w:r>
         <w:rPr>
           <w:lang w:val="pt-PT"/>
@@ -18835,15 +19647,32 @@
       </w:r>
       <w:bookmarkEnd w:id="69"/>
     </w:p>
-    <w:p/>
     <w:p>
+      <w:hyperlink r:id="rId33" w:history="1">
+        <w:r>
+          <w:rPr>
+            <w:rStyle w:val="Hiperligao"/>
+          </w:rPr>
+          <w:t xml:space="preserve">Diagrama de Classes\Diagrama de </w:t>
+        </w:r>
+        <w:proofErr w:type="spellStart"/>
+        <w:r>
+          <w:rPr>
+            <w:rStyle w:val="Hiperligao"/>
+          </w:rPr>
+          <w:t>Classes.uxf</w:t>
+        </w:r>
+        <w:proofErr w:type="spellEnd"/>
+      </w:hyperlink>
+    </w:p>
+    <w:p>
       <w:pPr>
         <w:pStyle w:val="Ttulo2"/>
         <w:rPr>
           <w:lang w:val="pt-PT"/>
         </w:rPr>
       </w:pPr>
-      <w:bookmarkStart w:id="70" w:name="_Toc227347161"/>
+      <w:bookmarkStart w:id="70" w:name="_Toc227348216"/>
       <w:r>
         <w:rPr>
           <w:lang w:val="pt-PT"/>
@@ -18853,22 +19682,131 @@
       <w:bookmarkEnd w:id="70"/>
     </w:p>
     <w:p>
+      <w:hyperlink r:id="rId34" w:history="1">
+        <w:r>
+          <w:rPr>
+            <w:rStyle w:val="Hiperligao"/>
+          </w:rPr>
+          <w:t xml:space="preserve">Diagrama ER\Diagrama </w:t>
+        </w:r>
+        <w:proofErr w:type="spellStart"/>
+        <w:r>
+          <w:rPr>
+            <w:rStyle w:val="Hiperligao"/>
+          </w:rPr>
+          <w:t>ER.mwb</w:t>
+        </w:r>
+        <w:proofErr w:type="spellEnd"/>
+      </w:hyperlink>
+    </w:p>
+    <w:p>
       <w:pPr>
         <w:pStyle w:val="Ttulo2"/>
+      </w:pPr>
+      <w:bookmarkStart w:id="71" w:name="_Toc227348217"/>
+      <w:r>
+        <w:t xml:space="preserve">Manual do </w:t>
+      </w:r>
+      <w:proofErr w:type="spellStart"/>
+      <w:r>
+        <w:t>Utilizador</w:t>
+      </w:r>
+      <w:bookmarkEnd w:id="71"/>
+      <w:proofErr w:type="spellEnd"/>
+    </w:p>
+    <w:p>
+      <w:pPr>
+        <w:rPr>
+          <w:lang w:val="en-US"/>
+        </w:rPr>
+      </w:pPr>
+      <w:hyperlink r:id="rId35" w:history="1">
+        <w:r>
+          <w:rPr>
+            <w:rStyle w:val="Hiperligao"/>
+            <w:lang w:val="en-US"/>
+          </w:rPr>
+          <w:t>Manual do Utilizador.pdf</w:t>
+        </w:r>
+      </w:hyperlink>
+    </w:p>
+    <w:p>
+      <w:pPr>
+        <w:pStyle w:val="Ttulo2"/>
+      </w:pPr>
+      <w:bookmarkStart w:id="72" w:name="_Toc227348218"/>
+      <w:proofErr w:type="spellStart"/>
+      <w:r>
+        <w:t>JavaDocs</w:t>
+      </w:r>
+      <w:bookmarkEnd w:id="72"/>
+      <w:proofErr w:type="spellEnd"/>
+    </w:p>
+    <w:p>
+      <w:pPr>
+        <w:rPr>
+          <w:lang w:val="en-US"/>
+        </w:rPr>
+      </w:pPr>
+      <w:hyperlink r:id="rId36" w:history="1">
+        <w:proofErr w:type="gramStart"/>
+        <w:r>
+          <w:rPr>
+            <w:rStyle w:val="Hiperligao"/>
+            <w:lang w:val="en-US"/>
+          </w:rPr>
+          <w:t>..</w:t>
+        </w:r>
+        <w:proofErr w:type="gramEnd"/>
+        <w:r>
+          <w:rPr>
+            <w:rStyle w:val="Hiperligao"/>
+            <w:lang w:val="en-US"/>
+          </w:rPr>
+          <w:t>\Docs</w:t>
+        </w:r>
+      </w:hyperlink>
+    </w:p>
+    <w:p>
+      <w:pPr>
+        <w:pStyle w:val="Ttulo2"/>
         <w:rPr>
           <w:lang w:val="pt-PT"/>
         </w:rPr>
       </w:pPr>
-      <w:bookmarkStart w:id="71" w:name="_Toc227347162"/>
+      <w:bookmarkStart w:id="73" w:name="_Toc227348219"/>
       <w:r>
         <w:rPr>
           <w:lang w:val="pt-PT"/>
         </w:rPr>
         <w:t>Script da Base de Dados</w:t>
       </w:r>
-      <w:bookmarkEnd w:id="71"/>
+      <w:bookmarkEnd w:id="73"/>
     </w:p>
-    <w:p/>
+    <w:p>
+      <w:hyperlink r:id="rId37" w:history="1">
+        <w:r>
+          <w:rPr>
+            <w:rStyle w:val="Hiperligao"/>
+          </w:rPr>
+          <w:t>..\</w:t>
+        </w:r>
+        <w:proofErr w:type="spellStart"/>
+        <w:r>
+          <w:rPr>
+            <w:rStyle w:val="Hiperligao"/>
+          </w:rPr>
+          <w:t>baseDados</w:t>
+        </w:r>
+        <w:proofErr w:type="spellEnd"/>
+        <w:r>
+          <w:rPr>
+            <w:rStyle w:val="Hiperligao"/>
+          </w:rPr>
+          <w:t>\Dump20260416.sql</w:t>
+        </w:r>
+      </w:hyperlink>
+    </w:p>
     <w:p>
       <w:pPr>
         <w:rPr>
